--- a/report/PR5_6_Report_Rymarenko.docx
+++ b/report/PR5_6_Report_Rymarenko.docx
@@ -47,7 +47,7 @@
           <w:sz w:val="28"/>
           <w:szCs w:val="28"/>
         </w:rPr>
-        <w:t>Державний університет ,,Житомирська політехніка”</w:t>
+        <w:t xml:space="preserve">Державний університет «Житомирська політехніка»</w:t>
       </w:r>
     </w:p>
     <w:p>
@@ -208,16 +208,16 @@
       </w:pPr>
       <w:r>
         <w:rPr>
-          <w:rFonts w:ascii="Times New Roman" w:hAnsi="Times New Roman" w:eastAsia="Times New Roman"/>
           <w:b/>
-          <w:color w:val="000000"/>
           <w:sz w:val="28"/>
-        </w:rPr>
-        <w:t>Теорія ймовірностей і математична статистика</w:t>
+          <w:szCs w:val="28"/>
+        </w:rPr>
+        <w:t xml:space="preserve">Теорія ймовірностей і математична статистика</w:t>
       </w:r>
     </w:p>
     <w:p>
       <w:pPr>
+        <w:pStyle w:val="Title"/>
         <w:autoSpaceDE w:val="0"/>
         <w:autoSpaceDN w:val="0"/>
         <w:adjustRightInd w:val="0"/>
@@ -232,12 +232,12 @@
       </w:pPr>
       <w:r>
         <w:rPr>
-          <w:rFonts w:ascii="Times New Roman" w:hAnsi="Times New Roman" w:eastAsia="Times New Roman"/>
           <w:b/>
-          <w:color w:val="000000"/>
           <w:sz w:val="28"/>
-        </w:rPr>
-        <w:t>Практична робота № 5–6</w:t>
+          <w:szCs w:val="28"/>
+          <w:lang w:val="ru-RU"/>
+        </w:rPr>
+        <w:t>Звіт з практичної роботи № 5–6</w:t>
       </w:r>
     </w:p>
     <w:p>
@@ -255,23 +255,35 @@
       </w:pPr>
       <w:r>
         <w:rPr>
-          <w:rFonts w:ascii="Times New Roman" w:hAnsi="Times New Roman" w:eastAsia="Times New Roman"/>
-          <w:b w:val="0"/>
-          <w:color w:val="000000"/>
+          <w:rFonts w:ascii="Times New Roman" w:hAnsi="Times New Roman"/>
           <w:sz w:val="28"/>
         </w:rPr>
-        <w:t>«Умовна ймовірність, теореми додавання та множення ймовірностей у діагностиці та аналізі програмних систем»</w:t>
+        <w:t>«Умовна ймовірність, теореми додавання та множення</w:t>
         <w:br/>
-        <w:t>Варіант 1</w:t>
+        <w:t>ймовірностей у діагностиці та аналізі програмних систем»</w:t>
       </w:r>
     </w:p>
     <w:p>
       <w:pPr>
-        <w:autoSpaceDE w:val="0"/>
-        <w:autoSpaceDN w:val="0"/>
-        <w:adjustRightInd w:val="0"/>
+        <w:widowControl w:val="0"/>
+        <w:tabs>
+          <w:tab w:val="left" w:pos="9000"/>
+        </w:tabs>
         <w:spacing w:line="360" w:lineRule="auto"/>
         <w:jc w:val="center"/>
+        <w:rPr>
+          <w:rFonts w:eastAsia="Helvetica-Bold"/>
+          <w:sz w:val="28"/>
+          <w:szCs w:val="28"/>
+        </w:rPr>
+      </w:pPr>
+      <w:r>
+        <w:t xml:space="preserve">Варіант 1</w:t>
+      </w:r>
+    </w:p>
+    <w:p>
+      <w:pPr>
+        <w:spacing w:line="360" w:lineRule="auto"/>
         <w:rPr>
           <w:bCs/>
           <w:sz w:val="28"/>
@@ -282,6 +294,7 @@
     <w:p>
       <w:pPr>
         <w:spacing w:line="360" w:lineRule="auto"/>
+        <w:jc w:val="center"/>
         <w:rPr>
           <w:bCs/>
           <w:sz w:val="28"/>
@@ -302,20 +315,9 @@
     </w:p>
     <w:p>
       <w:pPr>
-        <w:spacing w:line="360" w:lineRule="auto"/>
-        <w:jc w:val="center"/>
-        <w:rPr>
-          <w:bCs/>
-          <w:sz w:val="28"/>
-          <w:szCs w:val="28"/>
-        </w:rPr>
-      </w:pPr>
-    </w:p>
-    <w:p>
-      <w:pPr>
         <w:widowControl w:val="0"/>
         <w:tabs>
-          <w:tab w:pos="9071" w:val="right"/>
+          <w:tab w:val="left" w:pos="9000"/>
         </w:tabs>
         <w:spacing w:line="360" w:lineRule="auto"/>
         <w:rPr>
@@ -328,40 +330,36 @@
       </w:pPr>
       <w:r>
         <w:rPr>
-          <w:rFonts w:ascii="Times New Roman" w:hAnsi="Times New Roman" w:eastAsia="Times New Roman"/>
-          <w:b w:val="0"/>
-          <w:color w:val="000000"/>
-          <w:sz w:val="28"/>
-        </w:rPr>
-        <w:t>Перевірив:</w:t>
-        <w:tab/>
-        <w:t>Лисенко М. С.</w:t>
-      </w:r>
-    </w:p>
-    <w:p>
-      <w:pPr>
-        <w:widowControl w:val="0"/>
-        <w:tabs>
-          <w:tab w:pos="9071" w:val="right"/>
-        </w:tabs>
-        <w:spacing w:line="360" w:lineRule="auto"/>
-        <w:rPr>
           <w:rFonts w:eastAsia="Helvetica-Bold"/>
           <w:bCs/>
           <w:sz w:val="28"/>
           <w:szCs w:val="28"/>
         </w:rPr>
-      </w:pPr>
-      <w:r>
-        <w:rPr>
-          <w:rFonts w:ascii="Times New Roman" w:hAnsi="Times New Roman" w:eastAsia="Times New Roman"/>
-          <w:b w:val="0"/>
-          <w:color w:val="000000"/>
+        <w:t xml:space="preserve">Перевірив:                                                                                         Лисенко М. С.</w:t>
+      </w:r>
+    </w:p>
+    <w:p>
+      <w:pPr>
+        <w:widowControl w:val="0"/>
+        <w:tabs>
+          <w:tab w:val="left" w:pos="9000"/>
+        </w:tabs>
+        <w:spacing w:line="360" w:lineRule="auto"/>
+        <w:rPr>
+          <w:rFonts w:eastAsia="Helvetica-Bold"/>
+          <w:bCs/>
           <w:sz w:val="28"/>
-        </w:rPr>
-        <w:t>Виконав:</w:t>
-        <w:tab/>
-        <w:t>Римаренко Є. О.</w:t>
+          <w:szCs w:val="28"/>
+        </w:rPr>
+      </w:pPr>
+      <w:r>
+        <w:rPr>
+          <w:rFonts w:eastAsia="Helvetica-Bold"/>
+          <w:bCs/>
+          <w:sz w:val="28"/>
+          <w:szCs w:val="28"/>
+        </w:rPr>
+        <w:t xml:space="preserve">Виконав:                                                                                            Римаренко Є. О.</w:t>
       </w:r>
     </w:p>
     <w:p>
@@ -453,142 +451,565 @@
       </w:pPr>
       <w:r>
         <w:rPr>
-          <w:rFonts w:ascii="Times New Roman" w:hAnsi="Times New Roman" w:eastAsia="Times New Roman"/>
+          <w:rFonts w:eastAsia="Helvetica-Bold"/>
+          <w:sz w:val="28"/>
+          <w:szCs w:val="28"/>
+          <w:lang w:val="ru-RU"/>
+        </w:rPr>
+        <w:t>Житомир 2026</w:t>
+      </w:r>
+    </w:p>
+    <w:p>
+      <w:pPr>
+        <w:keepNext/>
+        <w:keepLines w:val="0"/>
+        <w:pageBreakBefore/>
+        <w:spacing w:before="0" w:after="100" w:line="360" w:lineRule="auto"/>
+        <w:ind w:firstLine="0"/>
+        <w:jc w:val="both"/>
+      </w:pPr>
+      <w:r>
+        <w:rPr>
+          <w:rFonts w:ascii="Times New Roman" w:hAnsi="Times New Roman"/>
+          <w:b/>
+          <w:sz w:val="28"/>
+        </w:rPr>
+        <w:t>1 Мета та постановка завдання</w:t>
+      </w:r>
+    </w:p>
+    <w:p>
+      <w:pPr>
+        <w:keepNext w:val="0"/>
+        <w:keepLines w:val="0"/>
+        <w:pageBreakBefore w:val="0"/>
+        <w:spacing w:before="0" w:after="80" w:line="360" w:lineRule="auto"/>
+        <w:ind w:firstLine="0"/>
+        <w:jc w:val="both"/>
+      </w:pPr>
+      <w:r>
+        <w:rPr>
+          <w:rFonts w:ascii="Times New Roman" w:hAnsi="Times New Roman"/>
+          <w:b w:val="0"/>
+          <w:sz w:val="28"/>
+        </w:rPr>
+        <w:t>Мета роботи — застосувати теореми додавання і множення ймовірностей, обчислити умовні ймовірності та перевірити надійність програмних систем методом Монте-Карло.</w:t>
+      </w:r>
+    </w:p>
+    <w:p>
+      <w:pPr>
+        <w:keepNext w:val="0"/>
+        <w:keepLines w:val="0"/>
+        <w:pageBreakBefore w:val="0"/>
+        <w:spacing w:before="0" w:after="80" w:line="360" w:lineRule="auto"/>
+        <w:ind w:firstLine="0"/>
+        <w:jc w:val="both"/>
+      </w:pPr>
+      <w:r>
+        <w:rPr>
+          <w:rFonts w:ascii="Times New Roman" w:hAnsi="Times New Roman"/>
+          <w:b w:val="0"/>
+          <w:sz w:val="28"/>
+        </w:rPr>
+        <w:t>Для варіанта 1 виконано чотири блоки: моделювання запитів до БД, відмов двох маршрутизаторів, роботи серійно-паралельної вебсистеми та ланцюжка трьох мікросервісів.</w:t>
+      </w:r>
+    </w:p>
+    <w:p>
+      <w:pPr>
+        <w:keepNext w:val="0"/>
+        <w:keepLines w:val="0"/>
+        <w:pageBreakBefore w:val="0"/>
+        <w:spacing w:before="0" w:after="80" w:line="360" w:lineRule="auto"/>
+        <w:ind w:firstLine="0"/>
+        <w:jc w:val="both"/>
+      </w:pPr>
+      <w:r>
+        <w:rPr>
+          <w:rFonts w:ascii="Times New Roman" w:hAnsi="Times New Roman"/>
+          <w:b w:val="0"/>
+          <w:sz w:val="28"/>
+        </w:rPr>
+        <w:t>У блоках 1 і 3 використано N ∈ {100, 1 000, 10 000, 100 000, 1 000 000}; у блоках 2 і 4 — по 100 000 випробувань. Завдання наведено в методичці на с. 2–4 та 6–7.</w:t>
+      </w:r>
+    </w:p>
+    <w:p>
+      <w:pPr>
+        <w:keepNext/>
+        <w:keepLines w:val="0"/>
+        <w:pageBreakBefore w:val="0"/>
+        <w:spacing w:before="0" w:after="100" w:line="360" w:lineRule="auto"/>
+        <w:ind w:firstLine="0"/>
+        <w:jc w:val="both"/>
+      </w:pPr>
+      <w:r>
+        <w:rPr>
+          <w:rFonts w:ascii="Times New Roman" w:hAnsi="Times New Roman"/>
+          <w:b/>
+          <w:sz w:val="28"/>
+        </w:rPr>
+        <w:t>2 Математична модель</w:t>
+      </w:r>
+    </w:p>
+    <w:p>
+      <w:pPr>
+        <w:keepNext w:val="0"/>
+        <w:keepLines w:val="0"/>
+        <w:pageBreakBefore w:val="0"/>
+        <w:spacing w:before="0" w:after="80" w:line="360" w:lineRule="auto"/>
+        <w:ind w:firstLine="0"/>
+        <w:jc w:val="both"/>
+      </w:pPr>
+      <w:r>
+        <w:rPr>
+          <w:rFonts w:ascii="Times New Roman" w:hAnsi="Times New Roman"/>
+          <w:b w:val="0"/>
+          <w:sz w:val="28"/>
+        </w:rPr>
+        <w:t>Нехай N — кількість випробувань, M — кількість появ події. Частота W = M/N порівнюється з точною ймовірністю P. Абсолютна похибка дорівнює Δ = |W − P|. Похибки обчислено до округлення чисел у таблицях.</w:t>
+      </w:r>
+    </w:p>
+    <w:p>
+      <w:pPr>
+        <w:keepNext/>
+        <w:keepLines w:val="0"/>
+        <w:pageBreakBefore w:val="0"/>
+        <w:spacing w:before="0" w:after="100" w:line="360" w:lineRule="auto"/>
+        <w:ind w:firstLine="0"/>
+        <w:jc w:val="both"/>
+      </w:pPr>
+      <w:r>
+        <w:rPr>
+          <w:rFonts w:ascii="Times New Roman" w:hAnsi="Times New Roman"/>
+          <w:b/>
+          <w:sz w:val="28"/>
+        </w:rPr>
+        <w:t>2.1 Умовна ймовірність запитів до БД</w:t>
+      </w:r>
+    </w:p>
+    <w:p>
+      <w:pPr>
+        <w:keepNext w:val="0"/>
+        <w:keepLines w:val="0"/>
+        <w:pageBreakBefore w:val="0"/>
+        <w:spacing w:after="80" w:line="360" w:lineRule="auto" w:before="0"/>
+        <w:ind w:firstLine="0"/>
+        <w:jc w:val="both"/>
+      </w:pPr>
+      <w:r>
+        <w:rPr>
+          <w:rFonts w:eastAsia="Times New Roman" w:ascii="Times New Roman" w:hAnsi="Times New Roman"/>
           <w:b w:val="0"/>
           <w:color w:val="000000"/>
           <w:sz w:val="28"/>
         </w:rPr>
-        <w:t>Житомир 2026</w:t>
+        <w:t>B — складний JOIN-запит; A — час виконання понад 200 мс. За умовою P(B)=0,30, P(A|B)=0,70, P(A|B̄)=0,10. Тип запиту визначається першим випадковим числом; затримка — другим, з відповідною умовною ймовірністю.</w:t>
       </w:r>
     </w:p>
     <w:p>
-      <w:r>
-        <w:br w:type="page"/>
+      <w:pPr>
+        <w:keepNext w:val="0"/>
+        <w:keepLines w:val="0"/>
+        <w:pageBreakBefore w:val="0"/>
+        <w:spacing w:after="80" w:before="0" w:line="240" w:lineRule="auto"/>
+        <w:ind w:firstLine="0"/>
+        <w:jc w:val="center"/>
+      </w:pPr>
+      <w:r>
+        <w:rPr>
+          <w:rFonts w:eastAsia="Times New Roman" w:ascii="Times New Roman" w:hAnsi="Times New Roman"/>
+          <w:b w:val="0"/>
+          <w:color w:val="000000"/>
+          <w:sz w:val="26"/>
+        </w:rPr>
+        <w:t>P(A∩B)=0,30·0,70=0,21;  P(A∩B̄)=0,70·0,10=0,07</w:t>
       </w:r>
     </w:p>
     <w:p>
       <w:pPr>
-        <w:keepNext/>
-        <w:spacing w:line="360" w:lineRule="auto" w:before="120" w:after="120"/>
+        <w:keepNext w:val="0"/>
+        <w:keepLines w:val="0"/>
+        <w:pageBreakBefore w:val="0"/>
+        <w:spacing w:after="80" w:before="0" w:line="240" w:lineRule="auto"/>
         <w:ind w:firstLine="0"/>
         <w:jc w:val="center"/>
       </w:pPr>
       <w:r>
         <w:rPr>
-          <w:rFonts w:ascii="Times New Roman" w:hAnsi="Times New Roman" w:eastAsia="Times New Roman"/>
-          <w:b/>
+          <w:rFonts w:eastAsia="Times New Roman" w:ascii="Times New Roman" w:hAnsi="Times New Roman"/>
+          <w:b w:val="0"/>
           <w:color w:val="000000"/>
-          <w:sz w:val="28"/>
-        </w:rPr>
-        <w:t>Мета та постановка завдання</w:t>
+          <w:sz w:val="26"/>
+        </w:rPr>
+        <w:t>P(A)=0,21+0,07=0,28;  P(B|A)=(0,21)/(0,28)=0,75</w:t>
       </w:r>
     </w:p>
     <w:p>
       <w:pPr>
-        <w:spacing w:line="360" w:lineRule="auto" w:before="0" w:after="60"/>
-        <w:ind w:firstLine="709"/>
+        <w:keepNext w:val="0"/>
+        <w:keepLines w:val="0"/>
+        <w:pageBreakBefore w:val="0"/>
+        <w:spacing w:after="80" w:before="0" w:line="240" w:lineRule="auto"/>
+        <w:ind w:firstLine="0"/>
+        <w:jc w:val="center"/>
+      </w:pPr>
+      <w:r>
+        <w:rPr>
+          <w:rFonts w:eastAsia="Times New Roman" w:ascii="Times New Roman" w:hAnsi="Times New Roman"/>
+          <w:b w:val="0"/>
+          <w:color w:val="000000"/>
+          <w:sz w:val="26"/>
+        </w:rPr>
+        <w:t>P(A∩B)=0,21≠P(A)·P(B)=0,28·0,30=0,084</w:t>
+      </w:r>
+    </w:p>
+    <w:p>
+      <w:pPr>
+        <w:keepNext w:val="0"/>
+        <w:keepLines w:val="0"/>
+        <w:pageBreakBefore w:val="0"/>
+        <w:spacing w:after="80" w:line="360" w:lineRule="auto" w:before="0"/>
+        <w:ind w:firstLine="0"/>
         <w:jc w:val="both"/>
       </w:pPr>
       <w:r>
         <w:rPr>
-          <w:rFonts w:ascii="Times New Roman" w:hAnsi="Times New Roman" w:eastAsia="Times New Roman"/>
+          <w:rFonts w:eastAsia="Times New Roman" w:ascii="Times New Roman" w:hAnsi="Times New Roman"/>
           <w:b w:val="0"/>
           <w:color w:val="000000"/>
           <w:sz w:val="28"/>
         </w:rPr>
-        <w:t>Тема: Умовна ймовірність, теореми додавання та множення ймовірностей у діагностиці та аналізі програмних систем.</w:t>
+        <w:t>Отже, події залежні. Умовну частоту W(A|B) обчислено як M(A∩B)/M(B), а W(B|A) — як M(A∩B)/M(A). Абсолютна похибка останньої оцінки дорівнює |W(B|A)−0,75|.</w:t>
       </w:r>
     </w:p>
     <w:p>
       <w:pPr>
-        <w:spacing w:line="360" w:lineRule="auto" w:before="0" w:after="60"/>
-        <w:ind w:firstLine="709"/>
+        <w:keepNext/>
+        <w:keepLines w:val="0"/>
+        <w:pageBreakBefore/>
+        <w:spacing w:before="0" w:after="100" w:line="360" w:lineRule="auto"/>
+        <w:ind w:firstLine="0"/>
         <w:jc w:val="both"/>
       </w:pPr>
       <w:r>
         <w:rPr>
-          <w:rFonts w:ascii="Times New Roman" w:hAnsi="Times New Roman" w:eastAsia="Times New Roman"/>
+          <w:rFonts w:ascii="Times New Roman" w:hAnsi="Times New Roman"/>
+          <w:b/>
+          <w:sz w:val="28"/>
+        </w:rPr>
+        <w:t>2.2 Відмови маршрутизаторів</w:t>
+      </w:r>
+    </w:p>
+    <w:p>
+      <w:pPr>
+        <w:keepNext w:val="0"/>
+        <w:keepLines w:val="0"/>
+        <w:pageBreakBefore w:val="0"/>
+        <w:spacing w:after="80" w:line="360" w:lineRule="auto" w:before="0"/>
+        <w:ind w:firstLine="0"/>
+        <w:jc w:val="both"/>
+      </w:pPr>
+      <w:r>
+        <w:rPr>
+          <w:rFonts w:eastAsia="Times New Roman" w:ascii="Times New Roman" w:hAnsi="Times New Roman"/>
           <w:b w:val="0"/>
           <w:color w:val="000000"/>
           <w:sz w:val="28"/>
         </w:rPr>
-        <w:t>Мета роботи: навчитися застосовувати теореми додавання і множення, обчислювати умовні ймовірності та оцінювати надійність програмних систем методом Монте-Карло.</w:t>
+        <w:t>A — відмовив R1, B — відмовив R2. Ймовірності відмов протягом доби становлять 0,15 і 0,10. Події незалежні та сумісні: обидва маршрутизатори можуть відмовити одного дня. Змодельовано 100 000 днів.</w:t>
       </w:r>
     </w:p>
     <w:p>
       <w:pPr>
-        <w:spacing w:line="360" w:lineRule="auto" w:before="0" w:after="60"/>
-        <w:ind w:firstLine="709"/>
+        <w:keepNext w:val="0"/>
+        <w:keepLines w:val="0"/>
+        <w:pageBreakBefore w:val="0"/>
+        <w:spacing w:after="80" w:before="0" w:line="240" w:lineRule="auto"/>
+        <w:ind w:firstLine="0"/>
+        <w:jc w:val="center"/>
+      </w:pPr>
+      <w:r>
+        <w:rPr>
+          <w:rFonts w:eastAsia="Times New Roman" w:ascii="Times New Roman" w:hAnsi="Times New Roman"/>
+          <w:b w:val="0"/>
+          <w:color w:val="000000"/>
+          <w:sz w:val="26"/>
+        </w:rPr>
+        <w:t>P(A∩B)=0,15·0,10=0,015</w:t>
+      </w:r>
+    </w:p>
+    <w:p>
+      <w:pPr>
+        <w:keepNext w:val="0"/>
+        <w:keepLines w:val="0"/>
+        <w:pageBreakBefore w:val="0"/>
+        <w:spacing w:after="80" w:before="0" w:line="240" w:lineRule="auto"/>
+        <w:ind w:firstLine="0"/>
+        <w:jc w:val="center"/>
+      </w:pPr>
+      <w:r>
+        <w:rPr>
+          <w:rFonts w:eastAsia="Times New Roman" w:ascii="Times New Roman" w:hAnsi="Times New Roman"/>
+          <w:b w:val="0"/>
+          <w:color w:val="000000"/>
+          <w:sz w:val="26"/>
+        </w:rPr>
+        <w:t>P(A∪B)=0,15+0,10−0,015=0,235</w:t>
+      </w:r>
+    </w:p>
+    <w:p>
+      <w:pPr>
+        <w:keepNext w:val="0"/>
+        <w:keepLines w:val="0"/>
+        <w:pageBreakBefore w:val="0"/>
+        <w:spacing w:after="80" w:before="0" w:line="240" w:lineRule="auto"/>
+        <w:ind w:firstLine="0"/>
+        <w:jc w:val="center"/>
+      </w:pPr>
+      <w:r>
+        <w:rPr>
+          <w:rFonts w:eastAsia="Times New Roman" w:ascii="Times New Roman" w:hAnsi="Times New Roman"/>
+          <w:b w:val="0"/>
+          <w:color w:val="000000"/>
+          <w:sz w:val="26"/>
+        </w:rPr>
+        <w:t>P(A|B)=0,15;  P(B|A)=0,10;  P(A|A∪B)=(0,15)/(0,235)≈0,638298</w:t>
+      </w:r>
+    </w:p>
+    <w:p>
+      <w:pPr>
+        <w:keepNext w:val="0"/>
+        <w:keepLines w:val="0"/>
+        <w:pageBreakBefore w:val="0"/>
+        <w:spacing w:before="0" w:after="80" w:line="360" w:lineRule="auto"/>
+        <w:ind w:firstLine="0"/>
         <w:jc w:val="both"/>
       </w:pPr>
       <w:r>
         <w:rPr>
-          <w:rFonts w:ascii="Times New Roman" w:hAnsi="Times New Roman" w:eastAsia="Times New Roman"/>
+          <w:rFonts w:ascii="Times New Roman" w:hAnsi="Times New Roman"/>
+          <w:b w:val="0"/>
+          <w:sz w:val="28"/>
+        </w:rPr>
+        <w:t>Відмова паралельного вузла відбувається тільки при одночасній відмові двох маршрутизаторів. Його точна доступність становить 1 − 0,015 = 0,985.</w:t>
+      </w:r>
+    </w:p>
+    <w:p>
+      <w:pPr>
+        <w:keepNext/>
+        <w:keepLines w:val="0"/>
+        <w:pageBreakBefore w:val="0"/>
+        <w:spacing w:before="0" w:after="100" w:line="360" w:lineRule="auto"/>
+        <w:ind w:firstLine="0"/>
+        <w:jc w:val="both"/>
+      </w:pPr>
+      <w:r>
+        <w:rPr>
+          <w:rFonts w:ascii="Times New Roman" w:hAnsi="Times New Roman"/>
+          <w:b/>
+          <w:sz w:val="28"/>
+        </w:rPr>
+        <w:t>2.3 Надійність вебсистеми</w:t>
+      </w:r>
+    </w:p>
+    <w:p>
+      <w:pPr>
+        <w:keepNext w:val="0"/>
+        <w:keepLines w:val="0"/>
+        <w:pageBreakBefore w:val="0"/>
+        <w:spacing w:after="80" w:line="360" w:lineRule="auto" w:before="0"/>
+        <w:ind w:firstLine="0"/>
+        <w:jc w:val="both"/>
+      </w:pPr>
+      <w:r>
+        <w:rPr>
+          <w:rFonts w:eastAsia="Times New Roman" w:ascii="Times New Roman" w:hAnsi="Times New Roman"/>
           <w:b w:val="0"/>
           <w:color w:val="000000"/>
           <w:sz w:val="28"/>
         </w:rPr>
-        <w:t>Студент: Римаренко Євгеній Олександрович, група ІВ-25-1. Варіант 1.</w:t>
+        <w:t>Система містить п'ять незалежних компонентів. Балансувальник LB має надійність 0,98. Два вебсервери Web1/Web2 з надійністю 0,90 кожний утворюють паралельну підсистему. Дві БД DB1/DB2 з надійністю 0,95 кожна також працюють паралельно. Ці три підсистеми з'єднано послідовно.</w:t>
       </w:r>
     </w:p>
     <w:p>
       <w:pPr>
-        <w:spacing w:line="360" w:lineRule="auto" w:before="0" w:after="60"/>
-        <w:ind w:firstLine="709"/>
+        <w:keepNext w:val="0"/>
+        <w:keepLines w:val="0"/>
+        <w:pageBreakBefore w:val="0"/>
+        <w:spacing w:after="80" w:before="0" w:line="240" w:lineRule="auto"/>
+        <w:ind w:firstLine="0"/>
+        <w:jc w:val="center"/>
+      </w:pPr>
+      <w:r>
+        <w:rPr>
+          <w:rFonts w:eastAsia="Times New Roman" w:ascii="Times New Roman" w:hAnsi="Times New Roman"/>
+          <w:b w:val="0"/>
+          <w:color w:val="000000"/>
+          <w:sz w:val="26"/>
+        </w:rPr>
+        <w:t>Psys=0,98·[1−0,10·0,10]·[1−0,05·0,05]</w:t>
+      </w:r>
+    </w:p>
+    <w:p>
+      <w:pPr>
+        <w:keepNext w:val="0"/>
+        <w:keepLines w:val="0"/>
+        <w:pageBreakBefore w:val="0"/>
+        <w:spacing w:after="80" w:before="0" w:line="240" w:lineRule="auto"/>
+        <w:ind w:firstLine="0"/>
+        <w:jc w:val="center"/>
+      </w:pPr>
+      <w:r>
+        <w:rPr>
+          <w:rFonts w:eastAsia="Times New Roman" w:ascii="Times New Roman" w:hAnsi="Times New Roman"/>
+          <w:b w:val="0"/>
+          <w:color w:val="000000"/>
+          <w:sz w:val="26"/>
+        </w:rPr>
+        <w:t>Psys=0,98·0,99·0,9975=0,9677745</w:t>
+      </w:r>
+    </w:p>
+    <w:p>
+      <w:pPr>
+        <w:keepNext/>
+        <w:keepLines w:val="0"/>
+        <w:pageBreakBefore w:val="0"/>
+        <w:spacing w:before="0" w:after="100" w:line="360" w:lineRule="auto"/>
+        <w:ind w:firstLine="0"/>
         <w:jc w:val="both"/>
       </w:pPr>
       <w:r>
         <w:rPr>
-          <w:rFonts w:ascii="Times New Roman" w:hAnsi="Times New Roman" w:eastAsia="Times New Roman"/>
+          <w:rFonts w:ascii="Times New Roman" w:hAnsi="Times New Roman"/>
+          <w:b/>
+          <w:sz w:val="28"/>
+        </w:rPr>
+        <w:t>2.4 Надійність Microservice Mesh</w:t>
+      </w:r>
+    </w:p>
+    <w:p>
+      <w:pPr>
+        <w:keepNext w:val="0"/>
+        <w:keepLines w:val="0"/>
+        <w:pageBreakBefore w:val="0"/>
+        <w:spacing w:after="80" w:line="360" w:lineRule="auto" w:before="0"/>
+        <w:ind w:firstLine="0"/>
+        <w:jc w:val="both"/>
+      </w:pPr>
+      <w:r>
+        <w:rPr>
+          <w:rFonts w:eastAsia="Times New Roman" w:ascii="Times New Roman" w:hAnsi="Times New Roman"/>
           <w:b w:val="0"/>
           <w:color w:val="000000"/>
           <w:sz w:val="28"/>
         </w:rPr>
-        <w:t>За методичкою виконано чотири блоки. У блоці 1 змодельовано складні та повільні запити до БД (с. 2–3, пункти 1–3). У блоці 2 виконано варіант 1 про відмови маршрутизаторів (с. 3–4).</w:t>
+        <w:t>Ланцюжок складається з трьох послідовних незалежних мікросервісів із доступністю p1=0,99, p2=0,98, p3=0,95. Запит успішний тільки тоді, коли доступні всі три. Змодельовано 100 000 запитів.</w:t>
       </w:r>
     </w:p>
     <w:p>
       <w:pPr>
-        <w:spacing w:line="360" w:lineRule="auto" w:before="0" w:after="60"/>
-        <w:ind w:firstLine="709"/>
+        <w:keepNext w:val="0"/>
+        <w:keepLines w:val="0"/>
+        <w:pageBreakBefore w:val="0"/>
+        <w:spacing w:after="80" w:before="0" w:line="240" w:lineRule="auto"/>
+        <w:ind w:firstLine="0"/>
+        <w:jc w:val="center"/>
+      </w:pPr>
+      <w:r>
+        <w:rPr>
+          <w:rFonts w:eastAsia="Times New Roman" w:ascii="Times New Roman" w:hAnsi="Times New Roman"/>
+          <w:b w:val="0"/>
+          <w:color w:val="000000"/>
+          <w:sz w:val="26"/>
+        </w:rPr>
+        <w:t>Pуспіх=0,99·0,98·0,95=0,92169;  Pвідмова=1−0,92169=0,07831</w:t>
+      </w:r>
+    </w:p>
+    <w:p>
+      <w:pPr>
+        <w:keepNext w:val="0"/>
+        <w:keepLines w:val="0"/>
+        <w:pageBreakBefore w:val="0"/>
+        <w:spacing w:after="80" w:line="360" w:lineRule="auto" w:before="0"/>
+        <w:ind w:firstLine="0"/>
         <w:jc w:val="both"/>
       </w:pPr>
       <w:r>
         <w:rPr>
-          <w:rFonts w:ascii="Times New Roman" w:hAnsi="Times New Roman" w:eastAsia="Times New Roman"/>
+          <w:rFonts w:eastAsia="Times New Roman" w:ascii="Times New Roman" w:hAnsi="Times New Roman"/>
           <w:b w:val="0"/>
           <w:color w:val="000000"/>
           <w:sz w:val="28"/>
         </w:rPr>
-        <w:t>У блоці 3 оцінено надійність системи з балансувальником, двома вебсерверами та двома базами даних (с. 6–7, пункти 1–3). У блоці 4 виконано варіант 1 про послідовні мікросервіси (с. 7).</w:t>
+        <w:t>Для кожного невдалого запиту визначено перший недоступний сервіс. Такі причини взаємовиключні: S2 враховується тільки після успіху S1, а S3 — після успіху S1 та S2.</w:t>
       </w:r>
     </w:p>
     <w:p>
       <w:pPr>
-        <w:keepNext/>
-        <w:spacing w:line="360" w:lineRule="auto" w:before="120" w:after="120"/>
+        <w:keepNext w:val="0"/>
+        <w:keepLines w:val="0"/>
+        <w:pageBreakBefore w:val="0"/>
+        <w:spacing w:after="80" w:before="0" w:line="240" w:lineRule="auto"/>
         <w:ind w:firstLine="0"/>
         <w:jc w:val="center"/>
       </w:pPr>
       <w:r>
         <w:rPr>
-          <w:rFonts w:ascii="Times New Roman" w:hAnsi="Times New Roman" w:eastAsia="Times New Roman"/>
-          <w:b/>
+          <w:rFonts w:eastAsia="Times New Roman" w:ascii="Times New Roman" w:hAnsi="Times New Roman"/>
+          <w:b w:val="0"/>
           <w:color w:val="000000"/>
-          <w:sz w:val="28"/>
-        </w:rPr>
-        <w:t>Програмна реалізація</w:t>
+          <w:sz w:val="26"/>
+        </w:rPr>
+        <w:t>Pпричина S1=0,01;  Pпричина S2=0,99·0,02=0,0198</w:t>
       </w:r>
     </w:p>
     <w:p>
       <w:pPr>
-        <w:spacing w:line="360" w:lineRule="auto" w:before="0" w:after="60"/>
-        <w:ind w:firstLine="709"/>
+        <w:keepNext w:val="0"/>
+        <w:keepLines w:val="0"/>
+        <w:pageBreakBefore w:val="0"/>
+        <w:spacing w:after="80" w:before="0" w:line="240" w:lineRule="auto"/>
+        <w:ind w:firstLine="0"/>
+        <w:jc w:val="center"/>
+      </w:pPr>
+      <w:r>
+        <w:rPr>
+          <w:rFonts w:eastAsia="Times New Roman" w:ascii="Times New Roman" w:hAnsi="Times New Roman"/>
+          <w:b w:val="0"/>
+          <w:color w:val="000000"/>
+          <w:sz w:val="26"/>
+        </w:rPr>
+        <w:t>Pпричина S3=0,99·0,98·0,05=0,04851</w:t>
+      </w:r>
+    </w:p>
+    <w:p>
+      <w:pPr>
+        <w:keepNext/>
+        <w:keepLines w:val="0"/>
+        <w:pageBreakBefore/>
+        <w:spacing w:before="0" w:after="100" w:line="360" w:lineRule="auto"/>
+        <w:ind w:firstLine="0"/>
         <w:jc w:val="both"/>
       </w:pPr>
       <w:r>
         <w:rPr>
-          <w:rFonts w:ascii="Times New Roman" w:hAnsi="Times New Roman" w:eastAsia="Times New Roman"/>
+          <w:rFonts w:ascii="Times New Roman" w:hAnsi="Times New Roman"/>
+          <w:b/>
+          <w:sz w:val="28"/>
+        </w:rPr>
+        <w:t>3 Опис програмної реалізації</w:t>
+      </w:r>
+    </w:p>
+    <w:p>
+      <w:pPr>
+        <w:keepNext w:val="0"/>
+        <w:keepLines w:val="0"/>
+        <w:pageBreakBefore w:val="0"/>
+        <w:spacing w:after="80" w:line="360" w:lineRule="auto" w:before="0"/>
+        <w:ind w:firstLine="0"/>
+        <w:jc w:val="both"/>
+      </w:pPr>
+      <w:r>
+        <w:rPr>
+          <w:rFonts w:eastAsia="Times New Roman" w:ascii="Times New Roman" w:hAnsi="Times New Roman"/>
           <w:b w:val="0"/>
           <w:color w:val="000000"/>
           <w:sz w:val="28"/>
@@ -598,13 +1019,52 @@
     </w:p>
     <w:p>
       <w:pPr>
+        <w:keepNext w:val="0"/>
+        <w:keepLines w:val="0"/>
+        <w:pageBreakBefore w:val="0"/>
+        <w:spacing w:before="0" w:after="80" w:line="360" w:lineRule="auto"/>
+        <w:ind w:firstLine="0"/>
+        <w:jc w:val="both"/>
+      </w:pPr>
+      <w:r>
+        <w:rPr>
+          <w:rFonts w:ascii="Times New Roman" w:hAnsi="Times New Roman"/>
+          <w:b w:val="0"/>
+          <w:sz w:val="28"/>
+        </w:rPr>
+        <w:t>Для кожного блоку створено окремий генератор random.Random(SEED + номер_блоку), де SEED = 20261014. Випадкове число від 0 до 1 порівнюється з імовірністю події. Лічильники накопичують кількість відповідних випадків.</w:t>
+      </w:r>
+    </w:p>
+    <w:p>
+      <w:pPr>
+        <w:keepNext/>
+        <w:keepLines w:val="0"/>
+        <w:pageBreakBefore w:val="0"/>
+        <w:spacing w:before="0" w:after="100" w:line="360" w:lineRule="auto"/>
+        <w:ind w:firstLine="0"/>
+        <w:jc w:val="both"/>
+      </w:pPr>
+      <w:r>
+        <w:rPr>
+          <w:rFonts w:ascii="Times New Roman" w:hAnsi="Times New Roman"/>
+          <w:b/>
+          <w:sz w:val="28"/>
+        </w:rPr>
+        <w:t>3.1 Запити до БД</w:t>
+      </w:r>
+    </w:p>
+    <w:p>
+      <w:pPr>
+        <w:keepNext w:val="0"/>
         <w:keepLines/>
-        <w:spacing w:line="240" w:lineRule="auto" w:after="120"/>
-        <w:ind w:firstLine="0"/>
-      </w:pPr>
-      <w:r>
-        <w:rPr>
-          <w:rFonts w:ascii="Consolas" w:hAnsi="Consolas" w:eastAsia="Consolas"/>
+        <w:pageBreakBefore w:val="0"/>
+        <w:spacing w:after="100" w:before="0" w:line="252" w:lineRule="auto"/>
+        <w:ind w:firstLine="0" w:left="170"/>
+        <w:jc w:val="left"/>
+      </w:pPr>
+      <w:r>
+        <w:rPr>
+          <w:rFonts w:ascii="Courier New" w:eastAsia="Consolas" w:hAnsi="Courier New"/>
           <w:b w:val="0"/>
           <w:color w:val="000000"/>
           <w:sz w:val="21"/>
@@ -612,11 +1072,16 @@
         <w:t>generator = random.Random(SEED + 1)</w:t>
       </w:r>
       <w:r>
+        <w:rPr>
+          <w:rFonts w:ascii="Courier New" w:hAnsi="Courier New"/>
+          <w:b w:val="0"/>
+          <w:sz w:val="21"/>
+        </w:rPr>
         <w:br/>
       </w:r>
       <w:r>
         <w:rPr>
-          <w:rFonts w:ascii="Consolas" w:hAnsi="Consolas" w:eastAsia="Consolas"/>
+          <w:rFonts w:ascii="Courier New" w:eastAsia="Consolas" w:hAnsi="Courier New"/>
           <w:b w:val="0"/>
           <w:color w:val="000000"/>
           <w:sz w:val="21"/>
@@ -624,11 +1089,16 @@
         <w:t>complex_query = generator.random() &lt; 0.30</w:t>
       </w:r>
       <w:r>
+        <w:rPr>
+          <w:rFonts w:ascii="Courier New" w:hAnsi="Courier New"/>
+          <w:b w:val="0"/>
+          <w:sz w:val="21"/>
+        </w:rPr>
         <w:br/>
       </w:r>
       <w:r>
         <w:rPr>
-          <w:rFonts w:ascii="Consolas" w:hAnsi="Consolas" w:eastAsia="Consolas"/>
+          <w:rFonts w:ascii="Courier New" w:eastAsia="Consolas" w:hAnsi="Courier New"/>
           <w:b w:val="0"/>
           <w:color w:val="000000"/>
           <w:sz w:val="21"/>
@@ -636,11 +1106,16 @@
         <w:t>if complex_query:</w:t>
       </w:r>
       <w:r>
+        <w:rPr>
+          <w:rFonts w:ascii="Courier New" w:hAnsi="Courier New"/>
+          <w:b w:val="0"/>
+          <w:sz w:val="21"/>
+        </w:rPr>
         <w:br/>
       </w:r>
       <w:r>
         <w:rPr>
-          <w:rFonts w:ascii="Consolas" w:hAnsi="Consolas" w:eastAsia="Consolas"/>
+          <w:rFonts w:ascii="Courier New" w:eastAsia="Consolas" w:hAnsi="Courier New"/>
           <w:b w:val="0"/>
           <w:color w:val="000000"/>
           <w:sz w:val="21"/>
@@ -648,11 +1123,16 @@
         <w:t xml:space="preserve">    slow_query = generator.random() &lt; 0.70</w:t>
       </w:r>
       <w:r>
+        <w:rPr>
+          <w:rFonts w:ascii="Courier New" w:hAnsi="Courier New"/>
+          <w:b w:val="0"/>
+          <w:sz w:val="21"/>
+        </w:rPr>
         <w:br/>
       </w:r>
       <w:r>
         <w:rPr>
-          <w:rFonts w:ascii="Consolas" w:hAnsi="Consolas" w:eastAsia="Consolas"/>
+          <w:rFonts w:ascii="Courier New" w:eastAsia="Consolas" w:hAnsi="Courier New"/>
           <w:b w:val="0"/>
           <w:color w:val="000000"/>
           <w:sz w:val="21"/>
@@ -660,11 +1140,16 @@
         <w:t>else:</w:t>
       </w:r>
       <w:r>
+        <w:rPr>
+          <w:rFonts w:ascii="Courier New" w:hAnsi="Courier New"/>
+          <w:b w:val="0"/>
+          <w:sz w:val="21"/>
+        </w:rPr>
         <w:br/>
       </w:r>
       <w:r>
         <w:rPr>
-          <w:rFonts w:ascii="Consolas" w:hAnsi="Consolas" w:eastAsia="Consolas"/>
+          <w:rFonts w:ascii="Courier New" w:eastAsia="Consolas" w:hAnsi="Courier New"/>
           <w:b w:val="0"/>
           <w:color w:val="000000"/>
           <w:sz w:val="21"/>
@@ -674,159 +1159,491 @@
     </w:p>
     <w:p>
       <w:pPr>
-        <w:spacing w:line="360" w:lineRule="auto" w:before="0" w:after="60"/>
-        <w:ind w:firstLine="709"/>
+        <w:keepNext/>
+        <w:keepLines w:val="0"/>
+        <w:pageBreakBefore w:val="0"/>
+        <w:spacing w:before="0" w:after="100" w:line="360" w:lineRule="auto"/>
+        <w:ind w:firstLine="0"/>
         <w:jc w:val="both"/>
       </w:pPr>
       <w:r>
         <w:rPr>
-          <w:rFonts w:ascii="Times New Roman" w:hAnsi="Times New Roman" w:eastAsia="Times New Roman"/>
+          <w:rFonts w:ascii="Times New Roman" w:hAnsi="Times New Roman"/>
+          <w:b/>
+          <w:sz w:val="28"/>
+        </w:rPr>
+        <w:t>3.2 Відмови маршрутизаторів</w:t>
+      </w:r>
+    </w:p>
+    <w:p>
+      <w:pPr>
+        <w:keepNext w:val="0"/>
+        <w:keepLines/>
+        <w:pageBreakBefore w:val="0"/>
+        <w:spacing w:after="100" w:before="0" w:line="252" w:lineRule="auto"/>
+        <w:ind w:firstLine="0" w:left="170"/>
+        <w:jc w:val="left"/>
+      </w:pPr>
+      <w:r>
+        <w:rPr>
+          <w:rFonts w:ascii="Courier New" w:eastAsia="Consolas" w:hAnsi="Courier New"/>
+          <w:b w:val="0"/>
+          <w:color w:val="000000"/>
+          <w:sz w:val="21"/>
+        </w:rPr>
+        <w:t>failed_r1 = generator.random() &lt; 0.15</w:t>
+      </w:r>
+      <w:r>
+        <w:rPr>
+          <w:rFonts w:ascii="Courier New" w:hAnsi="Courier New"/>
+          <w:b w:val="0"/>
+          <w:sz w:val="21"/>
+        </w:rPr>
+        <w:br/>
+      </w:r>
+      <w:r>
+        <w:rPr>
+          <w:rFonts w:ascii="Courier New" w:eastAsia="Consolas" w:hAnsi="Courier New"/>
+          <w:b w:val="0"/>
+          <w:color w:val="000000"/>
+          <w:sz w:val="21"/>
+        </w:rPr>
+        <w:t>failed_r2 = generator.random() &lt; 0.10</w:t>
+      </w:r>
+      <w:r>
+        <w:rPr>
+          <w:rFonts w:ascii="Courier New" w:hAnsi="Courier New"/>
+          <w:b w:val="0"/>
+          <w:sz w:val="21"/>
+        </w:rPr>
+        <w:br/>
+      </w:r>
+      <w:r>
+        <w:rPr>
+          <w:rFonts w:ascii="Courier New" w:eastAsia="Consolas" w:hAnsi="Courier New"/>
+          <w:b w:val="0"/>
+          <w:color w:val="000000"/>
+          <w:sz w:val="21"/>
+        </w:rPr>
+        <w:t>if failed_r1 and failed_r2:</w:t>
+      </w:r>
+      <w:r>
+        <w:rPr>
+          <w:rFonts w:ascii="Courier New" w:hAnsi="Courier New"/>
+          <w:b w:val="0"/>
+          <w:sz w:val="21"/>
+        </w:rPr>
+        <w:br/>
+      </w:r>
+      <w:r>
+        <w:rPr>
+          <w:rFonts w:ascii="Courier New" w:eastAsia="Consolas" w:hAnsi="Courier New"/>
+          <w:b w:val="0"/>
+          <w:color w:val="000000"/>
+          <w:sz w:val="21"/>
+        </w:rPr>
+        <w:t xml:space="preserve">    count_ab += 1</w:t>
+      </w:r>
+      <w:r>
+        <w:rPr>
+          <w:rFonts w:ascii="Courier New" w:hAnsi="Courier New"/>
+          <w:b w:val="0"/>
+          <w:sz w:val="21"/>
+        </w:rPr>
+        <w:br/>
+      </w:r>
+      <w:r>
+        <w:rPr>
+          <w:rFonts w:ascii="Courier New" w:eastAsia="Consolas" w:hAnsi="Courier New"/>
+          <w:b w:val="0"/>
+          <w:color w:val="000000"/>
+          <w:sz w:val="21"/>
+        </w:rPr>
+        <w:t>if failed_r1 or failed_r2:</w:t>
+      </w:r>
+      <w:r>
+        <w:rPr>
+          <w:rFonts w:ascii="Courier New" w:hAnsi="Courier New"/>
+          <w:b w:val="0"/>
+          <w:sz w:val="21"/>
+        </w:rPr>
+        <w:br/>
+      </w:r>
+      <w:r>
+        <w:rPr>
+          <w:rFonts w:ascii="Courier New" w:eastAsia="Consolas" w:hAnsi="Courier New"/>
+          <w:b w:val="0"/>
+          <w:color w:val="000000"/>
+          <w:sz w:val="21"/>
+        </w:rPr>
+        <w:t xml:space="preserve">    count_union += 1</w:t>
+      </w:r>
+    </w:p>
+    <w:p>
+      <w:pPr>
+        <w:keepNext/>
+        <w:keepLines w:val="0"/>
+        <w:pageBreakBefore w:val="0"/>
+        <w:spacing w:before="0" w:after="100" w:line="360" w:lineRule="auto"/>
+        <w:ind w:firstLine="0"/>
+        <w:jc w:val="both"/>
+      </w:pPr>
+      <w:r>
+        <w:rPr>
+          <w:rFonts w:ascii="Times New Roman" w:hAnsi="Times New Roman"/>
+          <w:b/>
+          <w:sz w:val="28"/>
+        </w:rPr>
+        <w:t>3.3 Перевірка роботи вебсистеми</w:t>
+      </w:r>
+    </w:p>
+    <w:p>
+      <w:pPr>
+        <w:keepNext w:val="0"/>
+        <w:keepLines/>
+        <w:pageBreakBefore w:val="0"/>
+        <w:spacing w:after="100" w:before="0" w:line="252" w:lineRule="auto"/>
+        <w:ind w:firstLine="0" w:left="170"/>
+        <w:jc w:val="left"/>
+      </w:pPr>
+      <w:r>
+        <w:rPr>
+          <w:rFonts w:ascii="Courier New" w:eastAsia="Consolas" w:hAnsi="Courier New"/>
+          <w:b w:val="0"/>
+          <w:color w:val="000000"/>
+          <w:sz w:val="21"/>
+        </w:rPr>
+        <w:t>lb = generator.random() &lt; 0.98</w:t>
+      </w:r>
+      <w:r>
+        <w:rPr>
+          <w:rFonts w:ascii="Courier New" w:hAnsi="Courier New"/>
+          <w:b w:val="0"/>
+          <w:sz w:val="21"/>
+        </w:rPr>
+        <w:br/>
+      </w:r>
+      <w:r>
+        <w:rPr>
+          <w:rFonts w:ascii="Courier New" w:eastAsia="Consolas" w:hAnsi="Courier New"/>
+          <w:b w:val="0"/>
+          <w:color w:val="000000"/>
+          <w:sz w:val="21"/>
+        </w:rPr>
+        <w:t>web1 = generator.random() &lt; 0.90</w:t>
+      </w:r>
+      <w:r>
+        <w:rPr>
+          <w:rFonts w:ascii="Courier New" w:hAnsi="Courier New"/>
+          <w:b w:val="0"/>
+          <w:sz w:val="21"/>
+        </w:rPr>
+        <w:br/>
+      </w:r>
+      <w:r>
+        <w:rPr>
+          <w:rFonts w:ascii="Courier New" w:eastAsia="Consolas" w:hAnsi="Courier New"/>
+          <w:b w:val="0"/>
+          <w:color w:val="000000"/>
+          <w:sz w:val="21"/>
+        </w:rPr>
+        <w:t>web2 = generator.random() &lt; 0.90</w:t>
+      </w:r>
+      <w:r>
+        <w:rPr>
+          <w:rFonts w:ascii="Courier New" w:hAnsi="Courier New"/>
+          <w:b w:val="0"/>
+          <w:sz w:val="21"/>
+        </w:rPr>
+        <w:br/>
+      </w:r>
+      <w:r>
+        <w:rPr>
+          <w:rFonts w:ascii="Courier New" w:eastAsia="Consolas" w:hAnsi="Courier New"/>
+          <w:b w:val="0"/>
+          <w:color w:val="000000"/>
+          <w:sz w:val="21"/>
+        </w:rPr>
+        <w:t>db1 = generator.random() &lt; 0.95</w:t>
+      </w:r>
+      <w:r>
+        <w:rPr>
+          <w:rFonts w:ascii="Courier New" w:hAnsi="Courier New"/>
+          <w:b w:val="0"/>
+          <w:sz w:val="21"/>
+        </w:rPr>
+        <w:br/>
+      </w:r>
+      <w:r>
+        <w:rPr>
+          <w:rFonts w:ascii="Courier New" w:eastAsia="Consolas" w:hAnsi="Courier New"/>
+          <w:b w:val="0"/>
+          <w:color w:val="000000"/>
+          <w:sz w:val="21"/>
+        </w:rPr>
+        <w:t>db2 = generator.random() &lt; 0.95</w:t>
+      </w:r>
+      <w:r>
+        <w:rPr>
+          <w:rFonts w:ascii="Courier New" w:hAnsi="Courier New"/>
+          <w:b w:val="0"/>
+          <w:sz w:val="21"/>
+        </w:rPr>
+        <w:br/>
+      </w:r>
+      <w:r>
+        <w:rPr>
+          <w:rFonts w:ascii="Courier New" w:eastAsia="Consolas" w:hAnsi="Courier New"/>
+          <w:b w:val="0"/>
+          <w:color w:val="000000"/>
+          <w:sz w:val="21"/>
+        </w:rPr>
+        <w:t>system_ok = lb and (web1 or web2) and (db1 or db2)</w:t>
+      </w:r>
+    </w:p>
+    <w:p>
+      <w:pPr>
+        <w:keepNext/>
+        <w:keepLines w:val="0"/>
+        <w:pageBreakBefore w:val="0"/>
+        <w:spacing w:before="0" w:after="100" w:line="360" w:lineRule="auto"/>
+        <w:ind w:firstLine="0"/>
+        <w:jc w:val="both"/>
+      </w:pPr>
+      <w:r>
+        <w:rPr>
+          <w:rFonts w:ascii="Times New Roman" w:hAnsi="Times New Roman"/>
+          <w:b/>
+          <w:sz w:val="28"/>
+        </w:rPr>
+        <w:t>3.4 Визначення першої причини відмови</w:t>
+      </w:r>
+    </w:p>
+    <w:p>
+      <w:pPr>
+        <w:keepNext w:val="0"/>
+        <w:keepLines/>
+        <w:pageBreakBefore w:val="0"/>
+        <w:spacing w:after="100" w:before="0" w:line="252" w:lineRule="auto"/>
+        <w:ind w:firstLine="0" w:left="170"/>
+        <w:jc w:val="left"/>
+      </w:pPr>
+      <w:r>
+        <w:rPr>
+          <w:rFonts w:ascii="Courier New" w:eastAsia="Consolas" w:hAnsi="Courier New"/>
+          <w:b w:val="0"/>
+          <w:color w:val="000000"/>
+          <w:sz w:val="21"/>
+        </w:rPr>
+        <w:t>if not service1:</w:t>
+      </w:r>
+      <w:r>
+        <w:rPr>
+          <w:rFonts w:ascii="Courier New" w:hAnsi="Courier New"/>
+          <w:b w:val="0"/>
+          <w:sz w:val="21"/>
+        </w:rPr>
+        <w:br/>
+      </w:r>
+      <w:r>
+        <w:rPr>
+          <w:rFonts w:ascii="Courier New" w:eastAsia="Consolas" w:hAnsi="Courier New"/>
+          <w:b w:val="0"/>
+          <w:color w:val="000000"/>
+          <w:sz w:val="21"/>
+        </w:rPr>
+        <w:t xml:space="preserve">    failures[0] += 1</w:t>
+      </w:r>
+      <w:r>
+        <w:rPr>
+          <w:rFonts w:ascii="Courier New" w:hAnsi="Courier New"/>
+          <w:b w:val="0"/>
+          <w:sz w:val="21"/>
+        </w:rPr>
+        <w:br/>
+      </w:r>
+      <w:r>
+        <w:rPr>
+          <w:rFonts w:ascii="Courier New" w:eastAsia="Consolas" w:hAnsi="Courier New"/>
+          <w:b w:val="0"/>
+          <w:color w:val="000000"/>
+          <w:sz w:val="21"/>
+        </w:rPr>
+        <w:t>elif not service2:</w:t>
+      </w:r>
+      <w:r>
+        <w:rPr>
+          <w:rFonts w:ascii="Courier New" w:hAnsi="Courier New"/>
+          <w:b w:val="0"/>
+          <w:sz w:val="21"/>
+        </w:rPr>
+        <w:br/>
+      </w:r>
+      <w:r>
+        <w:rPr>
+          <w:rFonts w:ascii="Courier New" w:eastAsia="Consolas" w:hAnsi="Courier New"/>
+          <w:b w:val="0"/>
+          <w:color w:val="000000"/>
+          <w:sz w:val="21"/>
+        </w:rPr>
+        <w:t xml:space="preserve">    failures[1] += 1</w:t>
+      </w:r>
+      <w:r>
+        <w:rPr>
+          <w:rFonts w:ascii="Courier New" w:hAnsi="Courier New"/>
+          <w:b w:val="0"/>
+          <w:sz w:val="21"/>
+        </w:rPr>
+        <w:br/>
+      </w:r>
+      <w:r>
+        <w:rPr>
+          <w:rFonts w:ascii="Courier New" w:eastAsia="Consolas" w:hAnsi="Courier New"/>
+          <w:b w:val="0"/>
+          <w:color w:val="000000"/>
+          <w:sz w:val="21"/>
+        </w:rPr>
+        <w:t>elif not service3:</w:t>
+      </w:r>
+      <w:r>
+        <w:rPr>
+          <w:rFonts w:ascii="Courier New" w:hAnsi="Courier New"/>
+          <w:b w:val="0"/>
+          <w:sz w:val="21"/>
+        </w:rPr>
+        <w:br/>
+      </w:r>
+      <w:r>
+        <w:rPr>
+          <w:rFonts w:ascii="Courier New" w:eastAsia="Consolas" w:hAnsi="Courier New"/>
+          <w:b w:val="0"/>
+          <w:color w:val="000000"/>
+          <w:sz w:val="21"/>
+        </w:rPr>
+        <w:t xml:space="preserve">    failures[2] += 1</w:t>
+      </w:r>
+      <w:r>
+        <w:rPr>
+          <w:rFonts w:ascii="Courier New" w:hAnsi="Courier New"/>
+          <w:b w:val="0"/>
+          <w:sz w:val="21"/>
+        </w:rPr>
+        <w:br/>
+      </w:r>
+      <w:r>
+        <w:rPr>
+          <w:rFonts w:ascii="Courier New" w:eastAsia="Consolas" w:hAnsi="Courier New"/>
+          <w:b w:val="0"/>
+          <w:color w:val="000000"/>
+          <w:sz w:val="21"/>
+        </w:rPr>
+        <w:t>else:</w:t>
+      </w:r>
+      <w:r>
+        <w:rPr>
+          <w:rFonts w:ascii="Courier New" w:hAnsi="Courier New"/>
+          <w:b w:val="0"/>
+          <w:sz w:val="21"/>
+        </w:rPr>
+        <w:br/>
+      </w:r>
+      <w:r>
+        <w:rPr>
+          <w:rFonts w:ascii="Courier New" w:eastAsia="Consolas" w:hAnsi="Courier New"/>
+          <w:b w:val="0"/>
+          <w:color w:val="000000"/>
+          <w:sz w:val="21"/>
+        </w:rPr>
+        <w:t xml:space="preserve">    successes += 1</w:t>
+      </w:r>
+    </w:p>
+    <w:p>
+      <w:pPr>
+        <w:keepNext w:val="0"/>
+        <w:keepLines w:val="0"/>
+        <w:pageBreakBefore w:val="0"/>
+        <w:spacing w:before="0" w:after="80" w:line="360" w:lineRule="auto"/>
+        <w:ind w:firstLine="0"/>
+        <w:jc w:val="both"/>
+      </w:pPr>
+      <w:r>
+        <w:rPr>
+          <w:rFonts w:ascii="Times New Roman" w:hAnsi="Times New Roman"/>
+          <w:b w:val="0"/>
+          <w:sz w:val="28"/>
+        </w:rPr>
+        <w:t>Запуск виконав ChatGPT 14.10.2026 у середовищі виконання з Python 3.14.7. Повторний запуск підтвердив збережені результати. Таблиці та графіки записано в results/, незалежну перевірку формул виконано у verify_results.py.</w:t>
+      </w:r>
+    </w:p>
+    <w:p>
+      <w:pPr>
+        <w:keepNext/>
+        <w:keepLines w:val="0"/>
+        <w:pageBreakBefore/>
+        <w:spacing w:before="0" w:after="100" w:line="360" w:lineRule="auto"/>
+        <w:ind w:firstLine="0"/>
+        <w:jc w:val="both"/>
+      </w:pPr>
+      <w:r>
+        <w:rPr>
+          <w:rFonts w:ascii="Times New Roman" w:hAnsi="Times New Roman"/>
+          <w:b/>
+          <w:sz w:val="28"/>
+        </w:rPr>
+        <w:t>4 Результати експериментів</w:t>
+      </w:r>
+    </w:p>
+    <w:p>
+      <w:pPr>
+        <w:keepNext/>
+        <w:keepLines w:val="0"/>
+        <w:pageBreakBefore w:val="0"/>
+        <w:spacing w:before="0" w:after="100" w:line="360" w:lineRule="auto"/>
+        <w:ind w:firstLine="0"/>
+        <w:jc w:val="both"/>
+      </w:pPr>
+      <w:r>
+        <w:rPr>
+          <w:rFonts w:ascii="Times New Roman" w:hAnsi="Times New Roman"/>
+          <w:b/>
+          <w:sz w:val="28"/>
+        </w:rPr>
+        <w:t>4.1 Умовна ймовірність запитів до БД</w:t>
+      </w:r>
+    </w:p>
+    <w:p>
+      <w:pPr>
+        <w:keepNext w:val="0"/>
+        <w:keepLines w:val="0"/>
+        <w:pageBreakBefore w:val="0"/>
+        <w:spacing w:after="80" w:before="0" w:line="360" w:lineRule="auto"/>
+        <w:ind w:firstLine="0"/>
+        <w:jc w:val="center"/>
+      </w:pPr>
+      <w:r>
+        <w:rPr>
+          <w:rFonts w:eastAsia="Times New Roman" w:ascii="Times New Roman" w:hAnsi="Times New Roman"/>
           <w:b w:val="0"/>
           <w:color w:val="000000"/>
           <w:sz w:val="28"/>
         </w:rPr>
-        <w:t>Кожне випробування генерує новий стан об'єкта. Лічильники підраховують події, а ділення на обсяг вибірки дає частоти. Зерно генератора 20261014 забезпечує повторюваність. Для кожного блоку використано окремий генератор.</w:t>
-      </w:r>
-    </w:p>
-    <w:p>
-      <w:pPr>
-        <w:spacing w:line="360" w:lineRule="auto" w:before="0" w:after="60"/>
-        <w:ind w:firstLine="709"/>
-        <w:jc w:val="both"/>
-      </w:pPr>
-      <w:r>
-        <w:rPr>
-          <w:rFonts w:ascii="Times New Roman" w:hAnsi="Times New Roman" w:eastAsia="Times New Roman"/>
-          <w:b w:val="0"/>
-          <w:color w:val="000000"/>
-          <w:sz w:val="24"/>
-        </w:rPr>
-        <w:t>Запуск виконав ChatGPT 14.10.2026 у середовищі виконання, Python 3.14.7. Наведені далі числа взято зі збережених результатів цього запуску. Вони є результатами моделі, а не вимірюваннями реальної мережі.</w:t>
-      </w:r>
-    </w:p>
-    <w:p>
-      <w:pPr>
-        <w:keepNext/>
-        <w:pageBreakBefore/>
-        <w:spacing w:line="360" w:lineRule="auto" w:before="120" w:after="120"/>
-        <w:ind w:firstLine="0"/>
-        <w:jc w:val="center"/>
-      </w:pPr>
-      <w:r>
-        <w:rPr>
-          <w:rFonts w:ascii="Times New Roman" w:hAnsi="Times New Roman" w:eastAsia="Times New Roman"/>
-          <w:b/>
-          <w:color w:val="000000"/>
-          <w:sz w:val="28"/>
-        </w:rPr>
-        <w:t>Блок 1 Умовна ймовірність запитів до БД</w:t>
-      </w:r>
-    </w:p>
-    <w:p>
-      <w:pPr>
-        <w:spacing w:line="360" w:lineRule="auto" w:before="0" w:after="60"/>
-        <w:ind w:firstLine="709"/>
-        <w:jc w:val="both"/>
-      </w:pPr>
-      <w:r>
-        <w:rPr>
-          <w:rFonts w:ascii="Times New Roman" w:hAnsi="Times New Roman" w:eastAsia="Times New Roman"/>
-          <w:b w:val="0"/>
-          <w:color w:val="000000"/>
-          <w:sz w:val="28"/>
-        </w:rPr>
-        <w:t>B — складний JOIN-запит; A — час виконання понад 200 мс. За умовою P(B)=0,30, P(A|B)=0,70, P(A|B̄)=0,10. Тип запиту визначається першим випадковим числом; затримка — другим, з відповідною умовною ймовірністю.</w:t>
-      </w:r>
-    </w:p>
-    <w:p>
-      <w:pPr>
-        <w:spacing w:line="240" w:lineRule="auto" w:after="120"/>
-        <w:jc w:val="center"/>
-      </w:pPr>
-      <w:r>
-        <w:rPr>
-          <w:rFonts w:ascii="Times New Roman" w:hAnsi="Times New Roman" w:eastAsia="Times New Roman" w:cs="Times New Roman"/>
-          <w:sz w:val="26"/>
-          <w:color w:val="000000"/>
-        </w:rPr>
-        <w:t>P(A∩B)=0,30·0,70=0,21;  P(A∩B̄)=0,70·0,10=0,07</w:t>
-      </w:r>
-    </w:p>
-    <w:p>
-      <w:pPr>
-        <w:spacing w:line="240" w:lineRule="auto" w:after="120"/>
-        <w:jc w:val="center"/>
-      </w:pPr>
-      <w:r>
-        <w:rPr>
-          <w:rFonts w:ascii="Times New Roman" w:hAnsi="Times New Roman" w:eastAsia="Times New Roman" w:cs="Times New Roman"/>
-          <w:sz w:val="26"/>
-          <w:color w:val="000000"/>
-        </w:rPr>
-        <w:t>P(A)=0,21+0,07=0,28;  P(B|A)=(0,21)/(0,28)=0,75</w:t>
-      </w:r>
-    </w:p>
-    <w:p>
-      <w:pPr>
-        <w:spacing w:line="240" w:lineRule="auto" w:after="120"/>
-        <w:jc w:val="center"/>
-      </w:pPr>
-      <w:r>
-        <w:rPr>
-          <w:rFonts w:ascii="Times New Roman" w:hAnsi="Times New Roman" w:eastAsia="Times New Roman" w:cs="Times New Roman"/>
-          <w:sz w:val="26"/>
-          <w:color w:val="000000"/>
-        </w:rPr>
-        <w:t>P(A∩B)=0,21≠P(A)·P(B)=0,28·0,30=0,084</w:t>
-      </w:r>
-    </w:p>
-    <w:p>
-      <w:pPr>
-        <w:spacing w:line="360" w:lineRule="auto" w:before="0" w:after="60"/>
-        <w:ind w:firstLine="709"/>
-        <w:jc w:val="both"/>
-      </w:pPr>
-      <w:r>
-        <w:rPr>
-          <w:rFonts w:ascii="Times New Roman" w:hAnsi="Times New Roman" w:eastAsia="Times New Roman"/>
-          <w:b w:val="0"/>
-          <w:color w:val="000000"/>
-          <w:sz w:val="28"/>
-        </w:rPr>
-        <w:t>Отже, події залежні. Умовну частоту W(A|B) обчислено як M(A∩B)/M(B), а W(B|A) — як M(A∩B)/M(A). Абсолютна похибка останньої оцінки дорівнює |W(B|A)−0,75|.</w:t>
-      </w:r>
-    </w:p>
-    <w:p>
-      <w:pPr>
-        <w:keepNext/>
-        <w:spacing w:line="240" w:lineRule="auto" w:before="0" w:after="60"/>
-        <w:ind w:firstLine="0"/>
-        <w:jc w:val="center"/>
-      </w:pPr>
-      <w:r>
-        <w:rPr>
-          <w:rFonts w:ascii="Times New Roman" w:hAnsi="Times New Roman" w:eastAsia="Times New Roman"/>
-          <w:b w:val="0"/>
-          <w:color w:val="000000"/>
-          <w:sz w:val="24"/>
-        </w:rPr>
         <w:t>Таблиця 1 — Частоти подій у блоці 1</w:t>
       </w:r>
     </w:p>
     <w:tbl>
       <w:tblPr>
-        <w:tblW w:type="auto" w:w="0"/>
+        <w:tblW w:w="0" w:type="auto"/>
         <w:jc w:val="center"/>
+        <w:tblBorders>
+          <w:top w:val="single" w:sz="4" w:space="0" w:color="000000"/>
+          <w:left w:val="single" w:sz="4" w:space="0" w:color="000000"/>
+          <w:bottom w:val="single" w:sz="4" w:space="0" w:color="000000"/>
+          <w:right w:val="single" w:sz="4" w:space="0" w:color="000000"/>
+          <w:insideH w:val="single" w:sz="4" w:space="0" w:color="000000"/>
+          <w:insideV w:val="single" w:sz="4" w:space="0" w:color="000000"/>
+        </w:tblBorders>
         <w:tblLayout w:type="fixed"/>
-        <w:tblLook w:firstColumn="1" w:firstRow="1" w:lastColumn="0" w:lastRow="0" w:noHBand="0" w:noVBand="1" w:val="04A0"/>
-        <w:tblBorders>
-          <w:top w:val="single" w:sz="4" w:color="000000"/>
-          <w:left w:val="single" w:sz="4" w:color="000000"/>
-          <w:bottom w:val="single" w:sz="4" w:color="000000"/>
-          <w:right w:val="single" w:sz="4" w:color="000000"/>
-          <w:insideH w:val="single" w:sz="4" w:color="000000"/>
-          <w:insideV w:val="single" w:sz="4" w:color="000000"/>
-        </w:tblBorders>
+        <w:tblLook w:val="04A0" w:firstRow="1" w:lastRow="0" w:firstColumn="1" w:lastColumn="0" w:noHBand="0" w:noVBand="1"/>
       </w:tblPr>
       <w:tblGrid>
         <w:gridCol w:w="1134"/>
@@ -839,21 +1656,22 @@
       </w:tblGrid>
       <w:tr>
         <w:trPr>
+          <w:cantSplit/>
           <w:tblHeader/>
-          <w:cantSplit/>
+          <w:jc w:val="center"/>
         </w:trPr>
         <w:tc>
           <w:tcPr>
-            <w:tcW w:type="dxa" w:w="1134"/>
-          </w:tcPr>
-          <w:p>
-            <w:pPr>
-              <w:spacing w:line="240" w:lineRule="auto" w:after="60" w:before="60"/>
-              <w:jc w:val="center"/>
-            </w:pPr>
-            <w:r>
-              <w:rPr>
-                <w:rFonts w:ascii="Times New Roman" w:hAnsi="Times New Roman" w:eastAsia="Times New Roman"/>
+            <w:tcW w:w="1134" w:type="dxa"/>
+          </w:tcPr>
+          <w:p>
+            <w:pPr>
+              <w:spacing w:before="60" w:after="60"/>
+              <w:jc w:val="center"/>
+            </w:pPr>
+            <w:r>
+              <w:rPr>
+                <w:rFonts w:eastAsia="Times New Roman"/>
                 <w:b/>
                 <w:color w:val="000000"/>
                 <w:sz w:val="21"/>
@@ -864,16 +1682,16 @@
         </w:tc>
         <w:tc>
           <w:tcPr>
-            <w:tcW w:type="dxa" w:w="1417"/>
-          </w:tcPr>
-          <w:p>
-            <w:pPr>
-              <w:spacing w:line="240" w:lineRule="auto" w:after="60" w:before="60"/>
-              <w:jc w:val="center"/>
-            </w:pPr>
-            <w:r>
-              <w:rPr>
-                <w:rFonts w:ascii="Times New Roman" w:hAnsi="Times New Roman" w:eastAsia="Times New Roman"/>
+            <w:tcW w:w="1417" w:type="dxa"/>
+          </w:tcPr>
+          <w:p>
+            <w:pPr>
+              <w:spacing w:before="60" w:after="60"/>
+              <w:jc w:val="center"/>
+            </w:pPr>
+            <w:r>
+              <w:rPr>
+                <w:rFonts w:eastAsia="Times New Roman"/>
                 <w:b/>
                 <w:color w:val="000000"/>
                 <w:sz w:val="21"/>
@@ -884,16 +1702,16 @@
         </w:tc>
         <w:tc>
           <w:tcPr>
-            <w:tcW w:type="dxa" w:w="1417"/>
-          </w:tcPr>
-          <w:p>
-            <w:pPr>
-              <w:spacing w:line="240" w:lineRule="auto" w:after="60" w:before="60"/>
-              <w:jc w:val="center"/>
-            </w:pPr>
-            <w:r>
-              <w:rPr>
-                <w:rFonts w:ascii="Times New Roman" w:hAnsi="Times New Roman" w:eastAsia="Times New Roman"/>
+            <w:tcW w:w="1417" w:type="dxa"/>
+          </w:tcPr>
+          <w:p>
+            <w:pPr>
+              <w:spacing w:before="60" w:after="60"/>
+              <w:jc w:val="center"/>
+            </w:pPr>
+            <w:r>
+              <w:rPr>
+                <w:rFonts w:eastAsia="Times New Roman"/>
                 <w:b/>
                 <w:color w:val="000000"/>
                 <w:sz w:val="21"/>
@@ -904,16 +1722,16 @@
         </w:tc>
         <w:tc>
           <w:tcPr>
-            <w:tcW w:type="dxa" w:w="1417"/>
-          </w:tcPr>
-          <w:p>
-            <w:pPr>
-              <w:spacing w:line="240" w:lineRule="auto" w:after="60" w:before="60"/>
-              <w:jc w:val="center"/>
-            </w:pPr>
-            <w:r>
-              <w:rPr>
-                <w:rFonts w:ascii="Times New Roman" w:hAnsi="Times New Roman" w:eastAsia="Times New Roman"/>
+            <w:tcW w:w="1417" w:type="dxa"/>
+          </w:tcPr>
+          <w:p>
+            <w:pPr>
+              <w:spacing w:before="60" w:after="60"/>
+              <w:jc w:val="center"/>
+            </w:pPr>
+            <w:r>
+              <w:rPr>
+                <w:rFonts w:eastAsia="Times New Roman"/>
                 <w:b/>
                 <w:color w:val="000000"/>
                 <w:sz w:val="21"/>
@@ -924,16 +1742,16 @@
         </w:tc>
         <w:tc>
           <w:tcPr>
-            <w:tcW w:type="dxa" w:w="1417"/>
-          </w:tcPr>
-          <w:p>
-            <w:pPr>
-              <w:spacing w:line="240" w:lineRule="auto" w:after="60" w:before="60"/>
-              <w:jc w:val="center"/>
-            </w:pPr>
-            <w:r>
-              <w:rPr>
-                <w:rFonts w:ascii="Times New Roman" w:hAnsi="Times New Roman" w:eastAsia="Times New Roman"/>
+            <w:tcW w:w="1417" w:type="dxa"/>
+          </w:tcPr>
+          <w:p>
+            <w:pPr>
+              <w:spacing w:before="60" w:after="60"/>
+              <w:jc w:val="center"/>
+            </w:pPr>
+            <w:r>
+              <w:rPr>
+                <w:rFonts w:eastAsia="Times New Roman"/>
                 <w:b/>
                 <w:color w:val="000000"/>
                 <w:sz w:val="21"/>
@@ -944,16 +1762,16 @@
         </w:tc>
         <w:tc>
           <w:tcPr>
-            <w:tcW w:type="dxa" w:w="1417"/>
-          </w:tcPr>
-          <w:p>
-            <w:pPr>
-              <w:spacing w:line="240" w:lineRule="auto" w:after="60" w:before="60"/>
-              <w:jc w:val="center"/>
-            </w:pPr>
-            <w:r>
-              <w:rPr>
-                <w:rFonts w:ascii="Times New Roman" w:hAnsi="Times New Roman" w:eastAsia="Times New Roman"/>
+            <w:tcW w:w="1417" w:type="dxa"/>
+          </w:tcPr>
+          <w:p>
+            <w:pPr>
+              <w:spacing w:before="60" w:after="60"/>
+              <w:jc w:val="center"/>
+            </w:pPr>
+            <w:r>
+              <w:rPr>
+                <w:rFonts w:eastAsia="Times New Roman"/>
                 <w:b/>
                 <w:color w:val="000000"/>
                 <w:sz w:val="21"/>
@@ -964,16 +1782,16 @@
         </w:tc>
         <w:tc>
           <w:tcPr>
-            <w:tcW w:type="dxa" w:w="1417"/>
-          </w:tcPr>
-          <w:p>
-            <w:pPr>
-              <w:spacing w:line="240" w:lineRule="auto" w:after="60" w:before="60"/>
-              <w:jc w:val="center"/>
-            </w:pPr>
-            <w:r>
-              <w:rPr>
-                <w:rFonts w:ascii="Times New Roman" w:hAnsi="Times New Roman" w:eastAsia="Times New Roman"/>
+            <w:tcW w:w="1417" w:type="dxa"/>
+          </w:tcPr>
+          <w:p>
+            <w:pPr>
+              <w:spacing w:before="60" w:after="60"/>
+              <w:jc w:val="center"/>
+            </w:pPr>
+            <w:r>
+              <w:rPr>
+                <w:rFonts w:eastAsia="Times New Roman"/>
                 <w:b/>
                 <w:color w:val="000000"/>
                 <w:sz w:val="21"/>
@@ -986,20 +1804,20 @@
       <w:tr>
         <w:trPr>
           <w:cantSplit/>
+          <w:jc w:val="center"/>
         </w:trPr>
         <w:tc>
           <w:tcPr>
-            <w:tcW w:type="dxa" w:w="1134"/>
-          </w:tcPr>
-          <w:p>
-            <w:pPr>
-              <w:spacing w:line="240" w:lineRule="auto" w:after="60" w:before="60"/>
-              <w:jc w:val="center"/>
-            </w:pPr>
-            <w:r>
-              <w:rPr>
-                <w:rFonts w:ascii="Times New Roman" w:hAnsi="Times New Roman" w:eastAsia="Times New Roman"/>
-                <w:b w:val="0"/>
+            <w:tcW w:w="1134" w:type="dxa"/>
+          </w:tcPr>
+          <w:p>
+            <w:pPr>
+              <w:spacing w:before="60" w:after="60"/>
+              <w:jc w:val="center"/>
+            </w:pPr>
+            <w:r>
+              <w:rPr>
+                <w:rFonts w:eastAsia="Times New Roman"/>
                 <w:color w:val="000000"/>
                 <w:sz w:val="21"/>
               </w:rPr>
@@ -1009,17 +1827,16 @@
         </w:tc>
         <w:tc>
           <w:tcPr>
-            <w:tcW w:type="dxa" w:w="1417"/>
-          </w:tcPr>
-          <w:p>
-            <w:pPr>
-              <w:spacing w:line="240" w:lineRule="auto" w:after="60" w:before="60"/>
-              <w:jc w:val="center"/>
-            </w:pPr>
-            <w:r>
-              <w:rPr>
-                <w:rFonts w:ascii="Times New Roman" w:hAnsi="Times New Roman" w:eastAsia="Times New Roman"/>
-                <w:b w:val="0"/>
+            <w:tcW w:w="1417" w:type="dxa"/>
+          </w:tcPr>
+          <w:p>
+            <w:pPr>
+              <w:spacing w:before="60" w:after="60"/>
+              <w:jc w:val="center"/>
+            </w:pPr>
+            <w:r>
+              <w:rPr>
+                <w:rFonts w:eastAsia="Times New Roman"/>
                 <w:color w:val="000000"/>
                 <w:sz w:val="21"/>
               </w:rPr>
@@ -1029,17 +1846,16 @@
         </w:tc>
         <w:tc>
           <w:tcPr>
-            <w:tcW w:type="dxa" w:w="1417"/>
-          </w:tcPr>
-          <w:p>
-            <w:pPr>
-              <w:spacing w:line="240" w:lineRule="auto" w:after="60" w:before="60"/>
-              <w:jc w:val="center"/>
-            </w:pPr>
-            <w:r>
-              <w:rPr>
-                <w:rFonts w:ascii="Times New Roman" w:hAnsi="Times New Roman" w:eastAsia="Times New Roman"/>
-                <w:b w:val="0"/>
+            <w:tcW w:w="1417" w:type="dxa"/>
+          </w:tcPr>
+          <w:p>
+            <w:pPr>
+              <w:spacing w:before="60" w:after="60"/>
+              <w:jc w:val="center"/>
+            </w:pPr>
+            <w:r>
+              <w:rPr>
+                <w:rFonts w:eastAsia="Times New Roman"/>
                 <w:color w:val="000000"/>
                 <w:sz w:val="21"/>
               </w:rPr>
@@ -1049,17 +1865,16 @@
         </w:tc>
         <w:tc>
           <w:tcPr>
-            <w:tcW w:type="dxa" w:w="1417"/>
-          </w:tcPr>
-          <w:p>
-            <w:pPr>
-              <w:spacing w:line="240" w:lineRule="auto" w:after="60" w:before="60"/>
-              <w:jc w:val="center"/>
-            </w:pPr>
-            <w:r>
-              <w:rPr>
-                <w:rFonts w:ascii="Times New Roman" w:hAnsi="Times New Roman" w:eastAsia="Times New Roman"/>
-                <w:b w:val="0"/>
+            <w:tcW w:w="1417" w:type="dxa"/>
+          </w:tcPr>
+          <w:p>
+            <w:pPr>
+              <w:spacing w:before="60" w:after="60"/>
+              <w:jc w:val="center"/>
+            </w:pPr>
+            <w:r>
+              <w:rPr>
+                <w:rFonts w:eastAsia="Times New Roman"/>
                 <w:color w:val="000000"/>
                 <w:sz w:val="21"/>
               </w:rPr>
@@ -1069,17 +1884,16 @@
         </w:tc>
         <w:tc>
           <w:tcPr>
-            <w:tcW w:type="dxa" w:w="1417"/>
-          </w:tcPr>
-          <w:p>
-            <w:pPr>
-              <w:spacing w:line="240" w:lineRule="auto" w:after="60" w:before="60"/>
-              <w:jc w:val="center"/>
-            </w:pPr>
-            <w:r>
-              <w:rPr>
-                <w:rFonts w:ascii="Times New Roman" w:hAnsi="Times New Roman" w:eastAsia="Times New Roman"/>
-                <w:b w:val="0"/>
+            <w:tcW w:w="1417" w:type="dxa"/>
+          </w:tcPr>
+          <w:p>
+            <w:pPr>
+              <w:spacing w:before="60" w:after="60"/>
+              <w:jc w:val="center"/>
+            </w:pPr>
+            <w:r>
+              <w:rPr>
+                <w:rFonts w:eastAsia="Times New Roman"/>
                 <w:color w:val="000000"/>
                 <w:sz w:val="21"/>
               </w:rPr>
@@ -1089,17 +1903,16 @@
         </w:tc>
         <w:tc>
           <w:tcPr>
-            <w:tcW w:type="dxa" w:w="1417"/>
-          </w:tcPr>
-          <w:p>
-            <w:pPr>
-              <w:spacing w:line="240" w:lineRule="auto" w:after="60" w:before="60"/>
-              <w:jc w:val="center"/>
-            </w:pPr>
-            <w:r>
-              <w:rPr>
-                <w:rFonts w:ascii="Times New Roman" w:hAnsi="Times New Roman" w:eastAsia="Times New Roman"/>
-                <w:b w:val="0"/>
+            <w:tcW w:w="1417" w:type="dxa"/>
+          </w:tcPr>
+          <w:p>
+            <w:pPr>
+              <w:spacing w:before="60" w:after="60"/>
+              <w:jc w:val="center"/>
+            </w:pPr>
+            <w:r>
+              <w:rPr>
+                <w:rFonts w:eastAsia="Times New Roman"/>
                 <w:color w:val="000000"/>
                 <w:sz w:val="21"/>
               </w:rPr>
@@ -1109,17 +1922,16 @@
         </w:tc>
         <w:tc>
           <w:tcPr>
-            <w:tcW w:type="dxa" w:w="1417"/>
-          </w:tcPr>
-          <w:p>
-            <w:pPr>
-              <w:spacing w:line="240" w:lineRule="auto" w:after="60" w:before="60"/>
-              <w:jc w:val="center"/>
-            </w:pPr>
-            <w:r>
-              <w:rPr>
-                <w:rFonts w:ascii="Times New Roman" w:hAnsi="Times New Roman" w:eastAsia="Times New Roman"/>
-                <w:b w:val="0"/>
+            <w:tcW w:w="1417" w:type="dxa"/>
+          </w:tcPr>
+          <w:p>
+            <w:pPr>
+              <w:spacing w:before="60" w:after="60"/>
+              <w:jc w:val="center"/>
+            </w:pPr>
+            <w:r>
+              <w:rPr>
+                <w:rFonts w:eastAsia="Times New Roman"/>
                 <w:color w:val="000000"/>
                 <w:sz w:val="21"/>
               </w:rPr>
@@ -1131,20 +1943,20 @@
       <w:tr>
         <w:trPr>
           <w:cantSplit/>
+          <w:jc w:val="center"/>
         </w:trPr>
         <w:tc>
           <w:tcPr>
-            <w:tcW w:type="dxa" w:w="1134"/>
-          </w:tcPr>
-          <w:p>
-            <w:pPr>
-              <w:spacing w:line="240" w:lineRule="auto" w:after="60" w:before="60"/>
-              <w:jc w:val="center"/>
-            </w:pPr>
-            <w:r>
-              <w:rPr>
-                <w:rFonts w:ascii="Times New Roman" w:hAnsi="Times New Roman" w:eastAsia="Times New Roman"/>
-                <w:b w:val="0"/>
+            <w:tcW w:w="1134" w:type="dxa"/>
+          </w:tcPr>
+          <w:p>
+            <w:pPr>
+              <w:spacing w:before="60" w:after="60"/>
+              <w:jc w:val="center"/>
+            </w:pPr>
+            <w:r>
+              <w:rPr>
+                <w:rFonts w:eastAsia="Times New Roman"/>
                 <w:color w:val="000000"/>
                 <w:sz w:val="21"/>
               </w:rPr>
@@ -1154,17 +1966,16 @@
         </w:tc>
         <w:tc>
           <w:tcPr>
-            <w:tcW w:type="dxa" w:w="1417"/>
-          </w:tcPr>
-          <w:p>
-            <w:pPr>
-              <w:spacing w:line="240" w:lineRule="auto" w:after="60" w:before="60"/>
-              <w:jc w:val="center"/>
-            </w:pPr>
-            <w:r>
-              <w:rPr>
-                <w:rFonts w:ascii="Times New Roman" w:hAnsi="Times New Roman" w:eastAsia="Times New Roman"/>
-                <w:b w:val="0"/>
+            <w:tcW w:w="1417" w:type="dxa"/>
+          </w:tcPr>
+          <w:p>
+            <w:pPr>
+              <w:spacing w:before="60" w:after="60"/>
+              <w:jc w:val="center"/>
+            </w:pPr>
+            <w:r>
+              <w:rPr>
+                <w:rFonts w:eastAsia="Times New Roman"/>
                 <w:color w:val="000000"/>
                 <w:sz w:val="21"/>
               </w:rPr>
@@ -1174,17 +1985,16 @@
         </w:tc>
         <w:tc>
           <w:tcPr>
-            <w:tcW w:type="dxa" w:w="1417"/>
-          </w:tcPr>
-          <w:p>
-            <w:pPr>
-              <w:spacing w:line="240" w:lineRule="auto" w:after="60" w:before="60"/>
-              <w:jc w:val="center"/>
-            </w:pPr>
-            <w:r>
-              <w:rPr>
-                <w:rFonts w:ascii="Times New Roman" w:hAnsi="Times New Roman" w:eastAsia="Times New Roman"/>
-                <w:b w:val="0"/>
+            <w:tcW w:w="1417" w:type="dxa"/>
+          </w:tcPr>
+          <w:p>
+            <w:pPr>
+              <w:spacing w:before="60" w:after="60"/>
+              <w:jc w:val="center"/>
+            </w:pPr>
+            <w:r>
+              <w:rPr>
+                <w:rFonts w:eastAsia="Times New Roman"/>
                 <w:color w:val="000000"/>
                 <w:sz w:val="21"/>
               </w:rPr>
@@ -1194,17 +2004,16 @@
         </w:tc>
         <w:tc>
           <w:tcPr>
-            <w:tcW w:type="dxa" w:w="1417"/>
-          </w:tcPr>
-          <w:p>
-            <w:pPr>
-              <w:spacing w:line="240" w:lineRule="auto" w:after="60" w:before="60"/>
-              <w:jc w:val="center"/>
-            </w:pPr>
-            <w:r>
-              <w:rPr>
-                <w:rFonts w:ascii="Times New Roman" w:hAnsi="Times New Roman" w:eastAsia="Times New Roman"/>
-                <w:b w:val="0"/>
+            <w:tcW w:w="1417" w:type="dxa"/>
+          </w:tcPr>
+          <w:p>
+            <w:pPr>
+              <w:spacing w:before="60" w:after="60"/>
+              <w:jc w:val="center"/>
+            </w:pPr>
+            <w:r>
+              <w:rPr>
+                <w:rFonts w:eastAsia="Times New Roman"/>
                 <w:color w:val="000000"/>
                 <w:sz w:val="21"/>
               </w:rPr>
@@ -1214,17 +2023,16 @@
         </w:tc>
         <w:tc>
           <w:tcPr>
-            <w:tcW w:type="dxa" w:w="1417"/>
-          </w:tcPr>
-          <w:p>
-            <w:pPr>
-              <w:spacing w:line="240" w:lineRule="auto" w:after="60" w:before="60"/>
-              <w:jc w:val="center"/>
-            </w:pPr>
-            <w:r>
-              <w:rPr>
-                <w:rFonts w:ascii="Times New Roman" w:hAnsi="Times New Roman" w:eastAsia="Times New Roman"/>
-                <w:b w:val="0"/>
+            <w:tcW w:w="1417" w:type="dxa"/>
+          </w:tcPr>
+          <w:p>
+            <w:pPr>
+              <w:spacing w:before="60" w:after="60"/>
+              <w:jc w:val="center"/>
+            </w:pPr>
+            <w:r>
+              <w:rPr>
+                <w:rFonts w:eastAsia="Times New Roman"/>
                 <w:color w:val="000000"/>
                 <w:sz w:val="21"/>
               </w:rPr>
@@ -1234,17 +2042,16 @@
         </w:tc>
         <w:tc>
           <w:tcPr>
-            <w:tcW w:type="dxa" w:w="1417"/>
-          </w:tcPr>
-          <w:p>
-            <w:pPr>
-              <w:spacing w:line="240" w:lineRule="auto" w:after="60" w:before="60"/>
-              <w:jc w:val="center"/>
-            </w:pPr>
-            <w:r>
-              <w:rPr>
-                <w:rFonts w:ascii="Times New Roman" w:hAnsi="Times New Roman" w:eastAsia="Times New Roman"/>
-                <w:b w:val="0"/>
+            <w:tcW w:w="1417" w:type="dxa"/>
+          </w:tcPr>
+          <w:p>
+            <w:pPr>
+              <w:spacing w:before="60" w:after="60"/>
+              <w:jc w:val="center"/>
+            </w:pPr>
+            <w:r>
+              <w:rPr>
+                <w:rFonts w:eastAsia="Times New Roman"/>
                 <w:color w:val="000000"/>
                 <w:sz w:val="21"/>
               </w:rPr>
@@ -1254,17 +2061,16 @@
         </w:tc>
         <w:tc>
           <w:tcPr>
-            <w:tcW w:type="dxa" w:w="1417"/>
-          </w:tcPr>
-          <w:p>
-            <w:pPr>
-              <w:spacing w:line="240" w:lineRule="auto" w:after="60" w:before="60"/>
-              <w:jc w:val="center"/>
-            </w:pPr>
-            <w:r>
-              <w:rPr>
-                <w:rFonts w:ascii="Times New Roman" w:hAnsi="Times New Roman" w:eastAsia="Times New Roman"/>
-                <w:b w:val="0"/>
+            <w:tcW w:w="1417" w:type="dxa"/>
+          </w:tcPr>
+          <w:p>
+            <w:pPr>
+              <w:spacing w:before="60" w:after="60"/>
+              <w:jc w:val="center"/>
+            </w:pPr>
+            <w:r>
+              <w:rPr>
+                <w:rFonts w:eastAsia="Times New Roman"/>
                 <w:color w:val="000000"/>
                 <w:sz w:val="21"/>
               </w:rPr>
@@ -1276,20 +2082,20 @@
       <w:tr>
         <w:trPr>
           <w:cantSplit/>
+          <w:jc w:val="center"/>
         </w:trPr>
         <w:tc>
           <w:tcPr>
-            <w:tcW w:type="dxa" w:w="1134"/>
-          </w:tcPr>
-          <w:p>
-            <w:pPr>
-              <w:spacing w:line="240" w:lineRule="auto" w:after="60" w:before="60"/>
-              <w:jc w:val="center"/>
-            </w:pPr>
-            <w:r>
-              <w:rPr>
-                <w:rFonts w:ascii="Times New Roman" w:hAnsi="Times New Roman" w:eastAsia="Times New Roman"/>
-                <w:b w:val="0"/>
+            <w:tcW w:w="1134" w:type="dxa"/>
+          </w:tcPr>
+          <w:p>
+            <w:pPr>
+              <w:spacing w:before="60" w:after="60"/>
+              <w:jc w:val="center"/>
+            </w:pPr>
+            <w:r>
+              <w:rPr>
+                <w:rFonts w:eastAsia="Times New Roman"/>
                 <w:color w:val="000000"/>
                 <w:sz w:val="21"/>
               </w:rPr>
@@ -1299,17 +2105,16 @@
         </w:tc>
         <w:tc>
           <w:tcPr>
-            <w:tcW w:type="dxa" w:w="1417"/>
-          </w:tcPr>
-          <w:p>
-            <w:pPr>
-              <w:spacing w:line="240" w:lineRule="auto" w:after="60" w:before="60"/>
-              <w:jc w:val="center"/>
-            </w:pPr>
-            <w:r>
-              <w:rPr>
-                <w:rFonts w:ascii="Times New Roman" w:hAnsi="Times New Roman" w:eastAsia="Times New Roman"/>
-                <w:b w:val="0"/>
+            <w:tcW w:w="1417" w:type="dxa"/>
+          </w:tcPr>
+          <w:p>
+            <w:pPr>
+              <w:spacing w:before="60" w:after="60"/>
+              <w:jc w:val="center"/>
+            </w:pPr>
+            <w:r>
+              <w:rPr>
+                <w:rFonts w:eastAsia="Times New Roman"/>
                 <w:color w:val="000000"/>
                 <w:sz w:val="21"/>
               </w:rPr>
@@ -1319,17 +2124,16 @@
         </w:tc>
         <w:tc>
           <w:tcPr>
-            <w:tcW w:type="dxa" w:w="1417"/>
-          </w:tcPr>
-          <w:p>
-            <w:pPr>
-              <w:spacing w:line="240" w:lineRule="auto" w:after="60" w:before="60"/>
-              <w:jc w:val="center"/>
-            </w:pPr>
-            <w:r>
-              <w:rPr>
-                <w:rFonts w:ascii="Times New Roman" w:hAnsi="Times New Roman" w:eastAsia="Times New Roman"/>
-                <w:b w:val="0"/>
+            <w:tcW w:w="1417" w:type="dxa"/>
+          </w:tcPr>
+          <w:p>
+            <w:pPr>
+              <w:spacing w:before="60" w:after="60"/>
+              <w:jc w:val="center"/>
+            </w:pPr>
+            <w:r>
+              <w:rPr>
+                <w:rFonts w:eastAsia="Times New Roman"/>
                 <w:color w:val="000000"/>
                 <w:sz w:val="21"/>
               </w:rPr>
@@ -1339,17 +2143,16 @@
         </w:tc>
         <w:tc>
           <w:tcPr>
-            <w:tcW w:type="dxa" w:w="1417"/>
-          </w:tcPr>
-          <w:p>
-            <w:pPr>
-              <w:spacing w:line="240" w:lineRule="auto" w:after="60" w:before="60"/>
-              <w:jc w:val="center"/>
-            </w:pPr>
-            <w:r>
-              <w:rPr>
-                <w:rFonts w:ascii="Times New Roman" w:hAnsi="Times New Roman" w:eastAsia="Times New Roman"/>
-                <w:b w:val="0"/>
+            <w:tcW w:w="1417" w:type="dxa"/>
+          </w:tcPr>
+          <w:p>
+            <w:pPr>
+              <w:spacing w:before="60" w:after="60"/>
+              <w:jc w:val="center"/>
+            </w:pPr>
+            <w:r>
+              <w:rPr>
+                <w:rFonts w:eastAsia="Times New Roman"/>
                 <w:color w:val="000000"/>
                 <w:sz w:val="21"/>
               </w:rPr>
@@ -1359,17 +2162,16 @@
         </w:tc>
         <w:tc>
           <w:tcPr>
-            <w:tcW w:type="dxa" w:w="1417"/>
-          </w:tcPr>
-          <w:p>
-            <w:pPr>
-              <w:spacing w:line="240" w:lineRule="auto" w:after="60" w:before="60"/>
-              <w:jc w:val="center"/>
-            </w:pPr>
-            <w:r>
-              <w:rPr>
-                <w:rFonts w:ascii="Times New Roman" w:hAnsi="Times New Roman" w:eastAsia="Times New Roman"/>
-                <w:b w:val="0"/>
+            <w:tcW w:w="1417" w:type="dxa"/>
+          </w:tcPr>
+          <w:p>
+            <w:pPr>
+              <w:spacing w:before="60" w:after="60"/>
+              <w:jc w:val="center"/>
+            </w:pPr>
+            <w:r>
+              <w:rPr>
+                <w:rFonts w:eastAsia="Times New Roman"/>
                 <w:color w:val="000000"/>
                 <w:sz w:val="21"/>
               </w:rPr>
@@ -1379,17 +2181,16 @@
         </w:tc>
         <w:tc>
           <w:tcPr>
-            <w:tcW w:type="dxa" w:w="1417"/>
-          </w:tcPr>
-          <w:p>
-            <w:pPr>
-              <w:spacing w:line="240" w:lineRule="auto" w:after="60" w:before="60"/>
-              <w:jc w:val="center"/>
-            </w:pPr>
-            <w:r>
-              <w:rPr>
-                <w:rFonts w:ascii="Times New Roman" w:hAnsi="Times New Roman" w:eastAsia="Times New Roman"/>
-                <w:b w:val="0"/>
+            <w:tcW w:w="1417" w:type="dxa"/>
+          </w:tcPr>
+          <w:p>
+            <w:pPr>
+              <w:spacing w:before="60" w:after="60"/>
+              <w:jc w:val="center"/>
+            </w:pPr>
+            <w:r>
+              <w:rPr>
+                <w:rFonts w:eastAsia="Times New Roman"/>
                 <w:color w:val="000000"/>
                 <w:sz w:val="21"/>
               </w:rPr>
@@ -1399,17 +2200,16 @@
         </w:tc>
         <w:tc>
           <w:tcPr>
-            <w:tcW w:type="dxa" w:w="1417"/>
-          </w:tcPr>
-          <w:p>
-            <w:pPr>
-              <w:spacing w:line="240" w:lineRule="auto" w:after="60" w:before="60"/>
-              <w:jc w:val="center"/>
-            </w:pPr>
-            <w:r>
-              <w:rPr>
-                <w:rFonts w:ascii="Times New Roman" w:hAnsi="Times New Roman" w:eastAsia="Times New Roman"/>
-                <w:b w:val="0"/>
+            <w:tcW w:w="1417" w:type="dxa"/>
+          </w:tcPr>
+          <w:p>
+            <w:pPr>
+              <w:spacing w:before="60" w:after="60"/>
+              <w:jc w:val="center"/>
+            </w:pPr>
+            <w:r>
+              <w:rPr>
+                <w:rFonts w:eastAsia="Times New Roman"/>
                 <w:color w:val="000000"/>
                 <w:sz w:val="21"/>
               </w:rPr>
@@ -1421,20 +2221,20 @@
       <w:tr>
         <w:trPr>
           <w:cantSplit/>
+          <w:jc w:val="center"/>
         </w:trPr>
         <w:tc>
           <w:tcPr>
-            <w:tcW w:type="dxa" w:w="1134"/>
-          </w:tcPr>
-          <w:p>
-            <w:pPr>
-              <w:spacing w:line="240" w:lineRule="auto" w:after="60" w:before="60"/>
-              <w:jc w:val="center"/>
-            </w:pPr>
-            <w:r>
-              <w:rPr>
-                <w:rFonts w:ascii="Times New Roman" w:hAnsi="Times New Roman" w:eastAsia="Times New Roman"/>
-                <w:b w:val="0"/>
+            <w:tcW w:w="1134" w:type="dxa"/>
+          </w:tcPr>
+          <w:p>
+            <w:pPr>
+              <w:spacing w:before="60" w:after="60"/>
+              <w:jc w:val="center"/>
+            </w:pPr>
+            <w:r>
+              <w:rPr>
+                <w:rFonts w:eastAsia="Times New Roman"/>
                 <w:color w:val="000000"/>
                 <w:sz w:val="21"/>
               </w:rPr>
@@ -1444,17 +2244,16 @@
         </w:tc>
         <w:tc>
           <w:tcPr>
-            <w:tcW w:type="dxa" w:w="1417"/>
-          </w:tcPr>
-          <w:p>
-            <w:pPr>
-              <w:spacing w:line="240" w:lineRule="auto" w:after="60" w:before="60"/>
-              <w:jc w:val="center"/>
-            </w:pPr>
-            <w:r>
-              <w:rPr>
-                <w:rFonts w:ascii="Times New Roman" w:hAnsi="Times New Roman" w:eastAsia="Times New Roman"/>
-                <w:b w:val="0"/>
+            <w:tcW w:w="1417" w:type="dxa"/>
+          </w:tcPr>
+          <w:p>
+            <w:pPr>
+              <w:spacing w:before="60" w:after="60"/>
+              <w:jc w:val="center"/>
+            </w:pPr>
+            <w:r>
+              <w:rPr>
+                <w:rFonts w:eastAsia="Times New Roman"/>
                 <w:color w:val="000000"/>
                 <w:sz w:val="21"/>
               </w:rPr>
@@ -1464,17 +2263,16 @@
         </w:tc>
         <w:tc>
           <w:tcPr>
-            <w:tcW w:type="dxa" w:w="1417"/>
-          </w:tcPr>
-          <w:p>
-            <w:pPr>
-              <w:spacing w:line="240" w:lineRule="auto" w:after="60" w:before="60"/>
-              <w:jc w:val="center"/>
-            </w:pPr>
-            <w:r>
-              <w:rPr>
-                <w:rFonts w:ascii="Times New Roman" w:hAnsi="Times New Roman" w:eastAsia="Times New Roman"/>
-                <w:b w:val="0"/>
+            <w:tcW w:w="1417" w:type="dxa"/>
+          </w:tcPr>
+          <w:p>
+            <w:pPr>
+              <w:spacing w:before="60" w:after="60"/>
+              <w:jc w:val="center"/>
+            </w:pPr>
+            <w:r>
+              <w:rPr>
+                <w:rFonts w:eastAsia="Times New Roman"/>
                 <w:color w:val="000000"/>
                 <w:sz w:val="21"/>
               </w:rPr>
@@ -1484,17 +2282,16 @@
         </w:tc>
         <w:tc>
           <w:tcPr>
-            <w:tcW w:type="dxa" w:w="1417"/>
-          </w:tcPr>
-          <w:p>
-            <w:pPr>
-              <w:spacing w:line="240" w:lineRule="auto" w:after="60" w:before="60"/>
-              <w:jc w:val="center"/>
-            </w:pPr>
-            <w:r>
-              <w:rPr>
-                <w:rFonts w:ascii="Times New Roman" w:hAnsi="Times New Roman" w:eastAsia="Times New Roman"/>
-                <w:b w:val="0"/>
+            <w:tcW w:w="1417" w:type="dxa"/>
+          </w:tcPr>
+          <w:p>
+            <w:pPr>
+              <w:spacing w:before="60" w:after="60"/>
+              <w:jc w:val="center"/>
+            </w:pPr>
+            <w:r>
+              <w:rPr>
+                <w:rFonts w:eastAsia="Times New Roman"/>
                 <w:color w:val="000000"/>
                 <w:sz w:val="21"/>
               </w:rPr>
@@ -1504,17 +2301,16 @@
         </w:tc>
         <w:tc>
           <w:tcPr>
-            <w:tcW w:type="dxa" w:w="1417"/>
-          </w:tcPr>
-          <w:p>
-            <w:pPr>
-              <w:spacing w:line="240" w:lineRule="auto" w:after="60" w:before="60"/>
-              <w:jc w:val="center"/>
-            </w:pPr>
-            <w:r>
-              <w:rPr>
-                <w:rFonts w:ascii="Times New Roman" w:hAnsi="Times New Roman" w:eastAsia="Times New Roman"/>
-                <w:b w:val="0"/>
+            <w:tcW w:w="1417" w:type="dxa"/>
+          </w:tcPr>
+          <w:p>
+            <w:pPr>
+              <w:spacing w:before="60" w:after="60"/>
+              <w:jc w:val="center"/>
+            </w:pPr>
+            <w:r>
+              <w:rPr>
+                <w:rFonts w:eastAsia="Times New Roman"/>
                 <w:color w:val="000000"/>
                 <w:sz w:val="21"/>
               </w:rPr>
@@ -1524,17 +2320,16 @@
         </w:tc>
         <w:tc>
           <w:tcPr>
-            <w:tcW w:type="dxa" w:w="1417"/>
-          </w:tcPr>
-          <w:p>
-            <w:pPr>
-              <w:spacing w:line="240" w:lineRule="auto" w:after="60" w:before="60"/>
-              <w:jc w:val="center"/>
-            </w:pPr>
-            <w:r>
-              <w:rPr>
-                <w:rFonts w:ascii="Times New Roman" w:hAnsi="Times New Roman" w:eastAsia="Times New Roman"/>
-                <w:b w:val="0"/>
+            <w:tcW w:w="1417" w:type="dxa"/>
+          </w:tcPr>
+          <w:p>
+            <w:pPr>
+              <w:spacing w:before="60" w:after="60"/>
+              <w:jc w:val="center"/>
+            </w:pPr>
+            <w:r>
+              <w:rPr>
+                <w:rFonts w:eastAsia="Times New Roman"/>
                 <w:color w:val="000000"/>
                 <w:sz w:val="21"/>
               </w:rPr>
@@ -1544,17 +2339,16 @@
         </w:tc>
         <w:tc>
           <w:tcPr>
-            <w:tcW w:type="dxa" w:w="1417"/>
-          </w:tcPr>
-          <w:p>
-            <w:pPr>
-              <w:spacing w:line="240" w:lineRule="auto" w:after="60" w:before="60"/>
-              <w:jc w:val="center"/>
-            </w:pPr>
-            <w:r>
-              <w:rPr>
-                <w:rFonts w:ascii="Times New Roman" w:hAnsi="Times New Roman" w:eastAsia="Times New Roman"/>
-                <w:b w:val="0"/>
+            <w:tcW w:w="1417" w:type="dxa"/>
+          </w:tcPr>
+          <w:p>
+            <w:pPr>
+              <w:spacing w:before="60" w:after="60"/>
+              <w:jc w:val="center"/>
+            </w:pPr>
+            <w:r>
+              <w:rPr>
+                <w:rFonts w:eastAsia="Times New Roman"/>
                 <w:color w:val="000000"/>
                 <w:sz w:val="21"/>
               </w:rPr>
@@ -1566,20 +2360,20 @@
       <w:tr>
         <w:trPr>
           <w:cantSplit/>
+          <w:jc w:val="center"/>
         </w:trPr>
         <w:tc>
           <w:tcPr>
-            <w:tcW w:type="dxa" w:w="1134"/>
-          </w:tcPr>
-          <w:p>
-            <w:pPr>
-              <w:spacing w:line="240" w:lineRule="auto" w:after="60" w:before="60"/>
-              <w:jc w:val="center"/>
-            </w:pPr>
-            <w:r>
-              <w:rPr>
-                <w:rFonts w:ascii="Times New Roman" w:hAnsi="Times New Roman" w:eastAsia="Times New Roman"/>
-                <w:b w:val="0"/>
+            <w:tcW w:w="1134" w:type="dxa"/>
+          </w:tcPr>
+          <w:p>
+            <w:pPr>
+              <w:spacing w:before="60" w:after="60"/>
+              <w:jc w:val="center"/>
+            </w:pPr>
+            <w:r>
+              <w:rPr>
+                <w:rFonts w:eastAsia="Times New Roman"/>
                 <w:color w:val="000000"/>
                 <w:sz w:val="21"/>
               </w:rPr>
@@ -1589,17 +2383,16 @@
         </w:tc>
         <w:tc>
           <w:tcPr>
-            <w:tcW w:type="dxa" w:w="1417"/>
-          </w:tcPr>
-          <w:p>
-            <w:pPr>
-              <w:spacing w:line="240" w:lineRule="auto" w:after="60" w:before="60"/>
-              <w:jc w:val="center"/>
-            </w:pPr>
-            <w:r>
-              <w:rPr>
-                <w:rFonts w:ascii="Times New Roman" w:hAnsi="Times New Roman" w:eastAsia="Times New Roman"/>
-                <w:b w:val="0"/>
+            <w:tcW w:w="1417" w:type="dxa"/>
+          </w:tcPr>
+          <w:p>
+            <w:pPr>
+              <w:spacing w:before="60" w:after="60"/>
+              <w:jc w:val="center"/>
+            </w:pPr>
+            <w:r>
+              <w:rPr>
+                <w:rFonts w:eastAsia="Times New Roman"/>
                 <w:color w:val="000000"/>
                 <w:sz w:val="21"/>
               </w:rPr>
@@ -1609,17 +2402,16 @@
         </w:tc>
         <w:tc>
           <w:tcPr>
-            <w:tcW w:type="dxa" w:w="1417"/>
-          </w:tcPr>
-          <w:p>
-            <w:pPr>
-              <w:spacing w:line="240" w:lineRule="auto" w:after="60" w:before="60"/>
-              <w:jc w:val="center"/>
-            </w:pPr>
-            <w:r>
-              <w:rPr>
-                <w:rFonts w:ascii="Times New Roman" w:hAnsi="Times New Roman" w:eastAsia="Times New Roman"/>
-                <w:b w:val="0"/>
+            <w:tcW w:w="1417" w:type="dxa"/>
+          </w:tcPr>
+          <w:p>
+            <w:pPr>
+              <w:spacing w:before="60" w:after="60"/>
+              <w:jc w:val="center"/>
+            </w:pPr>
+            <w:r>
+              <w:rPr>
+                <w:rFonts w:eastAsia="Times New Roman"/>
                 <w:color w:val="000000"/>
                 <w:sz w:val="21"/>
               </w:rPr>
@@ -1629,17 +2421,16 @@
         </w:tc>
         <w:tc>
           <w:tcPr>
-            <w:tcW w:type="dxa" w:w="1417"/>
-          </w:tcPr>
-          <w:p>
-            <w:pPr>
-              <w:spacing w:line="240" w:lineRule="auto" w:after="60" w:before="60"/>
-              <w:jc w:val="center"/>
-            </w:pPr>
-            <w:r>
-              <w:rPr>
-                <w:rFonts w:ascii="Times New Roman" w:hAnsi="Times New Roman" w:eastAsia="Times New Roman"/>
-                <w:b w:val="0"/>
+            <w:tcW w:w="1417" w:type="dxa"/>
+          </w:tcPr>
+          <w:p>
+            <w:pPr>
+              <w:spacing w:before="60" w:after="60"/>
+              <w:jc w:val="center"/>
+            </w:pPr>
+            <w:r>
+              <w:rPr>
+                <w:rFonts w:eastAsia="Times New Roman"/>
                 <w:color w:val="000000"/>
                 <w:sz w:val="21"/>
               </w:rPr>
@@ -1649,17 +2440,16 @@
         </w:tc>
         <w:tc>
           <w:tcPr>
-            <w:tcW w:type="dxa" w:w="1417"/>
-          </w:tcPr>
-          <w:p>
-            <w:pPr>
-              <w:spacing w:line="240" w:lineRule="auto" w:after="60" w:before="60"/>
-              <w:jc w:val="center"/>
-            </w:pPr>
-            <w:r>
-              <w:rPr>
-                <w:rFonts w:ascii="Times New Roman" w:hAnsi="Times New Roman" w:eastAsia="Times New Roman"/>
-                <w:b w:val="0"/>
+            <w:tcW w:w="1417" w:type="dxa"/>
+          </w:tcPr>
+          <w:p>
+            <w:pPr>
+              <w:spacing w:before="60" w:after="60"/>
+              <w:jc w:val="center"/>
+            </w:pPr>
+            <w:r>
+              <w:rPr>
+                <w:rFonts w:eastAsia="Times New Roman"/>
                 <w:color w:val="000000"/>
                 <w:sz w:val="21"/>
               </w:rPr>
@@ -1669,17 +2459,16 @@
         </w:tc>
         <w:tc>
           <w:tcPr>
-            <w:tcW w:type="dxa" w:w="1417"/>
-          </w:tcPr>
-          <w:p>
-            <w:pPr>
-              <w:spacing w:line="240" w:lineRule="auto" w:after="60" w:before="60"/>
-              <w:jc w:val="center"/>
-            </w:pPr>
-            <w:r>
-              <w:rPr>
-                <w:rFonts w:ascii="Times New Roman" w:hAnsi="Times New Roman" w:eastAsia="Times New Roman"/>
-                <w:b w:val="0"/>
+            <w:tcW w:w="1417" w:type="dxa"/>
+          </w:tcPr>
+          <w:p>
+            <w:pPr>
+              <w:spacing w:before="60" w:after="60"/>
+              <w:jc w:val="center"/>
+            </w:pPr>
+            <w:r>
+              <w:rPr>
+                <w:rFonts w:eastAsia="Times New Roman"/>
                 <w:color w:val="000000"/>
                 <w:sz w:val="21"/>
               </w:rPr>
@@ -1689,17 +2478,16 @@
         </w:tc>
         <w:tc>
           <w:tcPr>
-            <w:tcW w:type="dxa" w:w="1417"/>
-          </w:tcPr>
-          <w:p>
-            <w:pPr>
-              <w:spacing w:line="240" w:lineRule="auto" w:after="60" w:before="60"/>
-              <w:jc w:val="center"/>
-            </w:pPr>
-            <w:r>
-              <w:rPr>
-                <w:rFonts w:ascii="Times New Roman" w:hAnsi="Times New Roman" w:eastAsia="Times New Roman"/>
-                <w:b w:val="0"/>
+            <w:tcW w:w="1417" w:type="dxa"/>
+          </w:tcPr>
+          <w:p>
+            <w:pPr>
+              <w:spacing w:before="60" w:after="60"/>
+              <w:jc w:val="center"/>
+            </w:pPr>
+            <w:r>
+              <w:rPr>
+                <w:rFonts w:eastAsia="Times New Roman"/>
                 <w:color w:val="000000"/>
                 <w:sz w:val="21"/>
               </w:rPr>
@@ -1711,32 +2499,37 @@
     </w:tbl>
     <w:p>
       <w:pPr>
-        <w:spacing w:after="0"/>
-      </w:pPr>
-    </w:p>
-    <w:p>
-      <w:pPr>
-        <w:keepNext/>
-        <w:spacing w:line="240" w:lineRule="auto"/>
+        <w:keepNext w:val="0"/>
+        <w:keepLines w:val="0"/>
+        <w:pageBreakBefore w:val="0"/>
+        <w:spacing w:before="0" w:after="80" w:line="240" w:lineRule="auto"/>
+        <w:ind w:firstLine="0"/>
         <w:jc w:val="center"/>
       </w:pPr>
       <w:r>
+        <w:rPr>
+          <w:rFonts w:ascii="Times New Roman" w:hAnsi="Times New Roman"/>
+          <w:b w:val="0"/>
+          <w:noProof/>
+          <w:sz w:val="28"/>
+        </w:rPr>
         <w:drawing>
-          <wp:inline xmlns:a="http://schemas.openxmlformats.org/drawingml/2006/main" xmlns:pic="http://schemas.openxmlformats.org/drawingml/2006/picture">
+          <wp:inline distT="0" distB="0" distL="0" distR="0" wp14:anchorId="6A79C402" wp14:editId="5C616D4C">
             <wp:extent cx="6120000" cy="2336727"/>
+            <wp:effectExtent l="0" t="0" r="0" b="0"/>
             <wp:docPr id="1" name="Picture 1"/>
             <wp:cNvGraphicFramePr>
-              <a:graphicFrameLocks noChangeAspect="1"/>
+              <a:graphicFrameLocks xmlns:a="http://schemas.openxmlformats.org/drawingml/2006/main" noChangeAspect="1"/>
             </wp:cNvGraphicFramePr>
-            <a:graphic>
+            <a:graphic xmlns:a="http://schemas.openxmlformats.org/drawingml/2006/main">
               <a:graphicData uri="http://schemas.openxmlformats.org/drawingml/2006/picture">
-                <pic:pic>
+                <pic:pic xmlns:pic="http://schemas.openxmlformats.org/drawingml/2006/picture">
                   <pic:nvPicPr>
                     <pic:cNvPr id="0" name="block1_convergence.png"/>
                     <pic:cNvPicPr/>
                   </pic:nvPicPr>
                   <pic:blipFill>
-                    <a:blip r:embed="rId17"/>
+                    <a:blip r:embed="rId8"/>
                     <a:stretch>
                       <a:fillRect/>
                     </a:stretch>
@@ -1746,7 +2539,9 @@
                       <a:off x="0" y="0"/>
                       <a:ext cx="6120000" cy="2336727"/>
                     </a:xfrm>
-                    <a:prstGeom prst="rect"/>
+                    <a:prstGeom prst="rect">
+                      <a:avLst/>
+                    </a:prstGeom>
                   </pic:spPr>
                 </pic:pic>
               </a:graphicData>
@@ -1757,143 +2552,93 @@
     </w:p>
     <w:p>
       <w:pPr>
-        <w:spacing w:line="240" w:lineRule="auto" w:before="0" w:after="60"/>
+        <w:keepNext w:val="0"/>
+        <w:keepLines w:val="0"/>
+        <w:pageBreakBefore w:val="0"/>
+        <w:spacing w:after="80" w:before="0" w:line="360" w:lineRule="auto"/>
         <w:ind w:firstLine="0"/>
         <w:jc w:val="center"/>
       </w:pPr>
       <w:r>
         <w:rPr>
-          <w:rFonts w:ascii="Times New Roman" w:hAnsi="Times New Roman" w:eastAsia="Times New Roman"/>
-          <w:b w:val="0"/>
-          <w:color w:val="000000"/>
-          <w:sz w:val="24"/>
-        </w:rPr>
-        <w:t>Рисунок 1 — Оцінка P(B|A) та її абсолютна похибка</w:t>
-      </w:r>
-    </w:p>
-    <w:p>
-      <w:pPr>
-        <w:spacing w:line="360" w:lineRule="auto" w:before="0" w:after="60"/>
-        <w:ind w:firstLine="709"/>
-        <w:jc w:val="both"/>
-      </w:pPr>
-      <w:r>
-        <w:rPr>
-          <w:rFonts w:ascii="Times New Roman" w:hAnsi="Times New Roman" w:eastAsia="Times New Roman"/>
+          <w:rFonts w:eastAsia="Times New Roman" w:ascii="Times New Roman" w:hAnsi="Times New Roman"/>
           <w:b w:val="0"/>
           <w:color w:val="000000"/>
           <w:sz w:val="28"/>
         </w:rPr>
-        <w:t>Для N=1 000 000 отримано W(B|A)=0,749425, похибка 0,000575. Похибка не зменшується строго на кожній контрольній точці: це властивість випадкової вибірки.</w:t>
+        <w:t>Рисунок 1 — Оцінка P(B|A) та її абсолютна похибка</w:t>
       </w:r>
     </w:p>
     <w:p>
       <w:pPr>
-        <w:keepNext/>
-        <w:pageBreakBefore/>
-        <w:spacing w:line="360" w:lineRule="auto" w:before="120" w:after="120"/>
+        <w:keepNext w:val="0"/>
+        <w:keepLines w:val="0"/>
+        <w:pageBreakBefore w:val="0"/>
+        <w:spacing w:after="80" w:line="360" w:lineRule="auto" w:before="0"/>
         <w:ind w:firstLine="0"/>
-        <w:jc w:val="center"/>
-      </w:pPr>
-      <w:r>
-        <w:rPr>
-          <w:rFonts w:ascii="Times New Roman" w:hAnsi="Times New Roman" w:eastAsia="Times New Roman"/>
-          <w:b/>
-          <w:color w:val="000000"/>
-          <w:sz w:val="28"/>
-        </w:rPr>
-        <w:t>Блок 2 Відмови маршрутизаторів Варіант 1</w:t>
-      </w:r>
-    </w:p>
-    <w:p>
-      <w:pPr>
-        <w:spacing w:line="360" w:lineRule="auto" w:before="0" w:after="60"/>
-        <w:ind w:firstLine="709"/>
         <w:jc w:val="both"/>
       </w:pPr>
       <w:r>
         <w:rPr>
-          <w:rFonts w:ascii="Times New Roman" w:hAnsi="Times New Roman" w:eastAsia="Times New Roman"/>
+          <w:rFonts w:eastAsia="Times New Roman" w:ascii="Times New Roman" w:hAnsi="Times New Roman"/>
           <w:b w:val="0"/>
           <w:color w:val="000000"/>
           <w:sz w:val="28"/>
         </w:rPr>
-        <w:t>A — відмовив R1, B — відмовив R2. Ймовірності відмов протягом доби становлять 0,15 і 0,10. Події незалежні та сумісні: обидва маршрутизатори можуть відмовити одного дня. Змодельовано 100 000 днів.</w:t>
+        <w:t>Для N=1 000 000 отримано W(B|A)=0,749425, похибка 0,000575. Похибка не зменшується строго на кожній контрольній точці: це властивість випадкової вибірки.</w:t>
       </w:r>
     </w:p>
     <w:p>
       <w:pPr>
-        <w:spacing w:line="240" w:lineRule="auto" w:after="120"/>
-        <w:jc w:val="center"/>
-      </w:pPr>
-      <w:r>
-        <w:rPr>
-          <w:rFonts w:ascii="Times New Roman" w:hAnsi="Times New Roman" w:eastAsia="Times New Roman" w:cs="Times New Roman"/>
-          <w:sz w:val="26"/>
-          <w:color w:val="000000"/>
-        </w:rPr>
-        <w:t>P(A∩B)=0,15·0,10=0,015</w:t>
+        <w:keepNext/>
+        <w:keepLines w:val="0"/>
+        <w:pageBreakBefore/>
+        <w:spacing w:before="0" w:after="100" w:line="360" w:lineRule="auto"/>
+        <w:ind w:firstLine="0"/>
+        <w:jc w:val="both"/>
+      </w:pPr>
+      <w:r>
+        <w:rPr>
+          <w:rFonts w:ascii="Times New Roman" w:hAnsi="Times New Roman"/>
+          <w:b/>
+          <w:sz w:val="28"/>
+        </w:rPr>
+        <w:t>4.2 Відмови маршрутизаторів</w:t>
       </w:r>
     </w:p>
     <w:p>
       <w:pPr>
-        <w:spacing w:line="240" w:lineRule="auto" w:after="120"/>
-        <w:jc w:val="center"/>
-      </w:pPr>
-      <w:r>
-        <w:rPr>
-          <w:rFonts w:ascii="Times New Roman" w:hAnsi="Times New Roman" w:eastAsia="Times New Roman" w:cs="Times New Roman"/>
-          <w:sz w:val="26"/>
-          <w:color w:val="000000"/>
-        </w:rPr>
-        <w:t>P(A∪B)=0,15+0,10−0,015=0,235</w:t>
-      </w:r>
-    </w:p>
-    <w:p>
-      <w:pPr>
-        <w:spacing w:line="240" w:lineRule="auto" w:after="120"/>
-        <w:jc w:val="center"/>
-      </w:pPr>
-      <w:r>
-        <w:rPr>
-          <w:rFonts w:ascii="Times New Roman" w:hAnsi="Times New Roman" w:eastAsia="Times New Roman" w:cs="Times New Roman"/>
-          <w:sz w:val="26"/>
-          <w:color w:val="000000"/>
-        </w:rPr>
-        <w:t>P(A|B)=0,15;  P(B|A)=0,10;  P(A|A∪B)=(0,15)/(0,235)≈0,638298</w:t>
-      </w:r>
-    </w:p>
-    <w:p>
-      <w:pPr>
-        <w:keepNext/>
-        <w:spacing w:line="240" w:lineRule="auto" w:before="0" w:after="60"/>
+        <w:keepNext w:val="0"/>
+        <w:keepLines w:val="0"/>
+        <w:pageBreakBefore w:val="0"/>
+        <w:spacing w:after="80" w:before="0" w:line="360" w:lineRule="auto"/>
         <w:ind w:firstLine="0"/>
         <w:jc w:val="center"/>
       </w:pPr>
       <w:r>
         <w:rPr>
-          <w:rFonts w:ascii="Times New Roman" w:hAnsi="Times New Roman" w:eastAsia="Times New Roman"/>
+          <w:rFonts w:eastAsia="Times New Roman" w:ascii="Times New Roman" w:hAnsi="Times New Roman"/>
           <w:b w:val="0"/>
           <w:color w:val="000000"/>
-          <w:sz w:val="24"/>
+          <w:sz w:val="28"/>
         </w:rPr>
         <w:t>Таблиця 2 — Теоретичні ймовірності та частоти</w:t>
       </w:r>
     </w:p>
     <w:tbl>
       <w:tblPr>
-        <w:tblW w:type="auto" w:w="0"/>
+        <w:tblW w:w="0" w:type="auto"/>
         <w:jc w:val="center"/>
+        <w:tblBorders>
+          <w:top w:val="single" w:sz="4" w:space="0" w:color="000000"/>
+          <w:left w:val="single" w:sz="4" w:space="0" w:color="000000"/>
+          <w:bottom w:val="single" w:sz="4" w:space="0" w:color="000000"/>
+          <w:right w:val="single" w:sz="4" w:space="0" w:color="000000"/>
+          <w:insideH w:val="single" w:sz="4" w:space="0" w:color="000000"/>
+          <w:insideV w:val="single" w:sz="4" w:space="0" w:color="000000"/>
+        </w:tblBorders>
         <w:tblLayout w:type="fixed"/>
-        <w:tblLook w:firstColumn="1" w:firstRow="1" w:lastColumn="0" w:lastRow="0" w:noHBand="0" w:noVBand="1" w:val="04A0"/>
-        <w:tblBorders>
-          <w:top w:val="single" w:sz="4" w:color="000000"/>
-          <w:left w:val="single" w:sz="4" w:color="000000"/>
-          <w:bottom w:val="single" w:sz="4" w:color="000000"/>
-          <w:right w:val="single" w:sz="4" w:color="000000"/>
-          <w:insideH w:val="single" w:sz="4" w:color="000000"/>
-          <w:insideV w:val="single" w:sz="4" w:color="000000"/>
-        </w:tblBorders>
+        <w:tblLook w:val="04A0" w:firstRow="1" w:lastRow="0" w:firstColumn="1" w:lastColumn="0" w:noHBand="0" w:noVBand="1"/>
       </w:tblPr>
       <w:tblGrid>
         <w:gridCol w:w="1984"/>
@@ -1903,21 +2648,22 @@
       </w:tblGrid>
       <w:tr>
         <w:trPr>
+          <w:cantSplit/>
           <w:tblHeader/>
-          <w:cantSplit/>
+          <w:jc w:val="center"/>
         </w:trPr>
         <w:tc>
           <w:tcPr>
-            <w:tcW w:type="dxa" w:w="1984"/>
-          </w:tcPr>
-          <w:p>
-            <w:pPr>
-              <w:spacing w:line="240" w:lineRule="auto" w:after="60" w:before="60"/>
-              <w:jc w:val="center"/>
-            </w:pPr>
-            <w:r>
-              <w:rPr>
-                <w:rFonts w:ascii="Times New Roman" w:hAnsi="Times New Roman" w:eastAsia="Times New Roman"/>
+            <w:tcW w:w="1984" w:type="dxa"/>
+          </w:tcPr>
+          <w:p>
+            <w:pPr>
+              <w:spacing w:before="60" w:after="60"/>
+              <w:jc w:val="center"/>
+            </w:pPr>
+            <w:r>
+              <w:rPr>
+                <w:rFonts w:eastAsia="Times New Roman"/>
                 <w:b/>
                 <w:color w:val="000000"/>
                 <w:sz w:val="21"/>
@@ -1928,16 +2674,16 @@
         </w:tc>
         <w:tc>
           <w:tcPr>
-            <w:tcW w:type="dxa" w:w="2551"/>
-          </w:tcPr>
-          <w:p>
-            <w:pPr>
-              <w:spacing w:line="240" w:lineRule="auto" w:after="60" w:before="60"/>
-              <w:jc w:val="center"/>
-            </w:pPr>
-            <w:r>
-              <w:rPr>
-                <w:rFonts w:ascii="Times New Roman" w:hAnsi="Times New Roman" w:eastAsia="Times New Roman"/>
+            <w:tcW w:w="2551" w:type="dxa"/>
+          </w:tcPr>
+          <w:p>
+            <w:pPr>
+              <w:spacing w:before="60" w:after="60"/>
+              <w:jc w:val="center"/>
+            </w:pPr>
+            <w:r>
+              <w:rPr>
+                <w:rFonts w:eastAsia="Times New Roman"/>
                 <w:b/>
                 <w:color w:val="000000"/>
                 <w:sz w:val="21"/>
@@ -1948,16 +2694,16 @@
         </w:tc>
         <w:tc>
           <w:tcPr>
-            <w:tcW w:type="dxa" w:w="2551"/>
-          </w:tcPr>
-          <w:p>
-            <w:pPr>
-              <w:spacing w:line="240" w:lineRule="auto" w:after="60" w:before="60"/>
-              <w:jc w:val="center"/>
-            </w:pPr>
-            <w:r>
-              <w:rPr>
-                <w:rFonts w:ascii="Times New Roman" w:hAnsi="Times New Roman" w:eastAsia="Times New Roman"/>
+            <w:tcW w:w="2551" w:type="dxa"/>
+          </w:tcPr>
+          <w:p>
+            <w:pPr>
+              <w:spacing w:before="60" w:after="60"/>
+              <w:jc w:val="center"/>
+            </w:pPr>
+            <w:r>
+              <w:rPr>
+                <w:rFonts w:eastAsia="Times New Roman"/>
                 <w:b/>
                 <w:color w:val="000000"/>
                 <w:sz w:val="21"/>
@@ -1968,16 +2714,16 @@
         </w:tc>
         <w:tc>
           <w:tcPr>
-            <w:tcW w:type="dxa" w:w="2551"/>
-          </w:tcPr>
-          <w:p>
-            <w:pPr>
-              <w:spacing w:line="240" w:lineRule="auto" w:after="60" w:before="60"/>
-              <w:jc w:val="center"/>
-            </w:pPr>
-            <w:r>
-              <w:rPr>
-                <w:rFonts w:ascii="Times New Roman" w:hAnsi="Times New Roman" w:eastAsia="Times New Roman"/>
+            <w:tcW w:w="2551" w:type="dxa"/>
+          </w:tcPr>
+          <w:p>
+            <w:pPr>
+              <w:spacing w:before="60" w:after="60"/>
+              <w:jc w:val="center"/>
+            </w:pPr>
+            <w:r>
+              <w:rPr>
+                <w:rFonts w:eastAsia="Times New Roman"/>
                 <w:b/>
                 <w:color w:val="000000"/>
                 <w:sz w:val="21"/>
@@ -1990,20 +2736,20 @@
       <w:tr>
         <w:trPr>
           <w:cantSplit/>
+          <w:jc w:val="center"/>
         </w:trPr>
         <w:tc>
           <w:tcPr>
-            <w:tcW w:type="dxa" w:w="1984"/>
-          </w:tcPr>
-          <w:p>
-            <w:pPr>
-              <w:spacing w:line="240" w:lineRule="auto" w:after="60" w:before="60"/>
-              <w:jc w:val="center"/>
-            </w:pPr>
-            <w:r>
-              <w:rPr>
-                <w:rFonts w:ascii="Times New Roman" w:hAnsi="Times New Roman" w:eastAsia="Times New Roman"/>
-                <w:b w:val="0"/>
+            <w:tcW w:w="1984" w:type="dxa"/>
+          </w:tcPr>
+          <w:p>
+            <w:pPr>
+              <w:spacing w:before="60" w:after="60"/>
+              <w:jc w:val="center"/>
+            </w:pPr>
+            <w:r>
+              <w:rPr>
+                <w:rFonts w:eastAsia="Times New Roman"/>
                 <w:color w:val="000000"/>
                 <w:sz w:val="21"/>
               </w:rPr>
@@ -2013,17 +2759,16 @@
         </w:tc>
         <w:tc>
           <w:tcPr>
-            <w:tcW w:type="dxa" w:w="2551"/>
-          </w:tcPr>
-          <w:p>
-            <w:pPr>
-              <w:spacing w:line="240" w:lineRule="auto" w:after="60" w:before="60"/>
-              <w:jc w:val="center"/>
-            </w:pPr>
-            <w:r>
-              <w:rPr>
-                <w:rFonts w:ascii="Times New Roman" w:hAnsi="Times New Roman" w:eastAsia="Times New Roman"/>
-                <w:b w:val="0"/>
+            <w:tcW w:w="2551" w:type="dxa"/>
+          </w:tcPr>
+          <w:p>
+            <w:pPr>
+              <w:spacing w:before="60" w:after="60"/>
+              <w:jc w:val="center"/>
+            </w:pPr>
+            <w:r>
+              <w:rPr>
+                <w:rFonts w:eastAsia="Times New Roman"/>
                 <w:color w:val="000000"/>
                 <w:sz w:val="21"/>
               </w:rPr>
@@ -2033,17 +2778,16 @@
         </w:tc>
         <w:tc>
           <w:tcPr>
-            <w:tcW w:type="dxa" w:w="2551"/>
-          </w:tcPr>
-          <w:p>
-            <w:pPr>
-              <w:spacing w:line="240" w:lineRule="auto" w:after="60" w:before="60"/>
-              <w:jc w:val="center"/>
-            </w:pPr>
-            <w:r>
-              <w:rPr>
-                <w:rFonts w:ascii="Times New Roman" w:hAnsi="Times New Roman" w:eastAsia="Times New Roman"/>
-                <w:b w:val="0"/>
+            <w:tcW w:w="2551" w:type="dxa"/>
+          </w:tcPr>
+          <w:p>
+            <w:pPr>
+              <w:spacing w:before="60" w:after="60"/>
+              <w:jc w:val="center"/>
+            </w:pPr>
+            <w:r>
+              <w:rPr>
+                <w:rFonts w:eastAsia="Times New Roman"/>
                 <w:color w:val="000000"/>
                 <w:sz w:val="21"/>
               </w:rPr>
@@ -2053,17 +2797,16 @@
         </w:tc>
         <w:tc>
           <w:tcPr>
-            <w:tcW w:type="dxa" w:w="2551"/>
-          </w:tcPr>
-          <w:p>
-            <w:pPr>
-              <w:spacing w:line="240" w:lineRule="auto" w:after="60" w:before="60"/>
-              <w:jc w:val="center"/>
-            </w:pPr>
-            <w:r>
-              <w:rPr>
-                <w:rFonts w:ascii="Times New Roman" w:hAnsi="Times New Roman" w:eastAsia="Times New Roman"/>
-                <w:b w:val="0"/>
+            <w:tcW w:w="2551" w:type="dxa"/>
+          </w:tcPr>
+          <w:p>
+            <w:pPr>
+              <w:spacing w:before="60" w:after="60"/>
+              <w:jc w:val="center"/>
+            </w:pPr>
+            <w:r>
+              <w:rPr>
+                <w:rFonts w:eastAsia="Times New Roman"/>
                 <w:color w:val="000000"/>
                 <w:sz w:val="21"/>
               </w:rPr>
@@ -2075,20 +2818,20 @@
       <w:tr>
         <w:trPr>
           <w:cantSplit/>
+          <w:jc w:val="center"/>
         </w:trPr>
         <w:tc>
           <w:tcPr>
-            <w:tcW w:type="dxa" w:w="1984"/>
-          </w:tcPr>
-          <w:p>
-            <w:pPr>
-              <w:spacing w:line="240" w:lineRule="auto" w:after="60" w:before="60"/>
-              <w:jc w:val="center"/>
-            </w:pPr>
-            <w:r>
-              <w:rPr>
-                <w:rFonts w:ascii="Times New Roman" w:hAnsi="Times New Roman" w:eastAsia="Times New Roman"/>
-                <w:b w:val="0"/>
+            <w:tcW w:w="1984" w:type="dxa"/>
+          </w:tcPr>
+          <w:p>
+            <w:pPr>
+              <w:spacing w:before="60" w:after="60"/>
+              <w:jc w:val="center"/>
+            </w:pPr>
+            <w:r>
+              <w:rPr>
+                <w:rFonts w:eastAsia="Times New Roman"/>
                 <w:color w:val="000000"/>
                 <w:sz w:val="21"/>
               </w:rPr>
@@ -2098,17 +2841,16 @@
         </w:tc>
         <w:tc>
           <w:tcPr>
-            <w:tcW w:type="dxa" w:w="2551"/>
-          </w:tcPr>
-          <w:p>
-            <w:pPr>
-              <w:spacing w:line="240" w:lineRule="auto" w:after="60" w:before="60"/>
-              <w:jc w:val="center"/>
-            </w:pPr>
-            <w:r>
-              <w:rPr>
-                <w:rFonts w:ascii="Times New Roman" w:hAnsi="Times New Roman" w:eastAsia="Times New Roman"/>
-                <w:b w:val="0"/>
+            <w:tcW w:w="2551" w:type="dxa"/>
+          </w:tcPr>
+          <w:p>
+            <w:pPr>
+              <w:spacing w:before="60" w:after="60"/>
+              <w:jc w:val="center"/>
+            </w:pPr>
+            <w:r>
+              <w:rPr>
+                <w:rFonts w:eastAsia="Times New Roman"/>
                 <w:color w:val="000000"/>
                 <w:sz w:val="21"/>
               </w:rPr>
@@ -2118,17 +2860,16 @@
         </w:tc>
         <w:tc>
           <w:tcPr>
-            <w:tcW w:type="dxa" w:w="2551"/>
-          </w:tcPr>
-          <w:p>
-            <w:pPr>
-              <w:spacing w:line="240" w:lineRule="auto" w:after="60" w:before="60"/>
-              <w:jc w:val="center"/>
-            </w:pPr>
-            <w:r>
-              <w:rPr>
-                <w:rFonts w:ascii="Times New Roman" w:hAnsi="Times New Roman" w:eastAsia="Times New Roman"/>
-                <w:b w:val="0"/>
+            <w:tcW w:w="2551" w:type="dxa"/>
+          </w:tcPr>
+          <w:p>
+            <w:pPr>
+              <w:spacing w:before="60" w:after="60"/>
+              <w:jc w:val="center"/>
+            </w:pPr>
+            <w:r>
+              <w:rPr>
+                <w:rFonts w:eastAsia="Times New Roman"/>
                 <w:color w:val="000000"/>
                 <w:sz w:val="21"/>
               </w:rPr>
@@ -2138,17 +2879,16 @@
         </w:tc>
         <w:tc>
           <w:tcPr>
-            <w:tcW w:type="dxa" w:w="2551"/>
-          </w:tcPr>
-          <w:p>
-            <w:pPr>
-              <w:spacing w:line="240" w:lineRule="auto" w:after="60" w:before="60"/>
-              <w:jc w:val="center"/>
-            </w:pPr>
-            <w:r>
-              <w:rPr>
-                <w:rFonts w:ascii="Times New Roman" w:hAnsi="Times New Roman" w:eastAsia="Times New Roman"/>
-                <w:b w:val="0"/>
+            <w:tcW w:w="2551" w:type="dxa"/>
+          </w:tcPr>
+          <w:p>
+            <w:pPr>
+              <w:spacing w:before="60" w:after="60"/>
+              <w:jc w:val="center"/>
+            </w:pPr>
+            <w:r>
+              <w:rPr>
+                <w:rFonts w:eastAsia="Times New Roman"/>
                 <w:color w:val="000000"/>
                 <w:sz w:val="21"/>
               </w:rPr>
@@ -2160,20 +2900,20 @@
       <w:tr>
         <w:trPr>
           <w:cantSplit/>
+          <w:jc w:val="center"/>
         </w:trPr>
         <w:tc>
           <w:tcPr>
-            <w:tcW w:type="dxa" w:w="1984"/>
-          </w:tcPr>
-          <w:p>
-            <w:pPr>
-              <w:spacing w:line="240" w:lineRule="auto" w:after="60" w:before="60"/>
-              <w:jc w:val="center"/>
-            </w:pPr>
-            <w:r>
-              <w:rPr>
-                <w:rFonts w:ascii="Times New Roman" w:hAnsi="Times New Roman" w:eastAsia="Times New Roman"/>
-                <w:b w:val="0"/>
+            <w:tcW w:w="1984" w:type="dxa"/>
+          </w:tcPr>
+          <w:p>
+            <w:pPr>
+              <w:spacing w:before="60" w:after="60"/>
+              <w:jc w:val="center"/>
+            </w:pPr>
+            <w:r>
+              <w:rPr>
+                <w:rFonts w:eastAsia="Times New Roman"/>
                 <w:color w:val="000000"/>
                 <w:sz w:val="21"/>
               </w:rPr>
@@ -2183,17 +2923,16 @@
         </w:tc>
         <w:tc>
           <w:tcPr>
-            <w:tcW w:type="dxa" w:w="2551"/>
-          </w:tcPr>
-          <w:p>
-            <w:pPr>
-              <w:spacing w:line="240" w:lineRule="auto" w:after="60" w:before="60"/>
-              <w:jc w:val="center"/>
-            </w:pPr>
-            <w:r>
-              <w:rPr>
-                <w:rFonts w:ascii="Times New Roman" w:hAnsi="Times New Roman" w:eastAsia="Times New Roman"/>
-                <w:b w:val="0"/>
+            <w:tcW w:w="2551" w:type="dxa"/>
+          </w:tcPr>
+          <w:p>
+            <w:pPr>
+              <w:spacing w:before="60" w:after="60"/>
+              <w:jc w:val="center"/>
+            </w:pPr>
+            <w:r>
+              <w:rPr>
+                <w:rFonts w:eastAsia="Times New Roman"/>
                 <w:color w:val="000000"/>
                 <w:sz w:val="21"/>
               </w:rPr>
@@ -2203,17 +2942,16 @@
         </w:tc>
         <w:tc>
           <w:tcPr>
-            <w:tcW w:type="dxa" w:w="2551"/>
-          </w:tcPr>
-          <w:p>
-            <w:pPr>
-              <w:spacing w:line="240" w:lineRule="auto" w:after="60" w:before="60"/>
-              <w:jc w:val="center"/>
-            </w:pPr>
-            <w:r>
-              <w:rPr>
-                <w:rFonts w:ascii="Times New Roman" w:hAnsi="Times New Roman" w:eastAsia="Times New Roman"/>
-                <w:b w:val="0"/>
+            <w:tcW w:w="2551" w:type="dxa"/>
+          </w:tcPr>
+          <w:p>
+            <w:pPr>
+              <w:spacing w:before="60" w:after="60"/>
+              <w:jc w:val="center"/>
+            </w:pPr>
+            <w:r>
+              <w:rPr>
+                <w:rFonts w:eastAsia="Times New Roman"/>
                 <w:color w:val="000000"/>
                 <w:sz w:val="21"/>
               </w:rPr>
@@ -2223,17 +2961,16 @@
         </w:tc>
         <w:tc>
           <w:tcPr>
-            <w:tcW w:type="dxa" w:w="2551"/>
-          </w:tcPr>
-          <w:p>
-            <w:pPr>
-              <w:spacing w:line="240" w:lineRule="auto" w:after="60" w:before="60"/>
-              <w:jc w:val="center"/>
-            </w:pPr>
-            <w:r>
-              <w:rPr>
-                <w:rFonts w:ascii="Times New Roman" w:hAnsi="Times New Roman" w:eastAsia="Times New Roman"/>
-                <w:b w:val="0"/>
+            <w:tcW w:w="2551" w:type="dxa"/>
+          </w:tcPr>
+          <w:p>
+            <w:pPr>
+              <w:spacing w:before="60" w:after="60"/>
+              <w:jc w:val="center"/>
+            </w:pPr>
+            <w:r>
+              <w:rPr>
+                <w:rFonts w:eastAsia="Times New Roman"/>
                 <w:color w:val="000000"/>
                 <w:sz w:val="21"/>
               </w:rPr>
@@ -2245,20 +2982,20 @@
       <w:tr>
         <w:trPr>
           <w:cantSplit/>
+          <w:jc w:val="center"/>
         </w:trPr>
         <w:tc>
           <w:tcPr>
-            <w:tcW w:type="dxa" w:w="1984"/>
-          </w:tcPr>
-          <w:p>
-            <w:pPr>
-              <w:spacing w:line="240" w:lineRule="auto" w:after="60" w:before="60"/>
-              <w:jc w:val="center"/>
-            </w:pPr>
-            <w:r>
-              <w:rPr>
-                <w:rFonts w:ascii="Times New Roman" w:hAnsi="Times New Roman" w:eastAsia="Times New Roman"/>
-                <w:b w:val="0"/>
+            <w:tcW w:w="1984" w:type="dxa"/>
+          </w:tcPr>
+          <w:p>
+            <w:pPr>
+              <w:spacing w:before="60" w:after="60"/>
+              <w:jc w:val="center"/>
+            </w:pPr>
+            <w:r>
+              <w:rPr>
+                <w:rFonts w:eastAsia="Times New Roman"/>
                 <w:color w:val="000000"/>
                 <w:sz w:val="21"/>
               </w:rPr>
@@ -2268,17 +3005,16 @@
         </w:tc>
         <w:tc>
           <w:tcPr>
-            <w:tcW w:type="dxa" w:w="2551"/>
-          </w:tcPr>
-          <w:p>
-            <w:pPr>
-              <w:spacing w:line="240" w:lineRule="auto" w:after="60" w:before="60"/>
-              <w:jc w:val="center"/>
-            </w:pPr>
-            <w:r>
-              <w:rPr>
-                <w:rFonts w:ascii="Times New Roman" w:hAnsi="Times New Roman" w:eastAsia="Times New Roman"/>
-                <w:b w:val="0"/>
+            <w:tcW w:w="2551" w:type="dxa"/>
+          </w:tcPr>
+          <w:p>
+            <w:pPr>
+              <w:spacing w:before="60" w:after="60"/>
+              <w:jc w:val="center"/>
+            </w:pPr>
+            <w:r>
+              <w:rPr>
+                <w:rFonts w:eastAsia="Times New Roman"/>
                 <w:color w:val="000000"/>
                 <w:sz w:val="21"/>
               </w:rPr>
@@ -2288,17 +3024,16 @@
         </w:tc>
         <w:tc>
           <w:tcPr>
-            <w:tcW w:type="dxa" w:w="2551"/>
-          </w:tcPr>
-          <w:p>
-            <w:pPr>
-              <w:spacing w:line="240" w:lineRule="auto" w:after="60" w:before="60"/>
-              <w:jc w:val="center"/>
-            </w:pPr>
-            <w:r>
-              <w:rPr>
-                <w:rFonts w:ascii="Times New Roman" w:hAnsi="Times New Roman" w:eastAsia="Times New Roman"/>
-                <w:b w:val="0"/>
+            <w:tcW w:w="2551" w:type="dxa"/>
+          </w:tcPr>
+          <w:p>
+            <w:pPr>
+              <w:spacing w:before="60" w:after="60"/>
+              <w:jc w:val="center"/>
+            </w:pPr>
+            <w:r>
+              <w:rPr>
+                <w:rFonts w:eastAsia="Times New Roman"/>
                 <w:color w:val="000000"/>
                 <w:sz w:val="21"/>
               </w:rPr>
@@ -2308,17 +3043,16 @@
         </w:tc>
         <w:tc>
           <w:tcPr>
-            <w:tcW w:type="dxa" w:w="2551"/>
-          </w:tcPr>
-          <w:p>
-            <w:pPr>
-              <w:spacing w:line="240" w:lineRule="auto" w:after="60" w:before="60"/>
-              <w:jc w:val="center"/>
-            </w:pPr>
-            <w:r>
-              <w:rPr>
-                <w:rFonts w:ascii="Times New Roman" w:hAnsi="Times New Roman" w:eastAsia="Times New Roman"/>
-                <w:b w:val="0"/>
+            <w:tcW w:w="2551" w:type="dxa"/>
+          </w:tcPr>
+          <w:p>
+            <w:pPr>
+              <w:spacing w:before="60" w:after="60"/>
+              <w:jc w:val="center"/>
+            </w:pPr>
+            <w:r>
+              <w:rPr>
+                <w:rFonts w:eastAsia="Times New Roman"/>
                 <w:color w:val="000000"/>
                 <w:sz w:val="21"/>
               </w:rPr>
@@ -2330,20 +3064,20 @@
       <w:tr>
         <w:trPr>
           <w:cantSplit/>
+          <w:jc w:val="center"/>
         </w:trPr>
         <w:tc>
           <w:tcPr>
-            <w:tcW w:type="dxa" w:w="1984"/>
-          </w:tcPr>
-          <w:p>
-            <w:pPr>
-              <w:spacing w:line="240" w:lineRule="auto" w:after="60" w:before="60"/>
-              <w:jc w:val="center"/>
-            </w:pPr>
-            <w:r>
-              <w:rPr>
-                <w:rFonts w:ascii="Times New Roman" w:hAnsi="Times New Roman" w:eastAsia="Times New Roman"/>
-                <w:b w:val="0"/>
+            <w:tcW w:w="1984" w:type="dxa"/>
+          </w:tcPr>
+          <w:p>
+            <w:pPr>
+              <w:spacing w:before="60" w:after="60"/>
+              <w:jc w:val="center"/>
+            </w:pPr>
+            <w:r>
+              <w:rPr>
+                <w:rFonts w:eastAsia="Times New Roman"/>
                 <w:color w:val="000000"/>
                 <w:sz w:val="21"/>
               </w:rPr>
@@ -2353,17 +3087,16 @@
         </w:tc>
         <w:tc>
           <w:tcPr>
-            <w:tcW w:type="dxa" w:w="2551"/>
-          </w:tcPr>
-          <w:p>
-            <w:pPr>
-              <w:spacing w:line="240" w:lineRule="auto" w:after="60" w:before="60"/>
-              <w:jc w:val="center"/>
-            </w:pPr>
-            <w:r>
-              <w:rPr>
-                <w:rFonts w:ascii="Times New Roman" w:hAnsi="Times New Roman" w:eastAsia="Times New Roman"/>
-                <w:b w:val="0"/>
+            <w:tcW w:w="2551" w:type="dxa"/>
+          </w:tcPr>
+          <w:p>
+            <w:pPr>
+              <w:spacing w:before="60" w:after="60"/>
+              <w:jc w:val="center"/>
+            </w:pPr>
+            <w:r>
+              <w:rPr>
+                <w:rFonts w:eastAsia="Times New Roman"/>
                 <w:color w:val="000000"/>
                 <w:sz w:val="21"/>
               </w:rPr>
@@ -2373,17 +3106,16 @@
         </w:tc>
         <w:tc>
           <w:tcPr>
-            <w:tcW w:type="dxa" w:w="2551"/>
-          </w:tcPr>
-          <w:p>
-            <w:pPr>
-              <w:spacing w:line="240" w:lineRule="auto" w:after="60" w:before="60"/>
-              <w:jc w:val="center"/>
-            </w:pPr>
-            <w:r>
-              <w:rPr>
-                <w:rFonts w:ascii="Times New Roman" w:hAnsi="Times New Roman" w:eastAsia="Times New Roman"/>
-                <w:b w:val="0"/>
+            <w:tcW w:w="2551" w:type="dxa"/>
+          </w:tcPr>
+          <w:p>
+            <w:pPr>
+              <w:spacing w:before="60" w:after="60"/>
+              <w:jc w:val="center"/>
+            </w:pPr>
+            <w:r>
+              <w:rPr>
+                <w:rFonts w:eastAsia="Times New Roman"/>
                 <w:color w:val="000000"/>
                 <w:sz w:val="21"/>
               </w:rPr>
@@ -2393,17 +3125,16 @@
         </w:tc>
         <w:tc>
           <w:tcPr>
-            <w:tcW w:type="dxa" w:w="2551"/>
-          </w:tcPr>
-          <w:p>
-            <w:pPr>
-              <w:spacing w:line="240" w:lineRule="auto" w:after="60" w:before="60"/>
-              <w:jc w:val="center"/>
-            </w:pPr>
-            <w:r>
-              <w:rPr>
-                <w:rFonts w:ascii="Times New Roman" w:hAnsi="Times New Roman" w:eastAsia="Times New Roman"/>
-                <w:b w:val="0"/>
+            <w:tcW w:w="2551" w:type="dxa"/>
+          </w:tcPr>
+          <w:p>
+            <w:pPr>
+              <w:spacing w:before="60" w:after="60"/>
+              <w:jc w:val="center"/>
+            </w:pPr>
+            <w:r>
+              <w:rPr>
+                <w:rFonts w:eastAsia="Times New Roman"/>
                 <w:color w:val="000000"/>
                 <w:sz w:val="21"/>
               </w:rPr>
@@ -2415,20 +3146,20 @@
       <w:tr>
         <w:trPr>
           <w:cantSplit/>
+          <w:jc w:val="center"/>
         </w:trPr>
         <w:tc>
           <w:tcPr>
-            <w:tcW w:type="dxa" w:w="1984"/>
-          </w:tcPr>
-          <w:p>
-            <w:pPr>
-              <w:spacing w:line="240" w:lineRule="auto" w:after="60" w:before="60"/>
-              <w:jc w:val="center"/>
-            </w:pPr>
-            <w:r>
-              <w:rPr>
-                <w:rFonts w:ascii="Times New Roman" w:hAnsi="Times New Roman" w:eastAsia="Times New Roman"/>
-                <w:b w:val="0"/>
+            <w:tcW w:w="1984" w:type="dxa"/>
+          </w:tcPr>
+          <w:p>
+            <w:pPr>
+              <w:spacing w:before="60" w:after="60"/>
+              <w:jc w:val="center"/>
+            </w:pPr>
+            <w:r>
+              <w:rPr>
+                <w:rFonts w:eastAsia="Times New Roman"/>
                 <w:color w:val="000000"/>
                 <w:sz w:val="21"/>
               </w:rPr>
@@ -2438,17 +3169,16 @@
         </w:tc>
         <w:tc>
           <w:tcPr>
-            <w:tcW w:type="dxa" w:w="2551"/>
-          </w:tcPr>
-          <w:p>
-            <w:pPr>
-              <w:spacing w:line="240" w:lineRule="auto" w:after="60" w:before="60"/>
-              <w:jc w:val="center"/>
-            </w:pPr>
-            <w:r>
-              <w:rPr>
-                <w:rFonts w:ascii="Times New Roman" w:hAnsi="Times New Roman" w:eastAsia="Times New Roman"/>
-                <w:b w:val="0"/>
+            <w:tcW w:w="2551" w:type="dxa"/>
+          </w:tcPr>
+          <w:p>
+            <w:pPr>
+              <w:spacing w:before="60" w:after="60"/>
+              <w:jc w:val="center"/>
+            </w:pPr>
+            <w:r>
+              <w:rPr>
+                <w:rFonts w:eastAsia="Times New Roman"/>
                 <w:color w:val="000000"/>
                 <w:sz w:val="21"/>
               </w:rPr>
@@ -2458,17 +3188,16 @@
         </w:tc>
         <w:tc>
           <w:tcPr>
-            <w:tcW w:type="dxa" w:w="2551"/>
-          </w:tcPr>
-          <w:p>
-            <w:pPr>
-              <w:spacing w:line="240" w:lineRule="auto" w:after="60" w:before="60"/>
-              <w:jc w:val="center"/>
-            </w:pPr>
-            <w:r>
-              <w:rPr>
-                <w:rFonts w:ascii="Times New Roman" w:hAnsi="Times New Roman" w:eastAsia="Times New Roman"/>
-                <w:b w:val="0"/>
+            <w:tcW w:w="2551" w:type="dxa"/>
+          </w:tcPr>
+          <w:p>
+            <w:pPr>
+              <w:spacing w:before="60" w:after="60"/>
+              <w:jc w:val="center"/>
+            </w:pPr>
+            <w:r>
+              <w:rPr>
+                <w:rFonts w:eastAsia="Times New Roman"/>
                 <w:color w:val="000000"/>
                 <w:sz w:val="21"/>
               </w:rPr>
@@ -2478,17 +3207,16 @@
         </w:tc>
         <w:tc>
           <w:tcPr>
-            <w:tcW w:type="dxa" w:w="2551"/>
-          </w:tcPr>
-          <w:p>
-            <w:pPr>
-              <w:spacing w:line="240" w:lineRule="auto" w:after="60" w:before="60"/>
-              <w:jc w:val="center"/>
-            </w:pPr>
-            <w:r>
-              <w:rPr>
-                <w:rFonts w:ascii="Times New Roman" w:hAnsi="Times New Roman" w:eastAsia="Times New Roman"/>
-                <w:b w:val="0"/>
+            <w:tcW w:w="2551" w:type="dxa"/>
+          </w:tcPr>
+          <w:p>
+            <w:pPr>
+              <w:spacing w:before="60" w:after="60"/>
+              <w:jc w:val="center"/>
+            </w:pPr>
+            <w:r>
+              <w:rPr>
+                <w:rFonts w:eastAsia="Times New Roman"/>
                 <w:color w:val="000000"/>
                 <w:sz w:val="21"/>
               </w:rPr>
@@ -2500,20 +3228,20 @@
       <w:tr>
         <w:trPr>
           <w:cantSplit/>
+          <w:jc w:val="center"/>
         </w:trPr>
         <w:tc>
           <w:tcPr>
-            <w:tcW w:type="dxa" w:w="1984"/>
-          </w:tcPr>
-          <w:p>
-            <w:pPr>
-              <w:spacing w:line="240" w:lineRule="auto" w:after="60" w:before="60"/>
-              <w:jc w:val="center"/>
-            </w:pPr>
-            <w:r>
-              <w:rPr>
-                <w:rFonts w:ascii="Times New Roman" w:hAnsi="Times New Roman" w:eastAsia="Times New Roman"/>
-                <w:b w:val="0"/>
+            <w:tcW w:w="1984" w:type="dxa"/>
+          </w:tcPr>
+          <w:p>
+            <w:pPr>
+              <w:spacing w:before="60" w:after="60"/>
+              <w:jc w:val="center"/>
+            </w:pPr>
+            <w:r>
+              <w:rPr>
+                <w:rFonts w:eastAsia="Times New Roman"/>
                 <w:color w:val="000000"/>
                 <w:sz w:val="21"/>
               </w:rPr>
@@ -2523,17 +3251,16 @@
         </w:tc>
         <w:tc>
           <w:tcPr>
-            <w:tcW w:type="dxa" w:w="2551"/>
-          </w:tcPr>
-          <w:p>
-            <w:pPr>
-              <w:spacing w:line="240" w:lineRule="auto" w:after="60" w:before="60"/>
-              <w:jc w:val="center"/>
-            </w:pPr>
-            <w:r>
-              <w:rPr>
-                <w:rFonts w:ascii="Times New Roman" w:hAnsi="Times New Roman" w:eastAsia="Times New Roman"/>
-                <w:b w:val="0"/>
+            <w:tcW w:w="2551" w:type="dxa"/>
+          </w:tcPr>
+          <w:p>
+            <w:pPr>
+              <w:spacing w:before="60" w:after="60"/>
+              <w:jc w:val="center"/>
+            </w:pPr>
+            <w:r>
+              <w:rPr>
+                <w:rFonts w:eastAsia="Times New Roman"/>
                 <w:color w:val="000000"/>
                 <w:sz w:val="21"/>
               </w:rPr>
@@ -2543,17 +3270,16 @@
         </w:tc>
         <w:tc>
           <w:tcPr>
-            <w:tcW w:type="dxa" w:w="2551"/>
-          </w:tcPr>
-          <w:p>
-            <w:pPr>
-              <w:spacing w:line="240" w:lineRule="auto" w:after="60" w:before="60"/>
-              <w:jc w:val="center"/>
-            </w:pPr>
-            <w:r>
-              <w:rPr>
-                <w:rFonts w:ascii="Times New Roman" w:hAnsi="Times New Roman" w:eastAsia="Times New Roman"/>
-                <w:b w:val="0"/>
+            <w:tcW w:w="2551" w:type="dxa"/>
+          </w:tcPr>
+          <w:p>
+            <w:pPr>
+              <w:spacing w:before="60" w:after="60"/>
+              <w:jc w:val="center"/>
+            </w:pPr>
+            <w:r>
+              <w:rPr>
+                <w:rFonts w:eastAsia="Times New Roman"/>
                 <w:color w:val="000000"/>
                 <w:sz w:val="21"/>
               </w:rPr>
@@ -2563,17 +3289,16 @@
         </w:tc>
         <w:tc>
           <w:tcPr>
-            <w:tcW w:type="dxa" w:w="2551"/>
-          </w:tcPr>
-          <w:p>
-            <w:pPr>
-              <w:spacing w:line="240" w:lineRule="auto" w:after="60" w:before="60"/>
-              <w:jc w:val="center"/>
-            </w:pPr>
-            <w:r>
-              <w:rPr>
-                <w:rFonts w:ascii="Times New Roman" w:hAnsi="Times New Roman" w:eastAsia="Times New Roman"/>
-                <w:b w:val="0"/>
+            <w:tcW w:w="2551" w:type="dxa"/>
+          </w:tcPr>
+          <w:p>
+            <w:pPr>
+              <w:spacing w:before="60" w:after="60"/>
+              <w:jc w:val="center"/>
+            </w:pPr>
+            <w:r>
+              <w:rPr>
+                <w:rFonts w:eastAsia="Times New Roman"/>
                 <w:color w:val="000000"/>
                 <w:sz w:val="21"/>
               </w:rPr>
@@ -2585,94 +3310,16 @@
     </w:tbl>
     <w:p>
       <w:pPr>
-        <w:spacing w:after="0"/>
-      </w:pPr>
-    </w:p>
-    <w:p>
-      <w:pPr>
-        <w:keepLines/>
-        <w:spacing w:line="240" w:lineRule="auto" w:after="120"/>
+        <w:keepNext w:val="0"/>
+        <w:keepLines w:val="0"/>
+        <w:pageBreakBefore w:val="0"/>
+        <w:spacing w:after="80" w:line="360" w:lineRule="auto" w:before="0"/>
         <w:ind w:firstLine="0"/>
-      </w:pPr>
-      <w:r>
-        <w:rPr>
-          <w:rFonts w:ascii="Consolas" w:hAnsi="Consolas" w:eastAsia="Consolas"/>
-          <w:b w:val="0"/>
-          <w:color w:val="000000"/>
-          <w:sz w:val="21"/>
-        </w:rPr>
-        <w:t>failed_r1 = generator.random() &lt; 0.15</w:t>
-      </w:r>
-      <w:r>
-        <w:br/>
-      </w:r>
-      <w:r>
-        <w:rPr>
-          <w:rFonts w:ascii="Consolas" w:hAnsi="Consolas" w:eastAsia="Consolas"/>
-          <w:b w:val="0"/>
-          <w:color w:val="000000"/>
-          <w:sz w:val="21"/>
-        </w:rPr>
-        <w:t>failed_r2 = generator.random() &lt; 0.10</w:t>
-      </w:r>
-      <w:r>
-        <w:br/>
-      </w:r>
-      <w:r>
-        <w:rPr>
-          <w:rFonts w:ascii="Consolas" w:hAnsi="Consolas" w:eastAsia="Consolas"/>
-          <w:b w:val="0"/>
-          <w:color w:val="000000"/>
-          <w:sz w:val="21"/>
-        </w:rPr>
-        <w:t>if failed_r1 and failed_r2:</w:t>
-      </w:r>
-      <w:r>
-        <w:br/>
-      </w:r>
-      <w:r>
-        <w:rPr>
-          <w:rFonts w:ascii="Consolas" w:hAnsi="Consolas" w:eastAsia="Consolas"/>
-          <w:b w:val="0"/>
-          <w:color w:val="000000"/>
-          <w:sz w:val="21"/>
-        </w:rPr>
-        <w:t xml:space="preserve">    count_ab += 1</w:t>
-      </w:r>
-      <w:r>
-        <w:br/>
-      </w:r>
-      <w:r>
-        <w:rPr>
-          <w:rFonts w:ascii="Consolas" w:hAnsi="Consolas" w:eastAsia="Consolas"/>
-          <w:b w:val="0"/>
-          <w:color w:val="000000"/>
-          <w:sz w:val="21"/>
-        </w:rPr>
-        <w:t>if failed_r1 or failed_r2:</w:t>
-      </w:r>
-      <w:r>
-        <w:br/>
-      </w:r>
-      <w:r>
-        <w:rPr>
-          <w:rFonts w:ascii="Consolas" w:hAnsi="Consolas" w:eastAsia="Consolas"/>
-          <w:b w:val="0"/>
-          <w:color w:val="000000"/>
-          <w:sz w:val="21"/>
-        </w:rPr>
-        <w:t xml:space="preserve">    count_union += 1</w:t>
-      </w:r>
-    </w:p>
-    <w:p>
-      <w:pPr>
-        <w:spacing w:line="360" w:lineRule="auto" w:before="0" w:after="60"/>
-        <w:ind w:firstLine="709"/>
         <w:jc w:val="both"/>
       </w:pPr>
       <w:r>
         <w:rPr>
-          <w:rFonts w:ascii="Times New Roman" w:hAnsi="Times New Roman" w:eastAsia="Times New Roman"/>
+          <w:rFonts w:eastAsia="Times New Roman" w:ascii="Times New Roman" w:hAnsi="Times New Roman"/>
           <w:b w:val="0"/>
           <w:color w:val="000000"/>
           <w:sz w:val="28"/>
@@ -2682,13 +3329,16 @@
     </w:p>
     <w:p>
       <w:pPr>
-        <w:spacing w:line="360" w:lineRule="auto" w:before="0" w:after="60"/>
-        <w:ind w:firstLine="709"/>
+        <w:keepNext w:val="0"/>
+        <w:keepLines w:val="0"/>
+        <w:pageBreakBefore w:val="0"/>
+        <w:spacing w:after="80" w:line="360" w:lineRule="auto" w:before="0"/>
+        <w:ind w:firstLine="0"/>
         <w:jc w:val="both"/>
       </w:pPr>
       <w:r>
         <w:rPr>
-          <w:rFonts w:ascii="Times New Roman" w:hAnsi="Times New Roman" w:eastAsia="Times New Roman"/>
+          <w:rFonts w:eastAsia="Times New Roman" w:ascii="Times New Roman" w:hAnsi="Times New Roman"/>
           <w:b w:val="0"/>
           <w:color w:val="000000"/>
           <w:sz w:val="28"/>
@@ -2698,13 +3348,16 @@
     </w:p>
     <w:p>
       <w:pPr>
-        <w:spacing w:line="360" w:lineRule="auto" w:before="0" w:after="60"/>
-        <w:ind w:firstLine="709"/>
+        <w:keepNext w:val="0"/>
+        <w:keepLines w:val="0"/>
+        <w:pageBreakBefore w:val="0"/>
+        <w:spacing w:after="80" w:line="360" w:lineRule="auto" w:before="0"/>
+        <w:ind w:firstLine="0"/>
         <w:jc w:val="both"/>
       </w:pPr>
       <w:r>
         <w:rPr>
-          <w:rFonts w:ascii="Times New Roman" w:hAnsi="Times New Roman" w:eastAsia="Times New Roman"/>
+          <w:rFonts w:eastAsia="Times New Roman" w:ascii="Times New Roman" w:hAnsi="Times New Roman"/>
           <w:b w:val="0"/>
           <w:color w:val="000000"/>
           <w:sz w:val="28"/>
@@ -2715,172 +3368,54 @@
     <w:p>
       <w:pPr>
         <w:keepNext/>
+        <w:keepLines w:val="0"/>
         <w:pageBreakBefore/>
-        <w:spacing w:line="360" w:lineRule="auto" w:before="120" w:after="120"/>
+        <w:spacing w:before="0" w:after="100" w:line="360" w:lineRule="auto"/>
+        <w:ind w:firstLine="0"/>
+        <w:jc w:val="both"/>
+      </w:pPr>
+      <w:r>
+        <w:rPr>
+          <w:rFonts w:ascii="Times New Roman" w:hAnsi="Times New Roman"/>
+          <w:b/>
+          <w:sz w:val="28"/>
+        </w:rPr>
+        <w:t>4.3 Надійність вебсистеми</w:t>
+      </w:r>
+    </w:p>
+    <w:p>
+      <w:pPr>
+        <w:keepNext w:val="0"/>
+        <w:keepLines w:val="0"/>
+        <w:pageBreakBefore w:val="0"/>
+        <w:spacing w:after="80" w:before="0" w:line="360" w:lineRule="auto"/>
         <w:ind w:firstLine="0"/>
         <w:jc w:val="center"/>
       </w:pPr>
       <w:r>
         <w:rPr>
-          <w:rFonts w:ascii="Times New Roman" w:hAnsi="Times New Roman" w:eastAsia="Times New Roman"/>
-          <w:b/>
-          <w:color w:val="000000"/>
-          <w:sz w:val="28"/>
-        </w:rPr>
-        <w:t>Блок 3 Надійність вебсистеми</w:t>
-      </w:r>
-    </w:p>
-    <w:p>
-      <w:pPr>
-        <w:spacing w:line="360" w:lineRule="auto" w:before="0" w:after="60"/>
-        <w:ind w:firstLine="709"/>
-        <w:jc w:val="both"/>
-      </w:pPr>
-      <w:r>
-        <w:rPr>
-          <w:rFonts w:ascii="Times New Roman" w:hAnsi="Times New Roman" w:eastAsia="Times New Roman"/>
+          <w:rFonts w:eastAsia="Times New Roman" w:ascii="Times New Roman" w:hAnsi="Times New Roman"/>
           <w:b w:val="0"/>
           <w:color w:val="000000"/>
           <w:sz w:val="28"/>
         </w:rPr>
-        <w:t>Система містить п'ять незалежних компонентів. Балансувальник LB має надійність 0,98. Два вебсервери Web1/Web2 з надійністю 0,90 кожний утворюють паралельну підсистему. Дві БД DB1/DB2 з надійністю 0,95 кожна також працюють паралельно. Ці три підсистеми з'єднано послідовно.</w:t>
-      </w:r>
-    </w:p>
-    <w:p>
-      <w:pPr>
-        <w:spacing w:line="240" w:lineRule="auto" w:after="120"/>
-        <w:jc w:val="center"/>
-      </w:pPr>
-      <w:r>
-        <w:rPr>
-          <w:rFonts w:ascii="Times New Roman" w:hAnsi="Times New Roman" w:eastAsia="Times New Roman" w:cs="Times New Roman"/>
-          <w:sz w:val="26"/>
-          <w:color w:val="000000"/>
-        </w:rPr>
-        <w:t>Psys=0,98·[1−0,10·0,10]·[1−0,05·0,05]</w:t>
-      </w:r>
-    </w:p>
-    <w:p>
-      <w:pPr>
-        <w:spacing w:line="240" w:lineRule="auto" w:after="120"/>
-        <w:jc w:val="center"/>
-      </w:pPr>
-      <w:r>
-        <w:rPr>
-          <w:rFonts w:ascii="Times New Roman" w:hAnsi="Times New Roman" w:eastAsia="Times New Roman" w:cs="Times New Roman"/>
-          <w:sz w:val="26"/>
-          <w:color w:val="000000"/>
-        </w:rPr>
-        <w:t>Psys=0,98·0,99·0,9975=0,9677745</w:t>
-      </w:r>
-    </w:p>
-    <w:p>
-      <w:pPr>
-        <w:keepLines/>
-        <w:spacing w:line="240" w:lineRule="auto" w:after="120"/>
-        <w:ind w:firstLine="0"/>
-      </w:pPr>
-      <w:r>
-        <w:rPr>
-          <w:rFonts w:ascii="Consolas" w:hAnsi="Consolas" w:eastAsia="Consolas"/>
-          <w:b w:val="0"/>
-          <w:color w:val="000000"/>
-          <w:sz w:val="21"/>
-        </w:rPr>
-        <w:t>lb = generator.random() &lt; 0.98</w:t>
-      </w:r>
-      <w:r>
-        <w:br/>
-      </w:r>
-      <w:r>
-        <w:rPr>
-          <w:rFonts w:ascii="Consolas" w:hAnsi="Consolas" w:eastAsia="Consolas"/>
-          <w:b w:val="0"/>
-          <w:color w:val="000000"/>
-          <w:sz w:val="21"/>
-        </w:rPr>
-        <w:t>web1 = generator.random() &lt; 0.90</w:t>
-      </w:r>
-      <w:r>
-        <w:br/>
-      </w:r>
-      <w:r>
-        <w:rPr>
-          <w:rFonts w:ascii="Consolas" w:hAnsi="Consolas" w:eastAsia="Consolas"/>
-          <w:b w:val="0"/>
-          <w:color w:val="000000"/>
-          <w:sz w:val="21"/>
-        </w:rPr>
-        <w:t>web2 = generator.random() &lt; 0.90</w:t>
-      </w:r>
-      <w:r>
-        <w:br/>
-      </w:r>
-      <w:r>
-        <w:rPr>
-          <w:rFonts w:ascii="Consolas" w:hAnsi="Consolas" w:eastAsia="Consolas"/>
-          <w:b w:val="0"/>
-          <w:color w:val="000000"/>
-          <w:sz w:val="21"/>
-        </w:rPr>
-        <w:t>db1 = generator.random() &lt; 0.95</w:t>
-      </w:r>
-      <w:r>
-        <w:br/>
-      </w:r>
-      <w:r>
-        <w:rPr>
-          <w:rFonts w:ascii="Consolas" w:hAnsi="Consolas" w:eastAsia="Consolas"/>
-          <w:b w:val="0"/>
-          <w:color w:val="000000"/>
-          <w:sz w:val="21"/>
-        </w:rPr>
-        <w:t>db2 = generator.random() &lt; 0.95</w:t>
-      </w:r>
-      <w:r>
-        <w:br/>
-      </w:r>
-      <w:r>
-        <w:rPr>
-          <w:rFonts w:ascii="Consolas" w:hAnsi="Consolas" w:eastAsia="Consolas"/>
-          <w:b w:val="0"/>
-          <w:color w:val="000000"/>
-          <w:sz w:val="21"/>
-        </w:rPr>
-        <w:t>system_ok = lb and (web1 or web2) and (db1 or db2)</w:t>
-      </w:r>
-    </w:p>
-    <w:p>
-      <w:pPr>
-        <w:keepNext/>
-        <w:spacing w:line="240" w:lineRule="auto" w:before="0" w:after="60"/>
-        <w:ind w:firstLine="0"/>
-        <w:jc w:val="center"/>
-      </w:pPr>
-      <w:r>
-        <w:rPr>
-          <w:rFonts w:ascii="Times New Roman" w:hAnsi="Times New Roman" w:eastAsia="Times New Roman"/>
-          <w:b w:val="0"/>
-          <w:color w:val="000000"/>
-          <w:sz w:val="24"/>
-        </w:rPr>
         <w:t>Таблиця 3 — Статистична надійність вебсистеми</w:t>
       </w:r>
     </w:p>
     <w:tbl>
       <w:tblPr>
-        <w:tblW w:type="auto" w:w="0"/>
+        <w:tblW w:w="0" w:type="auto"/>
         <w:jc w:val="center"/>
+        <w:tblBorders>
+          <w:top w:val="single" w:sz="4" w:space="0" w:color="000000"/>
+          <w:left w:val="single" w:sz="4" w:space="0" w:color="000000"/>
+          <w:bottom w:val="single" w:sz="4" w:space="0" w:color="000000"/>
+          <w:right w:val="single" w:sz="4" w:space="0" w:color="000000"/>
+          <w:insideH w:val="single" w:sz="4" w:space="0" w:color="000000"/>
+          <w:insideV w:val="single" w:sz="4" w:space="0" w:color="000000"/>
+        </w:tblBorders>
         <w:tblLayout w:type="fixed"/>
-        <w:tblLook w:firstColumn="1" w:firstRow="1" w:lastColumn="0" w:lastRow="0" w:noHBand="0" w:noVBand="1" w:val="04A0"/>
-        <w:tblBorders>
-          <w:top w:val="single" w:sz="4" w:color="000000"/>
-          <w:left w:val="single" w:sz="4" w:color="000000"/>
-          <w:bottom w:val="single" w:sz="4" w:color="000000"/>
-          <w:right w:val="single" w:sz="4" w:color="000000"/>
-          <w:insideH w:val="single" w:sz="4" w:color="000000"/>
-          <w:insideV w:val="single" w:sz="4" w:color="000000"/>
-        </w:tblBorders>
+        <w:tblLook w:val="04A0" w:firstRow="1" w:lastRow="0" w:firstColumn="1" w:lastColumn="0" w:noHBand="0" w:noVBand="1"/>
       </w:tblPr>
       <w:tblGrid>
         <w:gridCol w:w="2381"/>
@@ -2890,21 +3425,22 @@
       </w:tblGrid>
       <w:tr>
         <w:trPr>
+          <w:cantSplit/>
           <w:tblHeader/>
-          <w:cantSplit/>
+          <w:jc w:val="center"/>
         </w:trPr>
         <w:tc>
           <w:tcPr>
-            <w:tcW w:type="dxa" w:w="2381"/>
-          </w:tcPr>
-          <w:p>
-            <w:pPr>
-              <w:spacing w:line="240" w:lineRule="auto" w:after="60" w:before="60"/>
-              <w:jc w:val="center"/>
-            </w:pPr>
-            <w:r>
-              <w:rPr>
-                <w:rFonts w:ascii="Times New Roman" w:hAnsi="Times New Roman" w:eastAsia="Times New Roman"/>
+            <w:tcW w:w="2381" w:type="dxa"/>
+          </w:tcPr>
+          <w:p>
+            <w:pPr>
+              <w:spacing w:before="60" w:after="60"/>
+              <w:jc w:val="center"/>
+            </w:pPr>
+            <w:r>
+              <w:rPr>
+                <w:rFonts w:eastAsia="Times New Roman"/>
                 <w:b/>
                 <w:color w:val="000000"/>
                 <w:sz w:val="21"/>
@@ -2915,16 +3451,16 @@
         </w:tc>
         <w:tc>
           <w:tcPr>
-            <w:tcW w:type="dxa" w:w="2381"/>
-          </w:tcPr>
-          <w:p>
-            <w:pPr>
-              <w:spacing w:line="240" w:lineRule="auto" w:after="60" w:before="60"/>
-              <w:jc w:val="center"/>
-            </w:pPr>
-            <w:r>
-              <w:rPr>
-                <w:rFonts w:ascii="Times New Roman" w:hAnsi="Times New Roman" w:eastAsia="Times New Roman"/>
+            <w:tcW w:w="2381" w:type="dxa"/>
+          </w:tcPr>
+          <w:p>
+            <w:pPr>
+              <w:spacing w:before="60" w:after="60"/>
+              <w:jc w:val="center"/>
+            </w:pPr>
+            <w:r>
+              <w:rPr>
+                <w:rFonts w:eastAsia="Times New Roman"/>
                 <w:b/>
                 <w:color w:val="000000"/>
                 <w:sz w:val="21"/>
@@ -2935,16 +3471,16 @@
         </w:tc>
         <w:tc>
           <w:tcPr>
-            <w:tcW w:type="dxa" w:w="2438"/>
-          </w:tcPr>
-          <w:p>
-            <w:pPr>
-              <w:spacing w:line="240" w:lineRule="auto" w:after="60" w:before="60"/>
-              <w:jc w:val="center"/>
-            </w:pPr>
-            <w:r>
-              <w:rPr>
-                <w:rFonts w:ascii="Times New Roman" w:hAnsi="Times New Roman" w:eastAsia="Times New Roman"/>
+            <w:tcW w:w="2438" w:type="dxa"/>
+          </w:tcPr>
+          <w:p>
+            <w:pPr>
+              <w:spacing w:before="60" w:after="60"/>
+              <w:jc w:val="center"/>
+            </w:pPr>
+            <w:r>
+              <w:rPr>
+                <w:rFonts w:eastAsia="Times New Roman"/>
                 <w:b/>
                 <w:color w:val="000000"/>
                 <w:sz w:val="21"/>
@@ -2955,16 +3491,16 @@
         </w:tc>
         <w:tc>
           <w:tcPr>
-            <w:tcW w:type="dxa" w:w="2438"/>
-          </w:tcPr>
-          <w:p>
-            <w:pPr>
-              <w:spacing w:line="240" w:lineRule="auto" w:after="60" w:before="60"/>
-              <w:jc w:val="center"/>
-            </w:pPr>
-            <w:r>
-              <w:rPr>
-                <w:rFonts w:ascii="Times New Roman" w:hAnsi="Times New Roman" w:eastAsia="Times New Roman"/>
+            <w:tcW w:w="2438" w:type="dxa"/>
+          </w:tcPr>
+          <w:p>
+            <w:pPr>
+              <w:spacing w:before="60" w:after="60"/>
+              <w:jc w:val="center"/>
+            </w:pPr>
+            <w:r>
+              <w:rPr>
+                <w:rFonts w:eastAsia="Times New Roman"/>
                 <w:b/>
                 <w:color w:val="000000"/>
                 <w:sz w:val="21"/>
@@ -2977,20 +3513,20 @@
       <w:tr>
         <w:trPr>
           <w:cantSplit/>
+          <w:jc w:val="center"/>
         </w:trPr>
         <w:tc>
           <w:tcPr>
-            <w:tcW w:type="dxa" w:w="2381"/>
-          </w:tcPr>
-          <w:p>
-            <w:pPr>
-              <w:spacing w:line="240" w:lineRule="auto" w:after="60" w:before="60"/>
-              <w:jc w:val="center"/>
-            </w:pPr>
-            <w:r>
-              <w:rPr>
-                <w:rFonts w:ascii="Times New Roman" w:hAnsi="Times New Roman" w:eastAsia="Times New Roman"/>
-                <w:b w:val="0"/>
+            <w:tcW w:w="2381" w:type="dxa"/>
+          </w:tcPr>
+          <w:p>
+            <w:pPr>
+              <w:spacing w:before="60" w:after="60"/>
+              <w:jc w:val="center"/>
+            </w:pPr>
+            <w:r>
+              <w:rPr>
+                <w:rFonts w:eastAsia="Times New Roman"/>
                 <w:color w:val="000000"/>
                 <w:sz w:val="21"/>
               </w:rPr>
@@ -3000,17 +3536,16 @@
         </w:tc>
         <w:tc>
           <w:tcPr>
-            <w:tcW w:type="dxa" w:w="2381"/>
-          </w:tcPr>
-          <w:p>
-            <w:pPr>
-              <w:spacing w:line="240" w:lineRule="auto" w:after="60" w:before="60"/>
-              <w:jc w:val="center"/>
-            </w:pPr>
-            <w:r>
-              <w:rPr>
-                <w:rFonts w:ascii="Times New Roman" w:hAnsi="Times New Roman" w:eastAsia="Times New Roman"/>
-                <w:b w:val="0"/>
+            <w:tcW w:w="2381" w:type="dxa"/>
+          </w:tcPr>
+          <w:p>
+            <w:pPr>
+              <w:spacing w:before="60" w:after="60"/>
+              <w:jc w:val="center"/>
+            </w:pPr>
+            <w:r>
+              <w:rPr>
+                <w:rFonts w:eastAsia="Times New Roman"/>
                 <w:color w:val="000000"/>
                 <w:sz w:val="21"/>
               </w:rPr>
@@ -3020,17 +3555,16 @@
         </w:tc>
         <w:tc>
           <w:tcPr>
-            <w:tcW w:type="dxa" w:w="2438"/>
-          </w:tcPr>
-          <w:p>
-            <w:pPr>
-              <w:spacing w:line="240" w:lineRule="auto" w:after="60" w:before="60"/>
-              <w:jc w:val="center"/>
-            </w:pPr>
-            <w:r>
-              <w:rPr>
-                <w:rFonts w:ascii="Times New Roman" w:hAnsi="Times New Roman" w:eastAsia="Times New Roman"/>
-                <w:b w:val="0"/>
+            <w:tcW w:w="2438" w:type="dxa"/>
+          </w:tcPr>
+          <w:p>
+            <w:pPr>
+              <w:spacing w:before="60" w:after="60"/>
+              <w:jc w:val="center"/>
+            </w:pPr>
+            <w:r>
+              <w:rPr>
+                <w:rFonts w:eastAsia="Times New Roman"/>
                 <w:color w:val="000000"/>
                 <w:sz w:val="21"/>
               </w:rPr>
@@ -3040,17 +3574,16 @@
         </w:tc>
         <w:tc>
           <w:tcPr>
-            <w:tcW w:type="dxa" w:w="2438"/>
-          </w:tcPr>
-          <w:p>
-            <w:pPr>
-              <w:spacing w:line="240" w:lineRule="auto" w:after="60" w:before="60"/>
-              <w:jc w:val="center"/>
-            </w:pPr>
-            <w:r>
-              <w:rPr>
-                <w:rFonts w:ascii="Times New Roman" w:hAnsi="Times New Roman" w:eastAsia="Times New Roman"/>
-                <w:b w:val="0"/>
+            <w:tcW w:w="2438" w:type="dxa"/>
+          </w:tcPr>
+          <w:p>
+            <w:pPr>
+              <w:spacing w:before="60" w:after="60"/>
+              <w:jc w:val="center"/>
+            </w:pPr>
+            <w:r>
+              <w:rPr>
+                <w:rFonts w:eastAsia="Times New Roman"/>
                 <w:color w:val="000000"/>
                 <w:sz w:val="21"/>
               </w:rPr>
@@ -3062,20 +3595,20 @@
       <w:tr>
         <w:trPr>
           <w:cantSplit/>
+          <w:jc w:val="center"/>
         </w:trPr>
         <w:tc>
           <w:tcPr>
-            <w:tcW w:type="dxa" w:w="2381"/>
-          </w:tcPr>
-          <w:p>
-            <w:pPr>
-              <w:spacing w:line="240" w:lineRule="auto" w:after="60" w:before="60"/>
-              <w:jc w:val="center"/>
-            </w:pPr>
-            <w:r>
-              <w:rPr>
-                <w:rFonts w:ascii="Times New Roman" w:hAnsi="Times New Roman" w:eastAsia="Times New Roman"/>
-                <w:b w:val="0"/>
+            <w:tcW w:w="2381" w:type="dxa"/>
+          </w:tcPr>
+          <w:p>
+            <w:pPr>
+              <w:spacing w:before="60" w:after="60"/>
+              <w:jc w:val="center"/>
+            </w:pPr>
+            <w:r>
+              <w:rPr>
+                <w:rFonts w:eastAsia="Times New Roman"/>
                 <w:color w:val="000000"/>
                 <w:sz w:val="21"/>
               </w:rPr>
@@ -3085,17 +3618,16 @@
         </w:tc>
         <w:tc>
           <w:tcPr>
-            <w:tcW w:type="dxa" w:w="2381"/>
-          </w:tcPr>
-          <w:p>
-            <w:pPr>
-              <w:spacing w:line="240" w:lineRule="auto" w:after="60" w:before="60"/>
-              <w:jc w:val="center"/>
-            </w:pPr>
-            <w:r>
-              <w:rPr>
-                <w:rFonts w:ascii="Times New Roman" w:hAnsi="Times New Roman" w:eastAsia="Times New Roman"/>
-                <w:b w:val="0"/>
+            <w:tcW w:w="2381" w:type="dxa"/>
+          </w:tcPr>
+          <w:p>
+            <w:pPr>
+              <w:spacing w:before="60" w:after="60"/>
+              <w:jc w:val="center"/>
+            </w:pPr>
+            <w:r>
+              <w:rPr>
+                <w:rFonts w:eastAsia="Times New Roman"/>
                 <w:color w:val="000000"/>
                 <w:sz w:val="21"/>
               </w:rPr>
@@ -3105,17 +3637,16 @@
         </w:tc>
         <w:tc>
           <w:tcPr>
-            <w:tcW w:type="dxa" w:w="2438"/>
-          </w:tcPr>
-          <w:p>
-            <w:pPr>
-              <w:spacing w:line="240" w:lineRule="auto" w:after="60" w:before="60"/>
-              <w:jc w:val="center"/>
-            </w:pPr>
-            <w:r>
-              <w:rPr>
-                <w:rFonts w:ascii="Times New Roman" w:hAnsi="Times New Roman" w:eastAsia="Times New Roman"/>
-                <w:b w:val="0"/>
+            <w:tcW w:w="2438" w:type="dxa"/>
+          </w:tcPr>
+          <w:p>
+            <w:pPr>
+              <w:spacing w:before="60" w:after="60"/>
+              <w:jc w:val="center"/>
+            </w:pPr>
+            <w:r>
+              <w:rPr>
+                <w:rFonts w:eastAsia="Times New Roman"/>
                 <w:color w:val="000000"/>
                 <w:sz w:val="21"/>
               </w:rPr>
@@ -3125,17 +3656,16 @@
         </w:tc>
         <w:tc>
           <w:tcPr>
-            <w:tcW w:type="dxa" w:w="2438"/>
-          </w:tcPr>
-          <w:p>
-            <w:pPr>
-              <w:spacing w:line="240" w:lineRule="auto" w:after="60" w:before="60"/>
-              <w:jc w:val="center"/>
-            </w:pPr>
-            <w:r>
-              <w:rPr>
-                <w:rFonts w:ascii="Times New Roman" w:hAnsi="Times New Roman" w:eastAsia="Times New Roman"/>
-                <w:b w:val="0"/>
+            <w:tcW w:w="2438" w:type="dxa"/>
+          </w:tcPr>
+          <w:p>
+            <w:pPr>
+              <w:spacing w:before="60" w:after="60"/>
+              <w:jc w:val="center"/>
+            </w:pPr>
+            <w:r>
+              <w:rPr>
+                <w:rFonts w:eastAsia="Times New Roman"/>
                 <w:color w:val="000000"/>
                 <w:sz w:val="21"/>
               </w:rPr>
@@ -3147,20 +3677,20 @@
       <w:tr>
         <w:trPr>
           <w:cantSplit/>
+          <w:jc w:val="center"/>
         </w:trPr>
         <w:tc>
           <w:tcPr>
-            <w:tcW w:type="dxa" w:w="2381"/>
-          </w:tcPr>
-          <w:p>
-            <w:pPr>
-              <w:spacing w:line="240" w:lineRule="auto" w:after="60" w:before="60"/>
-              <w:jc w:val="center"/>
-            </w:pPr>
-            <w:r>
-              <w:rPr>
-                <w:rFonts w:ascii="Times New Roman" w:hAnsi="Times New Roman" w:eastAsia="Times New Roman"/>
-                <w:b w:val="0"/>
+            <w:tcW w:w="2381" w:type="dxa"/>
+          </w:tcPr>
+          <w:p>
+            <w:pPr>
+              <w:spacing w:before="60" w:after="60"/>
+              <w:jc w:val="center"/>
+            </w:pPr>
+            <w:r>
+              <w:rPr>
+                <w:rFonts w:eastAsia="Times New Roman"/>
                 <w:color w:val="000000"/>
                 <w:sz w:val="21"/>
               </w:rPr>
@@ -3170,17 +3700,16 @@
         </w:tc>
         <w:tc>
           <w:tcPr>
-            <w:tcW w:type="dxa" w:w="2381"/>
-          </w:tcPr>
-          <w:p>
-            <w:pPr>
-              <w:spacing w:line="240" w:lineRule="auto" w:after="60" w:before="60"/>
-              <w:jc w:val="center"/>
-            </w:pPr>
-            <w:r>
-              <w:rPr>
-                <w:rFonts w:ascii="Times New Roman" w:hAnsi="Times New Roman" w:eastAsia="Times New Roman"/>
-                <w:b w:val="0"/>
+            <w:tcW w:w="2381" w:type="dxa"/>
+          </w:tcPr>
+          <w:p>
+            <w:pPr>
+              <w:spacing w:before="60" w:after="60"/>
+              <w:jc w:val="center"/>
+            </w:pPr>
+            <w:r>
+              <w:rPr>
+                <w:rFonts w:eastAsia="Times New Roman"/>
                 <w:color w:val="000000"/>
                 <w:sz w:val="21"/>
               </w:rPr>
@@ -3190,17 +3719,16 @@
         </w:tc>
         <w:tc>
           <w:tcPr>
-            <w:tcW w:type="dxa" w:w="2438"/>
-          </w:tcPr>
-          <w:p>
-            <w:pPr>
-              <w:spacing w:line="240" w:lineRule="auto" w:after="60" w:before="60"/>
-              <w:jc w:val="center"/>
-            </w:pPr>
-            <w:r>
-              <w:rPr>
-                <w:rFonts w:ascii="Times New Roman" w:hAnsi="Times New Roman" w:eastAsia="Times New Roman"/>
-                <w:b w:val="0"/>
+            <w:tcW w:w="2438" w:type="dxa"/>
+          </w:tcPr>
+          <w:p>
+            <w:pPr>
+              <w:spacing w:before="60" w:after="60"/>
+              <w:jc w:val="center"/>
+            </w:pPr>
+            <w:r>
+              <w:rPr>
+                <w:rFonts w:eastAsia="Times New Roman"/>
                 <w:color w:val="000000"/>
                 <w:sz w:val="21"/>
               </w:rPr>
@@ -3210,17 +3738,16 @@
         </w:tc>
         <w:tc>
           <w:tcPr>
-            <w:tcW w:type="dxa" w:w="2438"/>
-          </w:tcPr>
-          <w:p>
-            <w:pPr>
-              <w:spacing w:line="240" w:lineRule="auto" w:after="60" w:before="60"/>
-              <w:jc w:val="center"/>
-            </w:pPr>
-            <w:r>
-              <w:rPr>
-                <w:rFonts w:ascii="Times New Roman" w:hAnsi="Times New Roman" w:eastAsia="Times New Roman"/>
-                <w:b w:val="0"/>
+            <w:tcW w:w="2438" w:type="dxa"/>
+          </w:tcPr>
+          <w:p>
+            <w:pPr>
+              <w:spacing w:before="60" w:after="60"/>
+              <w:jc w:val="center"/>
+            </w:pPr>
+            <w:r>
+              <w:rPr>
+                <w:rFonts w:eastAsia="Times New Roman"/>
                 <w:color w:val="000000"/>
                 <w:sz w:val="21"/>
               </w:rPr>
@@ -3232,20 +3759,20 @@
       <w:tr>
         <w:trPr>
           <w:cantSplit/>
+          <w:jc w:val="center"/>
         </w:trPr>
         <w:tc>
           <w:tcPr>
-            <w:tcW w:type="dxa" w:w="2381"/>
-          </w:tcPr>
-          <w:p>
-            <w:pPr>
-              <w:spacing w:line="240" w:lineRule="auto" w:after="60" w:before="60"/>
-              <w:jc w:val="center"/>
-            </w:pPr>
-            <w:r>
-              <w:rPr>
-                <w:rFonts w:ascii="Times New Roman" w:hAnsi="Times New Roman" w:eastAsia="Times New Roman"/>
-                <w:b w:val="0"/>
+            <w:tcW w:w="2381" w:type="dxa"/>
+          </w:tcPr>
+          <w:p>
+            <w:pPr>
+              <w:spacing w:before="60" w:after="60"/>
+              <w:jc w:val="center"/>
+            </w:pPr>
+            <w:r>
+              <w:rPr>
+                <w:rFonts w:eastAsia="Times New Roman"/>
                 <w:color w:val="000000"/>
                 <w:sz w:val="21"/>
               </w:rPr>
@@ -3255,17 +3782,16 @@
         </w:tc>
         <w:tc>
           <w:tcPr>
-            <w:tcW w:type="dxa" w:w="2381"/>
-          </w:tcPr>
-          <w:p>
-            <w:pPr>
-              <w:spacing w:line="240" w:lineRule="auto" w:after="60" w:before="60"/>
-              <w:jc w:val="center"/>
-            </w:pPr>
-            <w:r>
-              <w:rPr>
-                <w:rFonts w:ascii="Times New Roman" w:hAnsi="Times New Roman" w:eastAsia="Times New Roman"/>
-                <w:b w:val="0"/>
+            <w:tcW w:w="2381" w:type="dxa"/>
+          </w:tcPr>
+          <w:p>
+            <w:pPr>
+              <w:spacing w:before="60" w:after="60"/>
+              <w:jc w:val="center"/>
+            </w:pPr>
+            <w:r>
+              <w:rPr>
+                <w:rFonts w:eastAsia="Times New Roman"/>
                 <w:color w:val="000000"/>
                 <w:sz w:val="21"/>
               </w:rPr>
@@ -3275,17 +3801,16 @@
         </w:tc>
         <w:tc>
           <w:tcPr>
-            <w:tcW w:type="dxa" w:w="2438"/>
-          </w:tcPr>
-          <w:p>
-            <w:pPr>
-              <w:spacing w:line="240" w:lineRule="auto" w:after="60" w:before="60"/>
-              <w:jc w:val="center"/>
-            </w:pPr>
-            <w:r>
-              <w:rPr>
-                <w:rFonts w:ascii="Times New Roman" w:hAnsi="Times New Roman" w:eastAsia="Times New Roman"/>
-                <w:b w:val="0"/>
+            <w:tcW w:w="2438" w:type="dxa"/>
+          </w:tcPr>
+          <w:p>
+            <w:pPr>
+              <w:spacing w:before="60" w:after="60"/>
+              <w:jc w:val="center"/>
+            </w:pPr>
+            <w:r>
+              <w:rPr>
+                <w:rFonts w:eastAsia="Times New Roman"/>
                 <w:color w:val="000000"/>
                 <w:sz w:val="21"/>
               </w:rPr>
@@ -3295,17 +3820,16 @@
         </w:tc>
         <w:tc>
           <w:tcPr>
-            <w:tcW w:type="dxa" w:w="2438"/>
-          </w:tcPr>
-          <w:p>
-            <w:pPr>
-              <w:spacing w:line="240" w:lineRule="auto" w:after="60" w:before="60"/>
-              <w:jc w:val="center"/>
-            </w:pPr>
-            <w:r>
-              <w:rPr>
-                <w:rFonts w:ascii="Times New Roman" w:hAnsi="Times New Roman" w:eastAsia="Times New Roman"/>
-                <w:b w:val="0"/>
+            <w:tcW w:w="2438" w:type="dxa"/>
+          </w:tcPr>
+          <w:p>
+            <w:pPr>
+              <w:spacing w:before="60" w:after="60"/>
+              <w:jc w:val="center"/>
+            </w:pPr>
+            <w:r>
+              <w:rPr>
+                <w:rFonts w:eastAsia="Times New Roman"/>
                 <w:color w:val="000000"/>
                 <w:sz w:val="21"/>
               </w:rPr>
@@ -3317,20 +3841,20 @@
       <w:tr>
         <w:trPr>
           <w:cantSplit/>
+          <w:jc w:val="center"/>
         </w:trPr>
         <w:tc>
           <w:tcPr>
-            <w:tcW w:type="dxa" w:w="2381"/>
-          </w:tcPr>
-          <w:p>
-            <w:pPr>
-              <w:spacing w:line="240" w:lineRule="auto" w:after="60" w:before="60"/>
-              <w:jc w:val="center"/>
-            </w:pPr>
-            <w:r>
-              <w:rPr>
-                <w:rFonts w:ascii="Times New Roman" w:hAnsi="Times New Roman" w:eastAsia="Times New Roman"/>
-                <w:b w:val="0"/>
+            <w:tcW w:w="2381" w:type="dxa"/>
+          </w:tcPr>
+          <w:p>
+            <w:pPr>
+              <w:spacing w:before="60" w:after="60"/>
+              <w:jc w:val="center"/>
+            </w:pPr>
+            <w:r>
+              <w:rPr>
+                <w:rFonts w:eastAsia="Times New Roman"/>
                 <w:color w:val="000000"/>
                 <w:sz w:val="21"/>
               </w:rPr>
@@ -3340,17 +3864,16 @@
         </w:tc>
         <w:tc>
           <w:tcPr>
-            <w:tcW w:type="dxa" w:w="2381"/>
-          </w:tcPr>
-          <w:p>
-            <w:pPr>
-              <w:spacing w:line="240" w:lineRule="auto" w:after="60" w:before="60"/>
-              <w:jc w:val="center"/>
-            </w:pPr>
-            <w:r>
-              <w:rPr>
-                <w:rFonts w:ascii="Times New Roman" w:hAnsi="Times New Roman" w:eastAsia="Times New Roman"/>
-                <w:b w:val="0"/>
+            <w:tcW w:w="2381" w:type="dxa"/>
+          </w:tcPr>
+          <w:p>
+            <w:pPr>
+              <w:spacing w:before="60" w:after="60"/>
+              <w:jc w:val="center"/>
+            </w:pPr>
+            <w:r>
+              <w:rPr>
+                <w:rFonts w:eastAsia="Times New Roman"/>
                 <w:color w:val="000000"/>
                 <w:sz w:val="21"/>
               </w:rPr>
@@ -3360,17 +3883,16 @@
         </w:tc>
         <w:tc>
           <w:tcPr>
-            <w:tcW w:type="dxa" w:w="2438"/>
-          </w:tcPr>
-          <w:p>
-            <w:pPr>
-              <w:spacing w:line="240" w:lineRule="auto" w:after="60" w:before="60"/>
-              <w:jc w:val="center"/>
-            </w:pPr>
-            <w:r>
-              <w:rPr>
-                <w:rFonts w:ascii="Times New Roman" w:hAnsi="Times New Roman" w:eastAsia="Times New Roman"/>
-                <w:b w:val="0"/>
+            <w:tcW w:w="2438" w:type="dxa"/>
+          </w:tcPr>
+          <w:p>
+            <w:pPr>
+              <w:spacing w:before="60" w:after="60"/>
+              <w:jc w:val="center"/>
+            </w:pPr>
+            <w:r>
+              <w:rPr>
+                <w:rFonts w:eastAsia="Times New Roman"/>
                 <w:color w:val="000000"/>
                 <w:sz w:val="21"/>
               </w:rPr>
@@ -3380,17 +3902,16 @@
         </w:tc>
         <w:tc>
           <w:tcPr>
-            <w:tcW w:type="dxa" w:w="2438"/>
-          </w:tcPr>
-          <w:p>
-            <w:pPr>
-              <w:spacing w:line="240" w:lineRule="auto" w:after="60" w:before="60"/>
-              <w:jc w:val="center"/>
-            </w:pPr>
-            <w:r>
-              <w:rPr>
-                <w:rFonts w:ascii="Times New Roman" w:hAnsi="Times New Roman" w:eastAsia="Times New Roman"/>
-                <w:b w:val="0"/>
+            <w:tcW w:w="2438" w:type="dxa"/>
+          </w:tcPr>
+          <w:p>
+            <w:pPr>
+              <w:spacing w:before="60" w:after="60"/>
+              <w:jc w:val="center"/>
+            </w:pPr>
+            <w:r>
+              <w:rPr>
+                <w:rFonts w:eastAsia="Times New Roman"/>
                 <w:color w:val="000000"/>
                 <w:sz w:val="21"/>
               </w:rPr>
@@ -3402,32 +3923,37 @@
     </w:tbl>
     <w:p>
       <w:pPr>
-        <w:spacing w:after="0"/>
-      </w:pPr>
-    </w:p>
-    <w:p>
-      <w:pPr>
-        <w:keepNext/>
-        <w:spacing w:line="240" w:lineRule="auto"/>
+        <w:keepNext w:val="0"/>
+        <w:keepLines w:val="0"/>
+        <w:pageBreakBefore w:val="0"/>
+        <w:spacing w:before="0" w:after="80" w:line="240" w:lineRule="auto"/>
+        <w:ind w:firstLine="0"/>
         <w:jc w:val="center"/>
       </w:pPr>
       <w:r>
+        <w:rPr>
+          <w:rFonts w:ascii="Times New Roman" w:hAnsi="Times New Roman"/>
+          <w:b w:val="0"/>
+          <w:noProof/>
+          <w:sz w:val="28"/>
+        </w:rPr>
         <w:drawing>
-          <wp:inline xmlns:a="http://schemas.openxmlformats.org/drawingml/2006/main" xmlns:pic="http://schemas.openxmlformats.org/drawingml/2006/picture">
+          <wp:inline distT="0" distB="0" distL="0" distR="0" wp14:anchorId="20AADE05" wp14:editId="56141E63">
             <wp:extent cx="6120000" cy="2336727"/>
+            <wp:effectExtent l="0" t="0" r="0" b="0"/>
             <wp:docPr id="2" name="Picture 2"/>
             <wp:cNvGraphicFramePr>
-              <a:graphicFrameLocks noChangeAspect="1"/>
+              <a:graphicFrameLocks xmlns:a="http://schemas.openxmlformats.org/drawingml/2006/main" noChangeAspect="1"/>
             </wp:cNvGraphicFramePr>
-            <a:graphic>
+            <a:graphic xmlns:a="http://schemas.openxmlformats.org/drawingml/2006/main">
               <a:graphicData uri="http://schemas.openxmlformats.org/drawingml/2006/picture">
-                <pic:pic>
+                <pic:pic xmlns:pic="http://schemas.openxmlformats.org/drawingml/2006/picture">
                   <pic:nvPicPr>
                     <pic:cNvPr id="0" name="block3_convergence.png"/>
                     <pic:cNvPicPr/>
                   </pic:nvPicPr>
                   <pic:blipFill>
-                    <a:blip r:embed="rId18"/>
+                    <a:blip r:embed="rId9"/>
                     <a:stretch>
                       <a:fillRect/>
                     </a:stretch>
@@ -3437,7 +3963,9 @@
                       <a:off x="0" y="0"/>
                       <a:ext cx="6120000" cy="2336727"/>
                     </a:xfrm>
-                    <a:prstGeom prst="rect"/>
+                    <a:prstGeom prst="rect">
+                      <a:avLst/>
+                    </a:prstGeom>
                   </pic:spPr>
                 </pic:pic>
               </a:graphicData>
@@ -3448,159 +3976,93 @@
     </w:p>
     <w:p>
       <w:pPr>
-        <w:spacing w:line="240" w:lineRule="auto" w:before="0" w:after="60"/>
+        <w:keepNext w:val="0"/>
+        <w:keepLines w:val="0"/>
+        <w:pageBreakBefore w:val="0"/>
+        <w:spacing w:after="80" w:before="0" w:line="360" w:lineRule="auto"/>
         <w:ind w:firstLine="0"/>
         <w:jc w:val="center"/>
       </w:pPr>
       <w:r>
         <w:rPr>
-          <w:rFonts w:ascii="Times New Roman" w:hAnsi="Times New Roman" w:eastAsia="Times New Roman"/>
-          <w:b w:val="0"/>
-          <w:color w:val="000000"/>
-          <w:sz w:val="24"/>
-        </w:rPr>
-        <w:t>Рисунок 2 — Оцінка надійності вебсистеми та її похибка</w:t>
-      </w:r>
-    </w:p>
-    <w:p>
-      <w:pPr>
-        <w:spacing w:line="360" w:lineRule="auto" w:before="0" w:after="60"/>
-        <w:ind w:firstLine="709"/>
-        <w:jc w:val="both"/>
-      </w:pPr>
-      <w:r>
-        <w:rPr>
-          <w:rFonts w:ascii="Times New Roman" w:hAnsi="Times New Roman" w:eastAsia="Times New Roman"/>
+          <w:rFonts w:eastAsia="Times New Roman" w:ascii="Times New Roman" w:hAnsi="Times New Roman"/>
           <w:b w:val="0"/>
           <w:color w:val="000000"/>
           <w:sz w:val="28"/>
         </w:rPr>
-        <w:t>Для мільйона випробувань отримано частоту 0,967580 і похибку 0,0001945. Паралельне резервування підвищує надійність вебсерверів і БД. Балансувальник залишається одиничним компонентом, відмова якого зупиняє всю систему.</w:t>
+        <w:t>Рисунок 2 — Оцінка надійності вебсистеми та її похибка</w:t>
       </w:r>
     </w:p>
     <w:p>
       <w:pPr>
-        <w:keepNext/>
-        <w:pageBreakBefore/>
-        <w:spacing w:line="360" w:lineRule="auto" w:before="120" w:after="120"/>
+        <w:keepNext w:val="0"/>
+        <w:keepLines w:val="0"/>
+        <w:pageBreakBefore w:val="0"/>
+        <w:spacing w:after="80" w:line="360" w:lineRule="auto" w:before="0"/>
         <w:ind w:firstLine="0"/>
-        <w:jc w:val="center"/>
-      </w:pPr>
-      <w:r>
-        <w:rPr>
-          <w:rFonts w:ascii="Times New Roman" w:hAnsi="Times New Roman" w:eastAsia="Times New Roman"/>
-          <w:b/>
-          <w:color w:val="000000"/>
-          <w:sz w:val="28"/>
-        </w:rPr>
-        <w:t>Блок 4 Надійність Microservice Mesh Варіант 1</w:t>
-      </w:r>
-    </w:p>
-    <w:p>
-      <w:pPr>
-        <w:spacing w:line="360" w:lineRule="auto" w:before="0" w:after="60"/>
-        <w:ind w:firstLine="709"/>
         <w:jc w:val="both"/>
       </w:pPr>
       <w:r>
         <w:rPr>
-          <w:rFonts w:ascii="Times New Roman" w:hAnsi="Times New Roman" w:eastAsia="Times New Roman"/>
+          <w:rFonts w:eastAsia="Times New Roman" w:ascii="Times New Roman" w:hAnsi="Times New Roman"/>
           <w:b w:val="0"/>
           <w:color w:val="000000"/>
           <w:sz w:val="28"/>
         </w:rPr>
-        <w:t>Ланцюжок складається з трьох послідовних незалежних мікросервісів із доступністю p1=0,99, p2=0,98, p3=0,95. Запит успішний тільки тоді, коли доступні всі три. Змодельовано 100 000 запитів.</w:t>
+        <w:t>Для мільйона випробувань отримано частоту 0,967580 і похибку 0,0001945. Паралельне резервування підвищує надійність вебсерверів і БД. Балансувальник залишається одиничним компонентом, відмова якого зупиняє всю систему.</w:t>
       </w:r>
     </w:p>
     <w:p>
       <w:pPr>
-        <w:spacing w:line="240" w:lineRule="auto" w:after="120"/>
-        <w:jc w:val="center"/>
-      </w:pPr>
-      <w:r>
-        <w:rPr>
-          <w:rFonts w:ascii="Times New Roman" w:hAnsi="Times New Roman" w:eastAsia="Times New Roman" w:cs="Times New Roman"/>
-          <w:sz w:val="26"/>
-          <w:color w:val="000000"/>
-        </w:rPr>
-        <w:t>Pуспіх=0,99·0,98·0,95=0,92169;  Pвідмова=1−0,92169=0,07831</w:t>
+        <w:keepNext/>
+        <w:keepLines w:val="0"/>
+        <w:pageBreakBefore/>
+        <w:spacing w:before="0" w:after="100" w:line="360" w:lineRule="auto"/>
+        <w:ind w:firstLine="0"/>
+        <w:jc w:val="both"/>
+      </w:pPr>
+      <w:r>
+        <w:rPr>
+          <w:rFonts w:ascii="Times New Roman" w:hAnsi="Times New Roman"/>
+          <w:b/>
+          <w:sz w:val="28"/>
+        </w:rPr>
+        <w:t>4.4 Надійність Microservice Mesh</w:t>
       </w:r>
     </w:p>
     <w:p>
       <w:pPr>
-        <w:spacing w:line="360" w:lineRule="auto" w:before="0" w:after="60"/>
-        <w:ind w:firstLine="709"/>
-        <w:jc w:val="both"/>
-      </w:pPr>
-      <w:r>
-        <w:rPr>
-          <w:rFonts w:ascii="Times New Roman" w:hAnsi="Times New Roman" w:eastAsia="Times New Roman"/>
+        <w:keepNext w:val="0"/>
+        <w:keepLines w:val="0"/>
+        <w:pageBreakBefore w:val="0"/>
+        <w:spacing w:after="80" w:before="0" w:line="360" w:lineRule="auto"/>
+        <w:ind w:firstLine="0"/>
+        <w:jc w:val="center"/>
+      </w:pPr>
+      <w:r>
+        <w:rPr>
+          <w:rFonts w:eastAsia="Times New Roman" w:ascii="Times New Roman" w:hAnsi="Times New Roman"/>
           <w:b w:val="0"/>
           <w:color w:val="000000"/>
           <w:sz w:val="28"/>
         </w:rPr>
-        <w:t>Для кожного невдалого запиту визначено перший недоступний сервіс. Такі причини взаємовиключні: S2 враховується тільки після успіху S1, а S3 — після успіху S1 та S2.</w:t>
-      </w:r>
-    </w:p>
-    <w:p>
-      <w:pPr>
-        <w:spacing w:line="240" w:lineRule="auto" w:after="120"/>
-        <w:jc w:val="center"/>
-      </w:pPr>
-      <w:r>
-        <w:rPr>
-          <w:rFonts w:ascii="Times New Roman" w:hAnsi="Times New Roman" w:eastAsia="Times New Roman" w:cs="Times New Roman"/>
-          <w:sz w:val="26"/>
-          <w:color w:val="000000"/>
-        </w:rPr>
-        <w:t>Pпричина S1=0,01;  Pпричина S2=0,99·0,02=0,0198</w:t>
-      </w:r>
-    </w:p>
-    <w:p>
-      <w:pPr>
-        <w:spacing w:line="240" w:lineRule="auto" w:after="120"/>
-        <w:jc w:val="center"/>
-      </w:pPr>
-      <w:r>
-        <w:rPr>
-          <w:rFonts w:ascii="Times New Roman" w:hAnsi="Times New Roman" w:eastAsia="Times New Roman" w:cs="Times New Roman"/>
-          <w:sz w:val="26"/>
-          <w:color w:val="000000"/>
-        </w:rPr>
-        <w:t>Pпричина S3=0,99·0,98·0,05=0,04851</w:t>
-      </w:r>
-    </w:p>
-    <w:p>
-      <w:pPr>
-        <w:keepNext/>
-        <w:spacing w:line="240" w:lineRule="auto" w:before="0" w:after="60"/>
-        <w:ind w:firstLine="0"/>
-        <w:jc w:val="center"/>
-      </w:pPr>
-      <w:r>
-        <w:rPr>
-          <w:rFonts w:ascii="Times New Roman" w:hAnsi="Times New Roman" w:eastAsia="Times New Roman"/>
-          <w:b w:val="0"/>
-          <w:color w:val="000000"/>
-          <w:sz w:val="24"/>
-        </w:rPr>
         <w:t>Таблиця 4 — Перші причини відмов запитів</w:t>
       </w:r>
     </w:p>
     <w:tbl>
       <w:tblPr>
-        <w:tblW w:type="auto" w:w="0"/>
+        <w:tblW w:w="0" w:type="auto"/>
         <w:jc w:val="center"/>
+        <w:tblBorders>
+          <w:top w:val="single" w:sz="4" w:space="0" w:color="000000"/>
+          <w:left w:val="single" w:sz="4" w:space="0" w:color="000000"/>
+          <w:bottom w:val="single" w:sz="4" w:space="0" w:color="000000"/>
+          <w:right w:val="single" w:sz="4" w:space="0" w:color="000000"/>
+          <w:insideH w:val="single" w:sz="4" w:space="0" w:color="000000"/>
+          <w:insideV w:val="single" w:sz="4" w:space="0" w:color="000000"/>
+        </w:tblBorders>
         <w:tblLayout w:type="fixed"/>
-        <w:tblLook w:firstColumn="1" w:firstRow="1" w:lastColumn="0" w:lastRow="0" w:noHBand="0" w:noVBand="1" w:val="04A0"/>
-        <w:tblBorders>
-          <w:top w:val="single" w:sz="4" w:color="000000"/>
-          <w:left w:val="single" w:sz="4" w:color="000000"/>
-          <w:bottom w:val="single" w:sz="4" w:color="000000"/>
-          <w:right w:val="single" w:sz="4" w:color="000000"/>
-          <w:insideH w:val="single" w:sz="4" w:color="000000"/>
-          <w:insideV w:val="single" w:sz="4" w:color="000000"/>
-        </w:tblBorders>
+        <w:tblLook w:val="04A0" w:firstRow="1" w:lastRow="0" w:firstColumn="1" w:lastColumn="0" w:noHBand="0" w:noVBand="1"/>
       </w:tblPr>
       <w:tblGrid>
         <w:gridCol w:w="1134"/>
@@ -3611,21 +4073,22 @@
       </w:tblGrid>
       <w:tr>
         <w:trPr>
+          <w:cantSplit/>
           <w:tblHeader/>
-          <w:cantSplit/>
+          <w:jc w:val="center"/>
         </w:trPr>
         <w:tc>
           <w:tcPr>
-            <w:tcW w:type="dxa" w:w="1134"/>
-          </w:tcPr>
-          <w:p>
-            <w:pPr>
-              <w:spacing w:line="240" w:lineRule="auto" w:after="60" w:before="60"/>
-              <w:jc w:val="center"/>
-            </w:pPr>
-            <w:r>
-              <w:rPr>
-                <w:rFonts w:ascii="Times New Roman" w:hAnsi="Times New Roman" w:eastAsia="Times New Roman"/>
+            <w:tcW w:w="1134" w:type="dxa"/>
+          </w:tcPr>
+          <w:p>
+            <w:pPr>
+              <w:spacing w:before="60" w:after="60"/>
+              <w:jc w:val="center"/>
+            </w:pPr>
+            <w:r>
+              <w:rPr>
+                <w:rFonts w:eastAsia="Times New Roman"/>
                 <w:b/>
                 <w:color w:val="000000"/>
                 <w:sz w:val="21"/>
@@ -3636,16 +4099,16 @@
         </w:tc>
         <w:tc>
           <w:tcPr>
-            <w:tcW w:type="dxa" w:w="1701"/>
-          </w:tcPr>
-          <w:p>
-            <w:pPr>
-              <w:spacing w:line="240" w:lineRule="auto" w:after="60" w:before="60"/>
-              <w:jc w:val="center"/>
-            </w:pPr>
-            <w:r>
-              <w:rPr>
-                <w:rFonts w:ascii="Times New Roman" w:hAnsi="Times New Roman" w:eastAsia="Times New Roman"/>
+            <w:tcW w:w="1701" w:type="dxa"/>
+          </w:tcPr>
+          <w:p>
+            <w:pPr>
+              <w:spacing w:before="60" w:after="60"/>
+              <w:jc w:val="center"/>
+            </w:pPr>
+            <w:r>
+              <w:rPr>
+                <w:rFonts w:eastAsia="Times New Roman"/>
                 <w:b/>
                 <w:color w:val="000000"/>
                 <w:sz w:val="21"/>
@@ -3656,16 +4119,16 @@
         </w:tc>
         <w:tc>
           <w:tcPr>
-            <w:tcW w:type="dxa" w:w="1984"/>
-          </w:tcPr>
-          <w:p>
-            <w:pPr>
-              <w:spacing w:line="240" w:lineRule="auto" w:after="60" w:before="60"/>
-              <w:jc w:val="center"/>
-            </w:pPr>
-            <w:r>
-              <w:rPr>
-                <w:rFonts w:ascii="Times New Roman" w:hAnsi="Times New Roman" w:eastAsia="Times New Roman"/>
+            <w:tcW w:w="1984" w:type="dxa"/>
+          </w:tcPr>
+          <w:p>
+            <w:pPr>
+              <w:spacing w:before="60" w:after="60"/>
+              <w:jc w:val="center"/>
+            </w:pPr>
+            <w:r>
+              <w:rPr>
+                <w:rFonts w:eastAsia="Times New Roman"/>
                 <w:b/>
                 <w:color w:val="000000"/>
                 <w:sz w:val="21"/>
@@ -3676,16 +4139,16 @@
         </w:tc>
         <w:tc>
           <w:tcPr>
-            <w:tcW w:type="dxa" w:w="1984"/>
-          </w:tcPr>
-          <w:p>
-            <w:pPr>
-              <w:spacing w:line="240" w:lineRule="auto" w:after="60" w:before="60"/>
-              <w:jc w:val="center"/>
-            </w:pPr>
-            <w:r>
-              <w:rPr>
-                <w:rFonts w:ascii="Times New Roman" w:hAnsi="Times New Roman" w:eastAsia="Times New Roman"/>
+            <w:tcW w:w="1984" w:type="dxa"/>
+          </w:tcPr>
+          <w:p>
+            <w:pPr>
+              <w:spacing w:before="60" w:after="60"/>
+              <w:jc w:val="center"/>
+            </w:pPr>
+            <w:r>
+              <w:rPr>
+                <w:rFonts w:eastAsia="Times New Roman"/>
                 <w:b/>
                 <w:color w:val="000000"/>
                 <w:sz w:val="21"/>
@@ -3696,16 +4159,16 @@
         </w:tc>
         <w:tc>
           <w:tcPr>
-            <w:tcW w:type="dxa" w:w="2268"/>
-          </w:tcPr>
-          <w:p>
-            <w:pPr>
-              <w:spacing w:line="240" w:lineRule="auto" w:after="60" w:before="60"/>
-              <w:jc w:val="center"/>
-            </w:pPr>
-            <w:r>
-              <w:rPr>
-                <w:rFonts w:ascii="Times New Roman" w:hAnsi="Times New Roman" w:eastAsia="Times New Roman"/>
+            <w:tcW w:w="2268" w:type="dxa"/>
+          </w:tcPr>
+          <w:p>
+            <w:pPr>
+              <w:spacing w:before="60" w:after="60"/>
+              <w:jc w:val="center"/>
+            </w:pPr>
+            <w:r>
+              <w:rPr>
+                <w:rFonts w:eastAsia="Times New Roman"/>
                 <w:b/>
                 <w:color w:val="000000"/>
                 <w:sz w:val="21"/>
@@ -3718,20 +4181,20 @@
       <w:tr>
         <w:trPr>
           <w:cantSplit/>
+          <w:jc w:val="center"/>
         </w:trPr>
         <w:tc>
           <w:tcPr>
-            <w:tcW w:type="dxa" w:w="1134"/>
-          </w:tcPr>
-          <w:p>
-            <w:pPr>
-              <w:spacing w:line="240" w:lineRule="auto" w:after="60" w:before="60"/>
-              <w:jc w:val="center"/>
-            </w:pPr>
-            <w:r>
-              <w:rPr>
-                <w:rFonts w:ascii="Times New Roman" w:hAnsi="Times New Roman" w:eastAsia="Times New Roman"/>
-                <w:b w:val="0"/>
+            <w:tcW w:w="1134" w:type="dxa"/>
+          </w:tcPr>
+          <w:p>
+            <w:pPr>
+              <w:spacing w:before="60" w:after="60"/>
+              <w:jc w:val="center"/>
+            </w:pPr>
+            <w:r>
+              <w:rPr>
+                <w:rFonts w:eastAsia="Times New Roman"/>
                 <w:color w:val="000000"/>
                 <w:sz w:val="21"/>
               </w:rPr>
@@ -3741,17 +4204,16 @@
         </w:tc>
         <w:tc>
           <w:tcPr>
-            <w:tcW w:type="dxa" w:w="1701"/>
-          </w:tcPr>
-          <w:p>
-            <w:pPr>
-              <w:spacing w:line="240" w:lineRule="auto" w:after="60" w:before="60"/>
-              <w:jc w:val="center"/>
-            </w:pPr>
-            <w:r>
-              <w:rPr>
-                <w:rFonts w:ascii="Times New Roman" w:hAnsi="Times New Roman" w:eastAsia="Times New Roman"/>
-                <w:b w:val="0"/>
+            <w:tcW w:w="1701" w:type="dxa"/>
+          </w:tcPr>
+          <w:p>
+            <w:pPr>
+              <w:spacing w:before="60" w:after="60"/>
+              <w:jc w:val="center"/>
+            </w:pPr>
+            <w:r>
+              <w:rPr>
+                <w:rFonts w:eastAsia="Times New Roman"/>
                 <w:color w:val="000000"/>
                 <w:sz w:val="21"/>
               </w:rPr>
@@ -3761,17 +4223,16 @@
         </w:tc>
         <w:tc>
           <w:tcPr>
-            <w:tcW w:type="dxa" w:w="1984"/>
-          </w:tcPr>
-          <w:p>
-            <w:pPr>
-              <w:spacing w:line="240" w:lineRule="auto" w:after="60" w:before="60"/>
-              <w:jc w:val="center"/>
-            </w:pPr>
-            <w:r>
-              <w:rPr>
-                <w:rFonts w:ascii="Times New Roman" w:hAnsi="Times New Roman" w:eastAsia="Times New Roman"/>
-                <w:b w:val="0"/>
+            <w:tcW w:w="1984" w:type="dxa"/>
+          </w:tcPr>
+          <w:p>
+            <w:pPr>
+              <w:spacing w:before="60" w:after="60"/>
+              <w:jc w:val="center"/>
+            </w:pPr>
+            <w:r>
+              <w:rPr>
+                <w:rFonts w:eastAsia="Times New Roman"/>
                 <w:color w:val="000000"/>
                 <w:sz w:val="21"/>
               </w:rPr>
@@ -3781,17 +4242,16 @@
         </w:tc>
         <w:tc>
           <w:tcPr>
-            <w:tcW w:type="dxa" w:w="1984"/>
-          </w:tcPr>
-          <w:p>
-            <w:pPr>
-              <w:spacing w:line="240" w:lineRule="auto" w:after="60" w:before="60"/>
-              <w:jc w:val="center"/>
-            </w:pPr>
-            <w:r>
-              <w:rPr>
-                <w:rFonts w:ascii="Times New Roman" w:hAnsi="Times New Roman" w:eastAsia="Times New Roman"/>
-                <w:b w:val="0"/>
+            <w:tcW w:w="1984" w:type="dxa"/>
+          </w:tcPr>
+          <w:p>
+            <w:pPr>
+              <w:spacing w:before="60" w:after="60"/>
+              <w:jc w:val="center"/>
+            </w:pPr>
+            <w:r>
+              <w:rPr>
+                <w:rFonts w:eastAsia="Times New Roman"/>
                 <w:color w:val="000000"/>
                 <w:sz w:val="21"/>
               </w:rPr>
@@ -3801,17 +4261,16 @@
         </w:tc>
         <w:tc>
           <w:tcPr>
-            <w:tcW w:type="dxa" w:w="2268"/>
-          </w:tcPr>
-          <w:p>
-            <w:pPr>
-              <w:spacing w:line="240" w:lineRule="auto" w:after="60" w:before="60"/>
-              <w:jc w:val="center"/>
-            </w:pPr>
-            <w:r>
-              <w:rPr>
-                <w:rFonts w:ascii="Times New Roman" w:hAnsi="Times New Roman" w:eastAsia="Times New Roman"/>
-                <w:b w:val="0"/>
+            <w:tcW w:w="2268" w:type="dxa"/>
+          </w:tcPr>
+          <w:p>
+            <w:pPr>
+              <w:spacing w:before="60" w:after="60"/>
+              <w:jc w:val="center"/>
+            </w:pPr>
+            <w:r>
+              <w:rPr>
+                <w:rFonts w:eastAsia="Times New Roman"/>
                 <w:color w:val="000000"/>
                 <w:sz w:val="21"/>
               </w:rPr>
@@ -3823,20 +4282,20 @@
       <w:tr>
         <w:trPr>
           <w:cantSplit/>
+          <w:jc w:val="center"/>
         </w:trPr>
         <w:tc>
           <w:tcPr>
-            <w:tcW w:type="dxa" w:w="1134"/>
-          </w:tcPr>
-          <w:p>
-            <w:pPr>
-              <w:spacing w:line="240" w:lineRule="auto" w:after="60" w:before="60"/>
-              <w:jc w:val="center"/>
-            </w:pPr>
-            <w:r>
-              <w:rPr>
-                <w:rFonts w:ascii="Times New Roman" w:hAnsi="Times New Roman" w:eastAsia="Times New Roman"/>
-                <w:b w:val="0"/>
+            <w:tcW w:w="1134" w:type="dxa"/>
+          </w:tcPr>
+          <w:p>
+            <w:pPr>
+              <w:spacing w:before="60" w:after="60"/>
+              <w:jc w:val="center"/>
+            </w:pPr>
+            <w:r>
+              <w:rPr>
+                <w:rFonts w:eastAsia="Times New Roman"/>
                 <w:color w:val="000000"/>
                 <w:sz w:val="21"/>
               </w:rPr>
@@ -3846,17 +4305,16 @@
         </w:tc>
         <w:tc>
           <w:tcPr>
-            <w:tcW w:type="dxa" w:w="1701"/>
-          </w:tcPr>
-          <w:p>
-            <w:pPr>
-              <w:spacing w:line="240" w:lineRule="auto" w:after="60" w:before="60"/>
-              <w:jc w:val="center"/>
-            </w:pPr>
-            <w:r>
-              <w:rPr>
-                <w:rFonts w:ascii="Times New Roman" w:hAnsi="Times New Roman" w:eastAsia="Times New Roman"/>
-                <w:b w:val="0"/>
+            <w:tcW w:w="1701" w:type="dxa"/>
+          </w:tcPr>
+          <w:p>
+            <w:pPr>
+              <w:spacing w:before="60" w:after="60"/>
+              <w:jc w:val="center"/>
+            </w:pPr>
+            <w:r>
+              <w:rPr>
+                <w:rFonts w:eastAsia="Times New Roman"/>
                 <w:color w:val="000000"/>
                 <w:sz w:val="21"/>
               </w:rPr>
@@ -3866,17 +4324,16 @@
         </w:tc>
         <w:tc>
           <w:tcPr>
-            <w:tcW w:type="dxa" w:w="1984"/>
-          </w:tcPr>
-          <w:p>
-            <w:pPr>
-              <w:spacing w:line="240" w:lineRule="auto" w:after="60" w:before="60"/>
-              <w:jc w:val="center"/>
-            </w:pPr>
-            <w:r>
-              <w:rPr>
-                <w:rFonts w:ascii="Times New Roman" w:hAnsi="Times New Roman" w:eastAsia="Times New Roman"/>
-                <w:b w:val="0"/>
+            <w:tcW w:w="1984" w:type="dxa"/>
+          </w:tcPr>
+          <w:p>
+            <w:pPr>
+              <w:spacing w:before="60" w:after="60"/>
+              <w:jc w:val="center"/>
+            </w:pPr>
+            <w:r>
+              <w:rPr>
+                <w:rFonts w:eastAsia="Times New Roman"/>
                 <w:color w:val="000000"/>
                 <w:sz w:val="21"/>
               </w:rPr>
@@ -3886,17 +4343,16 @@
         </w:tc>
         <w:tc>
           <w:tcPr>
-            <w:tcW w:type="dxa" w:w="1984"/>
-          </w:tcPr>
-          <w:p>
-            <w:pPr>
-              <w:spacing w:line="240" w:lineRule="auto" w:after="60" w:before="60"/>
-              <w:jc w:val="center"/>
-            </w:pPr>
-            <w:r>
-              <w:rPr>
-                <w:rFonts w:ascii="Times New Roman" w:hAnsi="Times New Roman" w:eastAsia="Times New Roman"/>
-                <w:b w:val="0"/>
+            <w:tcW w:w="1984" w:type="dxa"/>
+          </w:tcPr>
+          <w:p>
+            <w:pPr>
+              <w:spacing w:before="60" w:after="60"/>
+              <w:jc w:val="center"/>
+            </w:pPr>
+            <w:r>
+              <w:rPr>
+                <w:rFonts w:eastAsia="Times New Roman"/>
                 <w:color w:val="000000"/>
                 <w:sz w:val="21"/>
               </w:rPr>
@@ -3906,17 +4362,16 @@
         </w:tc>
         <w:tc>
           <w:tcPr>
-            <w:tcW w:type="dxa" w:w="2268"/>
-          </w:tcPr>
-          <w:p>
-            <w:pPr>
-              <w:spacing w:line="240" w:lineRule="auto" w:after="60" w:before="60"/>
-              <w:jc w:val="center"/>
-            </w:pPr>
-            <w:r>
-              <w:rPr>
-                <w:rFonts w:ascii="Times New Roman" w:hAnsi="Times New Roman" w:eastAsia="Times New Roman"/>
-                <w:b w:val="0"/>
+            <w:tcW w:w="2268" w:type="dxa"/>
+          </w:tcPr>
+          <w:p>
+            <w:pPr>
+              <w:spacing w:before="60" w:after="60"/>
+              <w:jc w:val="center"/>
+            </w:pPr>
+            <w:r>
+              <w:rPr>
+                <w:rFonts w:eastAsia="Times New Roman"/>
                 <w:color w:val="000000"/>
                 <w:sz w:val="21"/>
               </w:rPr>
@@ -3928,20 +4383,20 @@
       <w:tr>
         <w:trPr>
           <w:cantSplit/>
+          <w:jc w:val="center"/>
         </w:trPr>
         <w:tc>
           <w:tcPr>
-            <w:tcW w:type="dxa" w:w="1134"/>
-          </w:tcPr>
-          <w:p>
-            <w:pPr>
-              <w:spacing w:line="240" w:lineRule="auto" w:after="60" w:before="60"/>
-              <w:jc w:val="center"/>
-            </w:pPr>
-            <w:r>
-              <w:rPr>
-                <w:rFonts w:ascii="Times New Roman" w:hAnsi="Times New Roman" w:eastAsia="Times New Roman"/>
-                <w:b w:val="0"/>
+            <w:tcW w:w="1134" w:type="dxa"/>
+          </w:tcPr>
+          <w:p>
+            <w:pPr>
+              <w:spacing w:before="60" w:after="60"/>
+              <w:jc w:val="center"/>
+            </w:pPr>
+            <w:r>
+              <w:rPr>
+                <w:rFonts w:eastAsia="Times New Roman"/>
                 <w:color w:val="000000"/>
                 <w:sz w:val="21"/>
               </w:rPr>
@@ -3951,17 +4406,16 @@
         </w:tc>
         <w:tc>
           <w:tcPr>
-            <w:tcW w:type="dxa" w:w="1701"/>
-          </w:tcPr>
-          <w:p>
-            <w:pPr>
-              <w:spacing w:line="240" w:lineRule="auto" w:after="60" w:before="60"/>
-              <w:jc w:val="center"/>
-            </w:pPr>
-            <w:r>
-              <w:rPr>
-                <w:rFonts w:ascii="Times New Roman" w:hAnsi="Times New Roman" w:eastAsia="Times New Roman"/>
-                <w:b w:val="0"/>
+            <w:tcW w:w="1701" w:type="dxa"/>
+          </w:tcPr>
+          <w:p>
+            <w:pPr>
+              <w:spacing w:before="60" w:after="60"/>
+              <w:jc w:val="center"/>
+            </w:pPr>
+            <w:r>
+              <w:rPr>
+                <w:rFonts w:eastAsia="Times New Roman"/>
                 <w:color w:val="000000"/>
                 <w:sz w:val="21"/>
               </w:rPr>
@@ -3971,17 +4425,16 @@
         </w:tc>
         <w:tc>
           <w:tcPr>
-            <w:tcW w:type="dxa" w:w="1984"/>
-          </w:tcPr>
-          <w:p>
-            <w:pPr>
-              <w:spacing w:line="240" w:lineRule="auto" w:after="60" w:before="60"/>
-              <w:jc w:val="center"/>
-            </w:pPr>
-            <w:r>
-              <w:rPr>
-                <w:rFonts w:ascii="Times New Roman" w:hAnsi="Times New Roman" w:eastAsia="Times New Roman"/>
-                <w:b w:val="0"/>
+            <w:tcW w:w="1984" w:type="dxa"/>
+          </w:tcPr>
+          <w:p>
+            <w:pPr>
+              <w:spacing w:before="60" w:after="60"/>
+              <w:jc w:val="center"/>
+            </w:pPr>
+            <w:r>
+              <w:rPr>
+                <w:rFonts w:eastAsia="Times New Roman"/>
                 <w:color w:val="000000"/>
                 <w:sz w:val="21"/>
               </w:rPr>
@@ -3991,17 +4444,16 @@
         </w:tc>
         <w:tc>
           <w:tcPr>
-            <w:tcW w:type="dxa" w:w="1984"/>
-          </w:tcPr>
-          <w:p>
-            <w:pPr>
-              <w:spacing w:line="240" w:lineRule="auto" w:after="60" w:before="60"/>
-              <w:jc w:val="center"/>
-            </w:pPr>
-            <w:r>
-              <w:rPr>
-                <w:rFonts w:ascii="Times New Roman" w:hAnsi="Times New Roman" w:eastAsia="Times New Roman"/>
-                <w:b w:val="0"/>
+            <w:tcW w:w="1984" w:type="dxa"/>
+          </w:tcPr>
+          <w:p>
+            <w:pPr>
+              <w:spacing w:before="60" w:after="60"/>
+              <w:jc w:val="center"/>
+            </w:pPr>
+            <w:r>
+              <w:rPr>
+                <w:rFonts w:eastAsia="Times New Roman"/>
                 <w:color w:val="000000"/>
                 <w:sz w:val="21"/>
               </w:rPr>
@@ -4011,17 +4463,16 @@
         </w:tc>
         <w:tc>
           <w:tcPr>
-            <w:tcW w:type="dxa" w:w="2268"/>
-          </w:tcPr>
-          <w:p>
-            <w:pPr>
-              <w:spacing w:line="240" w:lineRule="auto" w:after="60" w:before="60"/>
-              <w:jc w:val="center"/>
-            </w:pPr>
-            <w:r>
-              <w:rPr>
-                <w:rFonts w:ascii="Times New Roman" w:hAnsi="Times New Roman" w:eastAsia="Times New Roman"/>
-                <w:b w:val="0"/>
+            <w:tcW w:w="2268" w:type="dxa"/>
+          </w:tcPr>
+          <w:p>
+            <w:pPr>
+              <w:spacing w:before="60" w:after="60"/>
+              <w:jc w:val="center"/>
+            </w:pPr>
+            <w:r>
+              <w:rPr>
+                <w:rFonts w:eastAsia="Times New Roman"/>
                 <w:color w:val="000000"/>
                 <w:sz w:val="21"/>
               </w:rPr>
@@ -4033,32 +4484,37 @@
     </w:tbl>
     <w:p>
       <w:pPr>
-        <w:spacing w:after="0"/>
-      </w:pPr>
-    </w:p>
-    <w:p>
-      <w:pPr>
-        <w:keepNext/>
-        <w:spacing w:line="240" w:lineRule="auto"/>
+        <w:keepNext w:val="0"/>
+        <w:keepLines w:val="0"/>
+        <w:pageBreakBefore w:val="0"/>
+        <w:spacing w:before="0" w:after="80" w:line="240" w:lineRule="auto"/>
+        <w:ind w:firstLine="0"/>
         <w:jc w:val="center"/>
       </w:pPr>
       <w:r>
+        <w:rPr>
+          <w:rFonts w:ascii="Times New Roman" w:hAnsi="Times New Roman"/>
+          <w:b w:val="0"/>
+          <w:noProof/>
+          <w:sz w:val="28"/>
+        </w:rPr>
         <w:drawing>
-          <wp:inline xmlns:a="http://schemas.openxmlformats.org/drawingml/2006/main" xmlns:pic="http://schemas.openxmlformats.org/drawingml/2006/picture">
+          <wp:inline distT="0" distB="0" distL="0" distR="0" wp14:anchorId="5CDE9B1F" wp14:editId="62F1E853">
             <wp:extent cx="3600000" cy="2057143"/>
+            <wp:effectExtent l="0" t="0" r="0" b="0"/>
             <wp:docPr id="3" name="Picture 3"/>
             <wp:cNvGraphicFramePr>
-              <a:graphicFrameLocks noChangeAspect="1"/>
+              <a:graphicFrameLocks xmlns:a="http://schemas.openxmlformats.org/drawingml/2006/main" noChangeAspect="1"/>
             </wp:cNvGraphicFramePr>
-            <a:graphic>
+            <a:graphic xmlns:a="http://schemas.openxmlformats.org/drawingml/2006/main">
               <a:graphicData uri="http://schemas.openxmlformats.org/drawingml/2006/picture">
-                <pic:pic>
+                <pic:pic xmlns:pic="http://schemas.openxmlformats.org/drawingml/2006/picture">
                   <pic:nvPicPr>
                     <pic:cNvPr id="0" name="block4_failures.png"/>
                     <pic:cNvPicPr/>
                   </pic:nvPicPr>
                   <pic:blipFill>
-                    <a:blip r:embed="rId19"/>
+                    <a:blip r:embed="rId10"/>
                     <a:stretch>
                       <a:fillRect/>
                     </a:stretch>
@@ -4068,7 +4524,9 @@
                       <a:off x="0" y="0"/>
                       <a:ext cx="3600000" cy="2057143"/>
                     </a:xfrm>
-                    <a:prstGeom prst="rect"/>
+                    <a:prstGeom prst="rect">
+                      <a:avLst/>
+                    </a:prstGeom>
                   </pic:spPr>
                 </pic:pic>
               </a:graphicData>
@@ -4079,350 +4537,117 @@
     </w:p>
     <w:p>
       <w:pPr>
-        <w:spacing w:line="240" w:lineRule="auto" w:before="0" w:after="60"/>
+        <w:keepNext w:val="0"/>
+        <w:keepLines w:val="0"/>
+        <w:pageBreakBefore w:val="0"/>
+        <w:spacing w:after="80" w:before="0" w:line="360" w:lineRule="auto"/>
         <w:ind w:firstLine="0"/>
         <w:jc w:val="center"/>
       </w:pPr>
       <w:r>
         <w:rPr>
-          <w:rFonts w:ascii="Times New Roman" w:hAnsi="Times New Roman" w:eastAsia="Times New Roman"/>
-          <w:b w:val="0"/>
-          <w:color w:val="000000"/>
-          <w:sz w:val="24"/>
-        </w:rPr>
-        <w:t>Рисунок 3 — Теоретичні та статистичні частки причин відмов</w:t>
-      </w:r>
-    </w:p>
-    <w:p>
-      <w:pPr>
-        <w:spacing w:line="360" w:lineRule="auto" w:before="0" w:after="60"/>
-        <w:ind w:firstLine="709"/>
-        <w:jc w:val="both"/>
-      </w:pPr>
-      <w:r>
-        <w:rPr>
-          <w:rFonts w:ascii="Times New Roman" w:hAnsi="Times New Roman" w:eastAsia="Times New Roman"/>
+          <w:rFonts w:eastAsia="Times New Roman" w:ascii="Times New Roman" w:hAnsi="Times New Roman"/>
           <w:b w:val="0"/>
           <w:color w:val="000000"/>
           <w:sz w:val="28"/>
         </w:rPr>
-        <w:t>Успішних запитів 92 200, невдалих 7 800. Оцінка доступності 0,922000, абсолютна похибка 0,000310. Баланс причин: 1 020+1 976+4 804=7 800. Найчастіша перша причина — S3, приблизно 61,59% невдалих запитів.</w:t>
+        <w:t>Рисунок 3 — Теоретичні та статистичні частки причин відмов</w:t>
       </w:r>
     </w:p>
     <w:p>
       <w:pPr>
-        <w:keepLines/>
-        <w:spacing w:line="240" w:lineRule="auto" w:after="120"/>
+        <w:keepNext w:val="0"/>
+        <w:keepLines w:val="0"/>
+        <w:pageBreakBefore w:val="0"/>
+        <w:spacing w:after="80" w:line="360" w:lineRule="auto" w:before="0"/>
         <w:ind w:firstLine="0"/>
-      </w:pPr>
-      <w:r>
-        <w:rPr>
-          <w:rFonts w:ascii="Consolas" w:hAnsi="Consolas" w:eastAsia="Consolas"/>
-          <w:b w:val="0"/>
-          <w:color w:val="000000"/>
-          <w:sz w:val="21"/>
-        </w:rPr>
-        <w:t>if not service1:</w:t>
-      </w:r>
-      <w:r>
-        <w:br/>
-      </w:r>
-      <w:r>
-        <w:rPr>
-          <w:rFonts w:ascii="Consolas" w:hAnsi="Consolas" w:eastAsia="Consolas"/>
-          <w:b w:val="0"/>
-          <w:color w:val="000000"/>
-          <w:sz w:val="21"/>
-        </w:rPr>
-        <w:t xml:space="preserve">    failures[0] += 1</w:t>
-      </w:r>
-      <w:r>
-        <w:br/>
-      </w:r>
-      <w:r>
-        <w:rPr>
-          <w:rFonts w:ascii="Consolas" w:hAnsi="Consolas" w:eastAsia="Consolas"/>
-          <w:b w:val="0"/>
-          <w:color w:val="000000"/>
-          <w:sz w:val="21"/>
-        </w:rPr>
-        <w:t>elif not service2:</w:t>
-      </w:r>
-      <w:r>
-        <w:br/>
-      </w:r>
-      <w:r>
-        <w:rPr>
-          <w:rFonts w:ascii="Consolas" w:hAnsi="Consolas" w:eastAsia="Consolas"/>
-          <w:b w:val="0"/>
-          <w:color w:val="000000"/>
-          <w:sz w:val="21"/>
-        </w:rPr>
-        <w:t xml:space="preserve">    failures[1] += 1</w:t>
-      </w:r>
-      <w:r>
-        <w:br/>
-      </w:r>
-      <w:r>
-        <w:rPr>
-          <w:rFonts w:ascii="Consolas" w:hAnsi="Consolas" w:eastAsia="Consolas"/>
-          <w:b w:val="0"/>
-          <w:color w:val="000000"/>
-          <w:sz w:val="21"/>
-        </w:rPr>
-        <w:t>elif not service3:</w:t>
-      </w:r>
-      <w:r>
-        <w:br/>
-      </w:r>
-      <w:r>
-        <w:rPr>
-          <w:rFonts w:ascii="Consolas" w:hAnsi="Consolas" w:eastAsia="Consolas"/>
-          <w:b w:val="0"/>
-          <w:color w:val="000000"/>
-          <w:sz w:val="21"/>
-        </w:rPr>
-        <w:t xml:space="preserve">    failures[2] += 1</w:t>
-      </w:r>
-      <w:r>
-        <w:br/>
-      </w:r>
-      <w:r>
-        <w:rPr>
-          <w:rFonts w:ascii="Consolas" w:hAnsi="Consolas" w:eastAsia="Consolas"/>
-          <w:b w:val="0"/>
-          <w:color w:val="000000"/>
-          <w:sz w:val="21"/>
-        </w:rPr>
-        <w:t>else:</w:t>
-      </w:r>
-      <w:r>
-        <w:br/>
-      </w:r>
-      <w:r>
-        <w:rPr>
-          <w:rFonts w:ascii="Consolas" w:hAnsi="Consolas" w:eastAsia="Consolas"/>
-          <w:b w:val="0"/>
-          <w:color w:val="000000"/>
-          <w:sz w:val="21"/>
-        </w:rPr>
-        <w:t xml:space="preserve">    successes += 1</w:t>
-      </w:r>
-    </w:p>
-    <w:p>
-      <w:pPr>
-        <w:keepNext/>
-        <w:pageBreakBefore/>
-        <w:spacing w:line="360" w:lineRule="auto" w:before="120" w:after="120"/>
-        <w:ind w:firstLine="0"/>
-        <w:jc w:val="center"/>
-      </w:pPr>
-      <w:r>
-        <w:rPr>
-          <w:rFonts w:ascii="Times New Roman" w:hAnsi="Times New Roman" w:eastAsia="Times New Roman"/>
-          <w:b/>
-          <w:color w:val="000000"/>
-          <w:sz w:val="28"/>
-        </w:rPr>
-        <w:t>Висновки та контрольні запитання</w:t>
-      </w:r>
-    </w:p>
-    <w:p>
-      <w:pPr>
-        <w:spacing w:line="360" w:lineRule="auto" w:before="0" w:after="60"/>
-        <w:ind w:firstLine="709"/>
         <w:jc w:val="both"/>
       </w:pPr>
       <w:r>
         <w:rPr>
-          <w:rFonts w:ascii="Times New Roman" w:hAnsi="Times New Roman" w:eastAsia="Times New Roman"/>
+          <w:rFonts w:eastAsia="Times New Roman" w:ascii="Times New Roman" w:hAnsi="Times New Roman"/>
           <w:b w:val="0"/>
           <w:color w:val="000000"/>
           <w:sz w:val="28"/>
         </w:rPr>
-        <w:t>У практичній роботі виконано всі чотири блоки варіанта 1. Теоретичні ймовірності порівняно зі статистичними частотами. У моделі запитів до БД події залежні, а у моделі маршрутизаторів — незалежні. Умовні частоти обчислено тільки серед випробувань, які відповідають заданій умові.</w:t>
+        <w:t>Успішних запитів 92 200, невдалих 7 800. Оцінка доступності 0,922000, абсолютна похибка 0,000310. Баланс причин: 1 020+1 976+4 804=7 800. Найчастіша перша причина — S3, приблизно 61,59% невдалих запитів.</w:t>
       </w:r>
     </w:p>
     <w:p>
       <w:pPr>
-        <w:spacing w:line="360" w:lineRule="auto" w:before="0" w:after="60"/>
-        <w:ind w:firstLine="709"/>
+        <w:keepNext/>
+        <w:keepLines w:val="0"/>
+        <w:pageBreakBefore w:val="0"/>
+        <w:spacing w:before="0" w:after="100" w:line="360" w:lineRule="auto"/>
+        <w:ind w:firstLine="0"/>
         <w:jc w:val="both"/>
       </w:pPr>
       <w:r>
         <w:rPr>
-          <w:rFonts w:ascii="Times New Roman" w:hAnsi="Times New Roman" w:eastAsia="Times New Roman"/>
-          <w:b w:val="0"/>
-          <w:color w:val="000000"/>
+          <w:rFonts w:ascii="Times New Roman" w:hAnsi="Times New Roman"/>
+          <w:b/>
           <w:sz w:val="28"/>
         </w:rPr>
-        <w:t>Резервування вебсерверів і БД підвищує надійність системи. Для послідовного ланцюжка мікросервісів отримано 92,20% успішних запитів. Причини відмов розподілено без подвійного підрахунку. Перебір усіх можливих станів незалежно підтвердив точні формули. Похибка випадкової оцінки не зобов'язана спадати на кожному кроці.</w:t>
+        <w:t>5 Висновки</w:t>
       </w:r>
     </w:p>
     <w:p>
       <w:pPr>
-        <w:spacing w:line="360" w:lineRule="auto" w:before="0" w:after="60"/>
-        <w:ind w:firstLine="709"/>
+        <w:keepNext w:val="0"/>
+        <w:keepLines w:val="0"/>
+        <w:pageBreakBefore w:val="0"/>
+        <w:spacing w:before="0" w:after="80" w:line="360" w:lineRule="auto"/>
+        <w:ind w:firstLine="0"/>
         <w:jc w:val="both"/>
       </w:pPr>
       <w:r>
         <w:rPr>
-          <w:rFonts w:ascii="Times New Roman" w:hAnsi="Times New Roman" w:eastAsia="Times New Roman"/>
+          <w:rFonts w:ascii="Times New Roman" w:hAnsi="Times New Roman"/>
           <w:b w:val="0"/>
-          <w:color w:val="000000"/>
-          <w:sz w:val="24"/>
-        </w:rPr>
-        <w:t>1. Несумісні події не відбуваються разом, наприклад HTTP 200 і HTTP 500 для одного запиту. Незалежність означає, що настання однієї події не змінює ймовірності іншої; приклад у моделі — відмови двох маршрутизаторів.</w:t>
+          <w:sz w:val="28"/>
+        </w:rPr>
+        <w:t>У роботі застосовано умовну ймовірність і теореми додавання та множення до чотирьох моделей. Частоти симуляцій близькі до точних значень. Для запитів до БД підтверджено залежність подій, а для маршрутизаторів — модель незалежних відмов.</w:t>
       </w:r>
     </w:p>
     <w:p>
       <w:pPr>
-        <w:spacing w:line="360" w:lineRule="auto" w:before="0" w:after="60"/>
-        <w:ind w:firstLine="709"/>
+        <w:keepNext w:val="0"/>
+        <w:keepLines w:val="0"/>
+        <w:pageBreakBefore w:val="0"/>
+        <w:spacing w:before="0" w:after="80" w:line="360" w:lineRule="auto"/>
+        <w:ind w:firstLine="0"/>
         <w:jc w:val="both"/>
       </w:pPr>
       <w:r>
         <w:rPr>
-          <w:rFonts w:ascii="Times New Roman" w:hAnsi="Times New Roman" w:eastAsia="Times New Roman"/>
+          <w:rFonts w:ascii="Times New Roman" w:hAnsi="Times New Roman"/>
           <w:b w:val="0"/>
-          <w:color w:val="000000"/>
-          <w:sz w:val="24"/>
-        </w:rPr>
-        <w:t>2. Для сумісних подій P(A∪B)=P(A)+P(B)−P(A∩B). Перетин віднімається, щоб не рахувати спільні випадки двічі.</w:t>
+          <w:sz w:val="28"/>
+        </w:rPr>
+        <w:t>Резервування вебсерверів і баз даних підвищує надійність системи. Для ланцюжка мікросервісів отримано 92,20% успішних запитів; найчастіша перша причина відмови — сервіс S3. Зі збільшенням вибірки оцінки наближаються до теорії, хоча похибка може змінюватися нерівномірно.</w:t>
       </w:r>
     </w:p>
     <w:p>
       <w:pPr>
-        <w:spacing w:line="360" w:lineRule="auto" w:before="0" w:after="60"/>
-        <w:ind w:firstLine="709"/>
+        <w:keepNext w:val="0"/>
+        <w:keepLines w:val="0"/>
+        <w:pageBreakBefore w:val="0"/>
+        <w:spacing w:before="0" w:after="80" w:line="360" w:lineRule="auto"/>
+        <w:ind w:firstLine="0"/>
         <w:jc w:val="both"/>
       </w:pPr>
       <w:r>
         <w:rPr>
-          <w:rFonts w:ascii="Times New Roman" w:hAnsi="Times New Roman" w:eastAsia="Times New Roman"/>
+          <w:rFonts w:ascii="Times New Roman" w:hAnsi="Times New Roman"/>
           <w:b w:val="0"/>
-          <w:color w:val="000000"/>
           <w:sz w:val="24"/>
         </w:rPr>
-        <w:t>3. P(A|B)=P(A∩B)/P(B), якщо P(B)&gt;0. У симуляції відповідна частота дорівнює M(A∩B)/M(B), коли знаменник додатний.</w:t>
-      </w:r>
-    </w:p>
-    <w:p>
-      <w:pPr>
-        <w:spacing w:line="360" w:lineRule="auto" w:before="0" w:after="60"/>
-        <w:ind w:firstLine="709"/>
-        <w:jc w:val="both"/>
-      </w:pPr>
-      <w:r>
-        <w:rPr>
-          <w:rFonts w:ascii="Times New Roman" w:hAnsi="Times New Roman" w:eastAsia="Times New Roman"/>
-          <w:b w:val="0"/>
-          <w:color w:val="000000"/>
-          <w:sz w:val="24"/>
-        </w:rPr>
-        <w:t>4. Критерій незалежності: P(A∩B)=P(A)P(B). Для додатної ймовірності умови еквівалентно P(A|B)=P(A).</w:t>
-      </w:r>
-    </w:p>
-    <w:p>
-      <w:pPr>
-        <w:spacing w:line="360" w:lineRule="auto" w:before="0" w:after="60"/>
-        <w:ind w:firstLine="709"/>
-        <w:jc w:val="both"/>
-      </w:pPr>
-      <w:r>
-        <w:rPr>
-          <w:rFonts w:ascii="Times New Roman" w:hAnsi="Times New Roman" w:eastAsia="Times New Roman"/>
-          <w:b w:val="0"/>
-          <w:color w:val="000000"/>
-          <w:sz w:val="24"/>
-        </w:rPr>
-        <w:t>5. Для незалежних компонентів послідовна надійність — добуток їхніх надійностей. Паралельна — одиниця мінус добуток ймовірностей відмов.</w:t>
-      </w:r>
-    </w:p>
-    <w:p>
-      <w:pPr>
-        <w:spacing w:line="360" w:lineRule="auto" w:before="0" w:after="60"/>
-        <w:ind w:firstLine="709"/>
-        <w:jc w:val="both"/>
-      </w:pPr>
-      <w:r>
-        <w:rPr>
-          <w:rFonts w:ascii="Times New Roman" w:hAnsi="Times New Roman" w:eastAsia="Times New Roman"/>
-          <w:b w:val="0"/>
-          <w:color w:val="000000"/>
-          <w:sz w:val="24"/>
-        </w:rPr>
-        <w:t>6. У варіанті 1 блока 2 P(A|B)=0,015/0,10=0,15. За запуском W(A|B)=1 502/9 892≈0,151840, абсолютна похибка 0,001840.</w:t>
-      </w:r>
-    </w:p>
-    <w:p>
-      <w:pPr>
-        <w:keepNext/>
-        <w:spacing w:line="360" w:lineRule="auto" w:before="120" w:after="120"/>
-        <w:ind w:firstLine="0"/>
-        <w:jc w:val="center"/>
-      </w:pPr>
-      <w:r>
-        <w:rPr>
-          <w:rFonts w:ascii="Times New Roman" w:hAnsi="Times New Roman" w:eastAsia="Times New Roman"/>
-          <w:b/>
-          <w:color w:val="000000"/>
-          <w:sz w:val="28"/>
-        </w:rPr>
-        <w:t>Джерела та програмний код</w:t>
-      </w:r>
-    </w:p>
-    <w:p>
-      <w:pPr>
-        <w:spacing w:line="360" w:lineRule="auto" w:before="0" w:after="60"/>
-        <w:ind w:firstLine="709"/>
-        <w:jc w:val="both"/>
-      </w:pPr>
-      <w:r>
-        <w:rPr>
-          <w:rFonts w:ascii="Times New Roman" w:hAnsi="Times New Roman" w:eastAsia="Times New Roman"/>
-          <w:b w:val="0"/>
-          <w:color w:val="000000"/>
-          <w:sz w:val="24"/>
-        </w:rPr>
-        <w:t>Методичні вказівки «ПР_5-6.pdf», с. 1–10. Використано завдання блоків 1–4 і контрольні запитання, с. 9–10.</w:t>
-      </w:r>
-    </w:p>
-    <w:p>
-      <w:pPr>
-        <w:spacing w:line="360" w:lineRule="auto" w:before="0" w:after="60"/>
-        <w:ind w:firstLine="709"/>
-        <w:jc w:val="both"/>
-      </w:pPr>
-      <w:r>
-        <w:rPr>
-          <w:rFonts w:ascii="Times New Roman" w:hAnsi="Times New Roman" w:eastAsia="Times New Roman"/>
-          <w:b w:val="0"/>
-          <w:color w:val="000000"/>
-          <w:sz w:val="22"/>
-        </w:rPr>
-        <w:t>Репозиторій: https://github.com/gjn9429-oss/probability-pr5-6-variant1</w:t>
-      </w:r>
-    </w:p>
-    <w:p>
-      <w:pPr>
-        <w:spacing w:line="360" w:lineRule="auto" w:before="0" w:after="60"/>
-        <w:ind w:firstLine="709"/>
-        <w:jc w:val="both"/>
-      </w:pPr>
-      <w:r>
-        <w:rPr>
-          <w:rFonts w:ascii="Times New Roman" w:hAnsi="Times New Roman" w:eastAsia="Times New Roman"/>
-          <w:b w:val="0"/>
-          <w:color w:val="000000"/>
-          <w:sz w:val="24"/>
-        </w:rPr>
-        <w:t>Код: main.py; перевірка: verify_results.py; таблиці та графіки: results/. Докладні пояснення для захисту: DEFENSE.md.</w:t>
+        <w:t>Репозиторій: github.com/gjn9429-oss/probability-pr5-6-variant1</w:t>
       </w:r>
     </w:p>
     <w:sectPr>
-      <w:headerReference w:type="default" r:id="rId13"/>
-      <w:headerReference w:type="first" r:id="rId14"/>
+      <w:headerReference w:type="default" r:id="rId11"/>
+      <w:headerReference w:type="first" r:id="rId12"/>
       <w:pgSz w:w="11906" w:h="16838"/>
       <w:pgMar w:top="284" w:right="567" w:bottom="1701" w:left="1418" w:header="709" w:footer="709" w:gutter="0"/>
       <w:pgNumType w:start="1"/>
@@ -5546,34 +5771,6 @@
                                   </w:rPr>
                                   <w:t>ТЙМС.ІВ-25-1.ПР5-6</w:t>
                                 </w:r>
-                                <w:r>
-                                  <w:rPr>
-                                    <w:szCs w:val="24"/>
-                                    <w:lang w:val="ru-RU"/>
-                                  </w:rPr>
-                                  <w:t/>
-                                </w:r>
-                                <w:r>
-                                  <w:rPr>
-                                    <w:szCs w:val="24"/>
-                                    <w:lang w:val="ru-RU"/>
-                                  </w:rPr>
-                                  <w:t/>
-                                </w:r>
-                                <w:r>
-                                  <w:rPr>
-                                    <w:szCs w:val="24"/>
-                                    <w:lang w:val="ru-RU"/>
-                                  </w:rPr>
-                                  <w:t/>
-                                </w:r>
-                                <w:r>
-                                  <w:rPr>
-                                    <w:szCs w:val="24"/>
-                                    <w:lang w:val="ru-RU"/>
-                                  </w:rPr>
-                                  <w:t/>
-                                </w:r>
                               </w:p>
                               <w:p>
                                 <w:pPr>
@@ -6010,34 +6207,6 @@
                               <w:lang w:val="ru-RU"/>
                             </w:rPr>
                             <w:t>ТЙМС.ІВ-25-1.ПР5-6</w:t>
-                          </w:r>
-                          <w:r>
-                            <w:rPr>
-                              <w:szCs w:val="24"/>
-                              <w:lang w:val="ru-RU"/>
-                            </w:rPr>
-                            <w:t/>
-                          </w:r>
-                          <w:r>
-                            <w:rPr>
-                              <w:szCs w:val="24"/>
-                              <w:lang w:val="ru-RU"/>
-                            </w:rPr>
-                            <w:t/>
-                          </w:r>
-                          <w:r>
-                            <w:rPr>
-                              <w:szCs w:val="24"/>
-                              <w:lang w:val="ru-RU"/>
-                            </w:rPr>
-                            <w:t/>
-                          </w:r>
-                          <w:r>
-                            <w:rPr>
-                              <w:szCs w:val="24"/>
-                              <w:lang w:val="ru-RU"/>
-                            </w:rPr>
-                            <w:t/>
                           </w:r>
                         </w:p>
                         <w:p>
@@ -6885,15 +7054,29 @@
                                 <w:lang w:val="ru-RU"/>
                               </w:rPr>
                             </w:pPr>
-                            <w:fldSimple w:instr="PAGE">
-                              <w:r>
-                                <w:rPr>
-                                  <w:rFonts w:ascii="Times New Roman" w:hAnsi="Times New Roman"/>
-                                  <w:sz w:val="20"/>
-                                </w:rPr>
-                                <w:t>1</w:t>
-                              </w:r>
-                            </w:fldSimple>
+                            <w:r>
+                              <w:fldChar w:fldCharType="begin"/>
+                            </w:r>
+                            <w:r>
+                              <w:instrText>PAGE</w:instrText>
+                            </w:r>
+                            <w:r>
+                              <w:fldChar w:fldCharType="separate"/>
+                            </w:r>
+                            <w:r>
+                              <w:rPr>
+                                <w:rFonts w:ascii="Times New Roman" w:hAnsi="Times New Roman"/>
+                                <w:sz w:val="20"/>
+                              </w:rPr>
+                              <w:t>1</w:t>
+                            </w:r>
+                            <w:r>
+                              <w:rPr>
+                                <w:rFonts w:ascii="Times New Roman" w:hAnsi="Times New Roman"/>
+                                <w:sz w:val="20"/>
+                              </w:rPr>
+                              <w:fldChar w:fldCharType="end"/>
+                            </w:r>
                           </w:p>
                         </w:txbxContent>
                       </wps:txbx>
@@ -6954,34 +7137,6 @@
                                 <w:lang w:val="ru-RU"/>
                               </w:rPr>
                               <w:t>ТЙМС.ІВ-25-1.ПР5-6</w:t>
-                            </w:r>
-                            <w:r>
-                              <w:rPr>
-                                <w:szCs w:val="24"/>
-                                <w:lang w:val="ru-RU"/>
-                              </w:rPr>
-                              <w:t/>
-                            </w:r>
-                            <w:r>
-                              <w:rPr>
-                                <w:szCs w:val="24"/>
-                                <w:lang w:val="ru-RU"/>
-                              </w:rPr>
-                              <w:t/>
-                            </w:r>
-                            <w:r>
-                              <w:rPr>
-                                <w:szCs w:val="24"/>
-                                <w:lang w:val="ru-RU"/>
-                              </w:rPr>
-                              <w:t/>
-                            </w:r>
-                            <w:r>
-                              <w:rPr>
-                                <w:szCs w:val="24"/>
-                                <w:lang w:val="ru-RU"/>
-                              </w:rPr>
-                              <w:t/>
                             </w:r>
                           </w:p>
                           <w:p>
@@ -7440,7 +7595,6 @@
                                   <w:szCs w:val="18"/>
                                 </w:rPr>
                               </w:pPr>
-                              <w:proofErr w:type="spellStart"/>
                               <w:r>
                                 <w:rPr>
                                   <w:rFonts w:eastAsia="Helvetica-Bold"/>
@@ -7449,16 +7603,6 @@
                                   <w:szCs w:val="18"/>
                                 </w:rPr>
                                 <w:t>Лисенко М. С.</w:t>
-                              </w:r>
-                              <w:proofErr w:type="spellEnd"/>
-                              <w:r>
-                                <w:rPr>
-                                  <w:rFonts w:eastAsia="Helvetica-Bold"/>
-                                  <w:bCs/>
-                                  <w:sz w:val="18"/>
-                                  <w:szCs w:val="18"/>
-                                </w:rPr>
-                                <w:t xml:space="preserve"/>
                               </w:r>
                             </w:p>
                           </w:txbxContent>
@@ -8206,15 +8350,29 @@
                                 <w:sz w:val="20"/>
                               </w:rPr>
                             </w:pPr>
-                            <w:fldSimple w:instr="NUMPAGES">
-                              <w:r>
-                                <w:rPr>
-                                  <w:rFonts w:ascii="Times New Roman" w:hAnsi="Times New Roman"/>
-                                  <w:sz w:val="20"/>
-                                </w:rPr>
-                                <w:t>7</w:t>
-                              </w:r>
-                            </w:fldSimple>
+                            <w:r>
+                              <w:fldChar w:fldCharType="begin"/>
+                            </w:r>
+                            <w:r>
+                              <w:instrText>NUMPAGES</w:instrText>
+                            </w:r>
+                            <w:r>
+                              <w:fldChar w:fldCharType="separate"/>
+                            </w:r>
+                            <w:r>
+                              <w:rPr>
+                                <w:rFonts w:ascii="Times New Roman" w:hAnsi="Times New Roman"/>
+                                <w:sz w:val="20"/>
+                              </w:rPr>
+                              <w:t>7</w:t>
+                            </w:r>
+                            <w:r>
+                              <w:rPr>
+                                <w:rFonts w:ascii="Times New Roman" w:hAnsi="Times New Roman"/>
+                                <w:sz w:val="20"/>
+                              </w:rPr>
+                              <w:fldChar w:fldCharType="end"/>
+                            </w:r>
                           </w:p>
                         </w:txbxContent>
                       </wps:txbx>
@@ -8575,15 +8733,29 @@
                           <w:lang w:val="ru-RU"/>
                         </w:rPr>
                       </w:pPr>
-                      <w:fldSimple w:instr="PAGE">
-                        <w:r>
-                          <w:rPr>
-                            <w:rFonts w:ascii="Times New Roman" w:hAnsi="Times New Roman"/>
-                            <w:sz w:val="20"/>
-                          </w:rPr>
-                          <w:t>1</w:t>
-                        </w:r>
-                      </w:fldSimple>
+                      <w:r>
+                        <w:fldChar w:fldCharType="begin"/>
+                      </w:r>
+                      <w:r>
+                        <w:instrText>PAGE</w:instrText>
+                      </w:r>
+                      <w:r>
+                        <w:fldChar w:fldCharType="separate"/>
+                      </w:r>
+                      <w:r>
+                        <w:rPr>
+                          <w:rFonts w:ascii="Times New Roman" w:hAnsi="Times New Roman"/>
+                          <w:sz w:val="20"/>
+                        </w:rPr>
+                        <w:t>1</w:t>
+                      </w:r>
+                      <w:r>
+                        <w:rPr>
+                          <w:rFonts w:ascii="Times New Roman" w:hAnsi="Times New Roman"/>
+                          <w:sz w:val="20"/>
+                        </w:rPr>
+                        <w:fldChar w:fldCharType="end"/>
+                      </w:r>
                     </w:p>
                   </w:txbxContent>
                 </v:textbox>
@@ -8605,34 +8777,6 @@
                           <w:lang w:val="ru-RU"/>
                         </w:rPr>
                         <w:t>ТЙМС.ІВ-25-1.ПР5-6</w:t>
-                      </w:r>
-                      <w:r>
-                        <w:rPr>
-                          <w:szCs w:val="24"/>
-                          <w:lang w:val="ru-RU"/>
-                        </w:rPr>
-                        <w:t/>
-                      </w:r>
-                      <w:r>
-                        <w:rPr>
-                          <w:szCs w:val="24"/>
-                          <w:lang w:val="ru-RU"/>
-                        </w:rPr>
-                        <w:t/>
-                      </w:r>
-                      <w:r>
-                        <w:rPr>
-                          <w:szCs w:val="24"/>
-                          <w:lang w:val="ru-RU"/>
-                        </w:rPr>
-                        <w:t/>
-                      </w:r>
-                      <w:r>
-                        <w:rPr>
-                          <w:szCs w:val="24"/>
-                          <w:lang w:val="ru-RU"/>
-                        </w:rPr>
-                        <w:t/>
                       </w:r>
                     </w:p>
                     <w:p>
@@ -8766,7 +8910,6 @@
                             <w:szCs w:val="18"/>
                           </w:rPr>
                         </w:pPr>
-                        <w:proofErr w:type="spellStart"/>
                         <w:r>
                           <w:rPr>
                             <w:rFonts w:eastAsia="Helvetica-Bold"/>
@@ -8775,16 +8918,6 @@
                             <w:szCs w:val="18"/>
                           </w:rPr>
                           <w:t>Лисенко М. С.</w:t>
-                        </w:r>
-                        <w:proofErr w:type="spellEnd"/>
-                        <w:r>
-                          <w:rPr>
-                            <w:rFonts w:eastAsia="Helvetica-Bold"/>
-                            <w:bCs/>
-                            <w:sz w:val="18"/>
-                            <w:szCs w:val="18"/>
-                          </w:rPr>
-                          <w:t xml:space="preserve"/>
                         </w:r>
                       </w:p>
                     </w:txbxContent>
@@ -8990,15 +9123,29 @@
                           <w:sz w:val="20"/>
                         </w:rPr>
                       </w:pPr>
-                      <w:fldSimple w:instr="NUMPAGES">
-                        <w:r>
-                          <w:rPr>
-                            <w:rFonts w:ascii="Times New Roman" w:hAnsi="Times New Roman"/>
-                            <w:sz w:val="20"/>
-                          </w:rPr>
-                          <w:t>7</w:t>
-                        </w:r>
-                      </w:fldSimple>
+                      <w:r>
+                        <w:fldChar w:fldCharType="begin"/>
+                      </w:r>
+                      <w:r>
+                        <w:instrText>NUMPAGES</w:instrText>
+                      </w:r>
+                      <w:r>
+                        <w:fldChar w:fldCharType="separate"/>
+                      </w:r>
+                      <w:r>
+                        <w:rPr>
+                          <w:rFonts w:ascii="Times New Roman" w:hAnsi="Times New Roman"/>
+                          <w:sz w:val="20"/>
+                        </w:rPr>
+                        <w:t>7</w:t>
+                      </w:r>
+                      <w:r>
+                        <w:rPr>
+                          <w:rFonts w:ascii="Times New Roman" w:hAnsi="Times New Roman"/>
+                          <w:sz w:val="20"/>
+                        </w:rPr>
+                        <w:fldChar w:fldCharType="end"/>
+                      </w:r>
                     </w:p>
                   </w:txbxContent>
                 </v:textbox>
